--- a/Practicas/Practica 2/Práctica 2.docx
+++ b/Practicas/Practica 2/Práctica 2.docx
@@ -482,9 +482,13 @@
     <w:p>
       <w:pPr>
         <w:pStyle w:val="Codigo"/>
-      </w:pPr>
-      <w:r>
-        <w:t>{</w:t>
+        <w:rPr>
+          <w:b/>
+          <w:bCs/>
+        </w:rPr>
+      </w:pPr>
+      <w:r>
+        <w:t>"id": "68a77eb9be14ddad3f158293",</w:t>
       </w:r>
     </w:p>
     <w:p>
@@ -492,7 +496,13 @@
         <w:pStyle w:val="Codigo"/>
       </w:pPr>
       <w:r>
-        <w:t xml:space="preserve"> "nombre": "Multímetro Digital",</w:t>
+        <w:t xml:space="preserve">  "nombre": "</w:t>
+      </w:r>
+      <w:r>
+        <w:t>multimetro digital</w:t>
+      </w:r>
+      <w:r>
+        <w:t>",</w:t>
       </w:r>
     </w:p>
     <w:p>
@@ -500,7 +510,13 @@
         <w:pStyle w:val="Codigo"/>
       </w:pPr>
       <w:r>
-        <w:t xml:space="preserve"> "numeroSerie": "MD-98765", </w:t>
+        <w:t xml:space="preserve">  "numeroSerie": "</w:t>
+      </w:r>
+      <w:r>
+        <w:t>544585665</w:t>
+      </w:r>
+      <w:r>
+        <w:t>",</w:t>
       </w:r>
     </w:p>
     <w:p>
@@ -508,7 +524,7 @@
         <w:pStyle w:val="Codigo"/>
       </w:pPr>
       <w:r>
-        <w:t xml:space="preserve">"fechaCalibracion": "2025-03-01T10:00:00Z", </w:t>
+        <w:t xml:space="preserve">  "fechaCalibracion": "2025-09-05T18:39:03.747Z",</w:t>
       </w:r>
     </w:p>
     <w:p>
@@ -516,15 +532,79 @@
         <w:pStyle w:val="Codigo"/>
       </w:pPr>
       <w:r>
-        <w:t xml:space="preserve">"fechaVencimientoCalibracion": "2026-03-01T10:00:00Z" </w:t>
+        <w:t xml:space="preserve">  "fechaVencimientoCalibracion": "2025-09-05T18:39:03.747Z",</w:t>
       </w:r>
     </w:p>
     <w:p>
       <w:pPr>
         <w:pStyle w:val="Codigo"/>
-      </w:pPr>
-      <w:r>
-        <w:t>}</w:t>
+        <w:rPr>
+          <w:lang w:val="fr-FR"/>
+        </w:rPr>
+      </w:pPr>
+      <w:r>
+        <w:rPr>
+          <w:lang w:val="fr-FR"/>
+        </w:rPr>
+        <w:t xml:space="preserve">  "urlArchivo": </w:t>
+      </w:r>
+      <w:hyperlink r:id="rId7" w:history="1">
+        <w:r>
+          <w:rPr>
+            <w:rStyle w:val="Hipervnculo"/>
+            <w:lang w:val="fr-FR"/>
+          </w:rPr>
+          <w:t>https://www.cfe.mx</w:t>
+        </w:r>
+      </w:hyperlink>
+      <w:r>
+        <w:rPr>
+          <w:lang w:val="fr-FR"/>
+        </w:rPr>
+        <w:t>,</w:t>
+      </w:r>
+    </w:p>
+    <w:p>
+      <w:pPr>
+        <w:pStyle w:val="Codigo"/>
+      </w:pPr>
+      <w:r>
+        <w:rPr>
+          <w:lang w:val="fr-FR"/>
+        </w:rPr>
+        <w:t xml:space="preserve">  </w:t>
+      </w:r>
+      <w:r>
+        <w:t xml:space="preserve">"mD5": </w:t>
+      </w:r>
+      <w:r>
+        <w:t>null</w:t>
+      </w:r>
+      <w:r>
+        <w:t>,</w:t>
+      </w:r>
+    </w:p>
+    <w:p>
+      <w:pPr>
+        <w:pStyle w:val="Codigo"/>
+      </w:pPr>
+      <w:r>
+        <w:lastRenderedPageBreak/>
+        <w:t xml:space="preserve">  "estatus": "</w:t>
+      </w:r>
+      <w:r>
+        <w:t>VIGENTE</w:t>
+      </w:r>
+      <w:r>
+        <w:t>",</w:t>
+      </w:r>
+    </w:p>
+    <w:p>
+      <w:pPr>
+        <w:pStyle w:val="Codigo"/>
+      </w:pPr>
+      <w:r>
+        <w:t xml:space="preserve">  "fechaRegistro": "2025-09-05T18:39:03.747Z"</w:t>
       </w:r>
     </w:p>
     <w:p>
@@ -551,7 +631,6 @@
         </w:numPr>
       </w:pPr>
       <w:r>
-        <w:lastRenderedPageBreak/>
         <w:t>Observar la respuesta (200 OK).</w:t>
       </w:r>
     </w:p>
@@ -925,7 +1004,7 @@
         <w:pStyle w:val="Codigo"/>
       </w:pPr>
       <w:r>
-        <w:t>"id": "68a77eb9be14ddad3f158293",</w:t>
+        <w:t xml:space="preserve">  "id": "68b73a4931182e4d37ac4eba",</w:t>
       </w:r>
     </w:p>
     <w:p>
@@ -933,7 +1012,13 @@
         <w:pStyle w:val="Codigo"/>
       </w:pPr>
       <w:r>
-        <w:t xml:space="preserve"> "nombre": "Whathorímetro Digital", </w:t>
+        <w:t xml:space="preserve">    "nombre": "</w:t>
+      </w:r>
+      <w:r>
+        <w:t>pie de rey</w:t>
+      </w:r>
+      <w:r>
+        <w:t>",</w:t>
       </w:r>
     </w:p>
     <w:p>
@@ -941,7 +1026,7 @@
         <w:pStyle w:val="Codigo"/>
       </w:pPr>
       <w:r>
-        <w:t xml:space="preserve">"numeroSerie": "WT-123234", </w:t>
+        <w:t xml:space="preserve">    "numeroSerie": "25452121",</w:t>
       </w:r>
     </w:p>
     <w:p>
@@ -949,7 +1034,7 @@
         <w:pStyle w:val="Codigo"/>
       </w:pPr>
       <w:r>
-        <w:t xml:space="preserve">"fechaCalibracion": "2025-09-01T08:00:00Z", </w:t>
+        <w:t xml:space="preserve">    "fechaCalibracion": "2025-08-28T06:00:00Z",</w:t>
       </w:r>
     </w:p>
     <w:p>
@@ -957,13 +1042,40 @@
         <w:pStyle w:val="Codigo"/>
       </w:pPr>
       <w:r>
-        <w:t xml:space="preserve">"fechaVencimientoCalibracion": "2026-09-01T08:00:00Z" </w:t>
+        <w:t xml:space="preserve">    "fechaVencimientoCalibracion": "2027-08-28T06:00:00Z",</w:t>
       </w:r>
     </w:p>
     <w:p>
       <w:pPr>
         <w:pStyle w:val="Codigo"/>
       </w:pPr>
+      <w:r>
+        <w:t xml:space="preserve">    "urlArchivo": "https://www.cfe.mx",</w:t>
+      </w:r>
+    </w:p>
+    <w:p>
+      <w:pPr>
+        <w:pStyle w:val="Codigo"/>
+      </w:pPr>
+      <w:r>
+        <w:t xml:space="preserve">    "mD5": "80e878a34394f3e6c1dcc6766274d2bc",</w:t>
+      </w:r>
+    </w:p>
+    <w:p>
+      <w:pPr>
+        <w:pStyle w:val="Codigo"/>
+      </w:pPr>
+      <w:r>
+        <w:t xml:space="preserve">    "estatus": "VIGENTE",</w:t>
+      </w:r>
+    </w:p>
+    <w:p>
+      <w:pPr>
+        <w:pStyle w:val="Codigo"/>
+      </w:pPr>
+      <w:r>
+        <w:t xml:space="preserve">    "fechaRegistro": "2025-09-02T18:41:12.936Z"</w:t>
+      </w:r>
       <w:r>
         <w:t>}</w:t>
       </w:r>
@@ -1075,6 +1187,7 @@
         </w:numPr>
       </w:pPr>
       <w:r>
+        <w:lastRenderedPageBreak/>
         <w:t xml:space="preserve">En el </w:t>
       </w:r>
       <w:proofErr w:type="spellStart"/>
@@ -1150,7 +1263,6 @@
     </w:p>
     <w:p>
       <w:r>
-        <w:lastRenderedPageBreak/>
         <w:pict w14:anchorId="3F091E8E">
           <v:rect id="_x0000_i1032" style="width:0;height:1.5pt" o:hralign="center" o:hrstd="t" o:hr="t" fillcolor="#a0a0a0" stroked="f"/>
         </w:pict>
@@ -1447,7 +1559,6 @@
           <w:b/>
           <w:bCs/>
         </w:rPr>
-        <w:lastRenderedPageBreak/>
         <w:t>Creación, actualización y consulta de normas mediante API REST</w:t>
       </w:r>
     </w:p>
@@ -1536,7 +1647,7 @@
           <w:bCs/>
         </w:rPr>
         <w:pict w14:anchorId="2B355792">
-          <v:rect id="_x0000_i1092" style="width:0;height:1.5pt" o:hralign="center" o:hrstd="t" o:hr="t" fillcolor="#a0a0a0" stroked="f"/>
+          <v:rect id="_x0000_i1034" style="width:0;height:1.5pt" o:hralign="center" o:hrstd="t" o:hr="t" fillcolor="#a0a0a0" stroked="f"/>
         </w:pict>
       </w:r>
     </w:p>
@@ -1605,7 +1716,7 @@
           <w:bCs/>
         </w:rPr>
         <w:pict w14:anchorId="386D4D7D">
-          <v:rect id="_x0000_i1093" style="width:0;height:1.5pt" o:hralign="center" o:hrstd="t" o:hr="t" fillcolor="#a0a0a0" stroked="f"/>
+          <v:rect id="_x0000_i1035" style="width:0;height:1.5pt" o:hralign="center" o:hrstd="t" o:hr="t" fillcolor="#a0a0a0" stroked="f"/>
         </w:pict>
       </w:r>
     </w:p>
@@ -1732,7 +1843,7 @@
           <w:bCs/>
         </w:rPr>
         <w:pict w14:anchorId="544278E5">
-          <v:rect id="_x0000_i1094" style="width:0;height:1.5pt" o:hralign="center" o:hrstd="t" o:hr="t" fillcolor="#a0a0a0" stroked="f"/>
+          <v:rect id="_x0000_i1036" style="width:0;height:1.5pt" o:hralign="center" o:hrstd="t" o:hr="t" fillcolor="#a0a0a0" stroked="f"/>
         </w:pict>
       </w:r>
     </w:p>
@@ -2028,7 +2139,8 @@
         <w:pStyle w:val="Codigo"/>
       </w:pPr>
       <w:r>
-        <w:t xml:space="preserve">  "nombre": "ISO 9001",</w:t>
+        <w:lastRenderedPageBreak/>
+        <w:t>"id": "687a837243657ba3e593df9e",</w:t>
       </w:r>
     </w:p>
     <w:p>
@@ -2036,15 +2148,13 @@
         <w:pStyle w:val="Codigo"/>
       </w:pPr>
       <w:r>
-        <w:t xml:space="preserve">  "</w:t>
-      </w:r>
-      <w:proofErr w:type="spellStart"/>
-      <w:r>
-        <w:t>descripcion</w:t>
-      </w:r>
-      <w:proofErr w:type="spellEnd"/>
-      <w:r>
-        <w:t>": "Norma de gestión de calidad",</w:t>
+        <w:t xml:space="preserve">    "clave": "</w:t>
+      </w:r>
+      <w:r>
+        <w:t>NMX-17025-2025</w:t>
+      </w:r>
+      <w:r>
+        <w:t>",</w:t>
       </w:r>
     </w:p>
     <w:p>
@@ -2052,15 +2162,13 @@
         <w:pStyle w:val="Codigo"/>
       </w:pPr>
       <w:r>
-        <w:t xml:space="preserve">  "</w:t>
-      </w:r>
-      <w:proofErr w:type="spellStart"/>
-      <w:r>
-        <w:t>fechaEmision</w:t>
-      </w:r>
-      <w:proofErr w:type="spellEnd"/>
-      <w:r>
-        <w:t>": "2024-01-01T00:00:00Z",</w:t>
+        <w:t xml:space="preserve">    "nombre": "</w:t>
+      </w:r>
+      <w:r>
+        <w:t>COMPETENCIA DE LABORATORIOS DE ENSAYOS</w:t>
+      </w:r>
+      <w:r>
+        <w:t>",</w:t>
       </w:r>
     </w:p>
     <w:p>
@@ -2068,15 +2176,31 @@
         <w:pStyle w:val="Codigo"/>
       </w:pPr>
       <w:r>
-        <w:t xml:space="preserve">  "</w:t>
-      </w:r>
-      <w:proofErr w:type="spellStart"/>
-      <w:r>
-        <w:t>fechaVigencia</w:t>
-      </w:r>
-      <w:proofErr w:type="spellEnd"/>
-      <w:r>
-        <w:t>": "2025-01-01T00:00:00Z"</w:t>
+        <w:t xml:space="preserve">    "edicion": "mayo 2015",</w:t>
+      </w:r>
+    </w:p>
+    <w:p>
+      <w:pPr>
+        <w:pStyle w:val="Codigo"/>
+      </w:pPr>
+      <w:r>
+        <w:t xml:space="preserve">    "estatus": "VIGENTE",</w:t>
+      </w:r>
+    </w:p>
+    <w:p>
+      <w:pPr>
+        <w:pStyle w:val="Codigo"/>
+      </w:pPr>
+      <w:r>
+        <w:t xml:space="preserve">    "esCFE": true,</w:t>
+      </w:r>
+    </w:p>
+    <w:p>
+      <w:pPr>
+        <w:pStyle w:val="Codigo"/>
+      </w:pPr>
+      <w:r>
+        <w:t xml:space="preserve">    "fechaRegistro": "2025-07-18T17:25:06.51Z"</w:t>
       </w:r>
     </w:p>
     <w:p>
@@ -2137,7 +2261,6 @@
           <w:b/>
           <w:bCs/>
         </w:rPr>
-        <w:lastRenderedPageBreak/>
         <w:t>Espacio para resultados:</w:t>
       </w:r>
     </w:p>
@@ -2166,7 +2289,7 @@
     <w:p>
       <w:r>
         <w:pict w14:anchorId="4C009F41">
-          <v:rect id="_x0000_i1064" style="width:0;height:1.5pt" o:hralign="center" o:hrstd="t" o:hr="t" fillcolor="#a0a0a0" stroked="f"/>
+          <v:rect id="_x0000_i1037" style="width:0;height:1.5pt" o:hralign="center" o:hrstd="t" o:hr="t" fillcolor="#a0a0a0" stroked="f"/>
         </w:pict>
       </w:r>
     </w:p>
@@ -2405,7 +2528,7 @@
     <w:p>
       <w:r>
         <w:pict w14:anchorId="4EEA4BB1">
-          <v:rect id="_x0000_i1065" style="width:0;height:1.5pt" o:hralign="center" o:hrstd="t" o:hr="t" fillcolor="#a0a0a0" stroked="f"/>
+          <v:rect id="_x0000_i1038" style="width:0;height:1.5pt" o:hralign="center" o:hrstd="t" o:hr="t" fillcolor="#a0a0a0" stroked="f"/>
         </w:pict>
       </w:r>
     </w:p>
@@ -2595,7 +2718,10 @@
         <w:pStyle w:val="Codigo"/>
       </w:pPr>
       <w:r>
-        <w:t xml:space="preserve">  "id": "68a77eb9be14ddad3f158293",</w:t>
+        <w:t xml:space="preserve">  </w:t>
+      </w:r>
+      <w:r>
+        <w:t>"id": "687a837243657ba3e593df9e",</w:t>
       </w:r>
     </w:p>
     <w:p>
@@ -2603,7 +2729,13 @@
         <w:pStyle w:val="Codigo"/>
       </w:pPr>
       <w:r>
-        <w:t xml:space="preserve">  "nombre": "ISO 14001",</w:t>
+        <w:t xml:space="preserve">    "clave": "NMX-170</w:t>
+      </w:r>
+      <w:r>
+        <w:t>1</w:t>
+      </w:r>
+      <w:r>
+        <w:t>5-2025",</w:t>
       </w:r>
     </w:p>
     <w:p>
@@ -2611,15 +2743,7 @@
         <w:pStyle w:val="Codigo"/>
       </w:pPr>
       <w:r>
-        <w:t xml:space="preserve">  "</w:t>
-      </w:r>
-      <w:proofErr w:type="spellStart"/>
-      <w:r>
-        <w:t>descripcion</w:t>
-      </w:r>
-      <w:proofErr w:type="spellEnd"/>
-      <w:r>
-        <w:t>": "Norma de gestión ambiental",</w:t>
+        <w:t xml:space="preserve">    "nombre": "COMPETENCIA DE LABORATORIOS DE ENSAYOS",</w:t>
       </w:r>
     </w:p>
     <w:p>
@@ -2627,15 +2751,7 @@
         <w:pStyle w:val="Codigo"/>
       </w:pPr>
       <w:r>
-        <w:t xml:space="preserve">  "</w:t>
-      </w:r>
-      <w:proofErr w:type="spellStart"/>
-      <w:r>
-        <w:t>fechaEmision</w:t>
-      </w:r>
-      <w:proofErr w:type="spellEnd"/>
-      <w:r>
-        <w:t>": "2024-06-01T00:00:00Z",</w:t>
+        <w:t xml:space="preserve">    "edicion": "mayo 2015",</w:t>
       </w:r>
     </w:p>
     <w:p>
@@ -2643,21 +2759,24 @@
         <w:pStyle w:val="Codigo"/>
       </w:pPr>
       <w:r>
-        <w:t xml:space="preserve">  "</w:t>
-      </w:r>
-      <w:proofErr w:type="spellStart"/>
-      <w:r>
-        <w:t>fechaVigencia</w:t>
-      </w:r>
-      <w:proofErr w:type="spellEnd"/>
-      <w:r>
-        <w:t>": "2025-06-01T00:00:00Z"</w:t>
+        <w:t xml:space="preserve">    "estatus": "VIGENTE",</w:t>
       </w:r>
     </w:p>
     <w:p>
       <w:pPr>
         <w:pStyle w:val="Codigo"/>
       </w:pPr>
+      <w:r>
+        <w:t xml:space="preserve">    "esCFE": true,</w:t>
+      </w:r>
+    </w:p>
+    <w:p>
+      <w:pPr>
+        <w:pStyle w:val="Codigo"/>
+      </w:pPr>
+      <w:r>
+        <w:t xml:space="preserve">    "fechaRegistro": "2025-07-18T17:25:06.51Z"</w:t>
+      </w:r>
       <w:r>
         <w:t>}</w:t>
       </w:r>
@@ -2739,8 +2858,9 @@
     </w:p>
     <w:p>
       <w:r>
+        <w:lastRenderedPageBreak/>
         <w:pict w14:anchorId="0D669F4B">
-          <v:rect id="_x0000_i1066" style="width:0;height:1.5pt" o:hralign="center" o:hrstd="t" o:hr="t" fillcolor="#a0a0a0" stroked="f"/>
+          <v:rect id="_x0000_i1039" style="width:0;height:1.5pt" o:hralign="center" o:hrstd="t" o:hr="t" fillcolor="#a0a0a0" stroked="f"/>
         </w:pict>
       </w:r>
     </w:p>
@@ -2904,9 +3024,8 @@
     </w:p>
     <w:p>
       <w:r>
-        <w:lastRenderedPageBreak/>
         <w:pict w14:anchorId="34F9B97E">
-          <v:rect id="_x0000_i1067" style="width:0;height:1.5pt" o:hralign="center" o:hrstd="t" o:hr="t" fillcolor="#a0a0a0" stroked="f"/>
+          <v:rect id="_x0000_i1040" style="width:0;height:1.5pt" o:hralign="center" o:hrstd="t" o:hr="t" fillcolor="#a0a0a0" stroked="f"/>
         </w:pict>
       </w:r>
     </w:p>
@@ -3000,7 +3119,7 @@
     <w:p>
       <w:r>
         <w:pict w14:anchorId="6B4DE7EB">
-          <v:rect id="_x0000_i1068" style="width:0;height:1.5pt" o:hralign="center" o:hrstd="t" o:hr="t" fillcolor="#a0a0a0" stroked="f"/>
+          <v:rect id="_x0000_i1041" style="width:0;height:1.5pt" o:hralign="center" o:hrstd="t" o:hr="t" fillcolor="#a0a0a0" stroked="f"/>
         </w:pict>
       </w:r>
     </w:p>
@@ -3094,28 +3213,1515 @@
     <w:p/>
     <w:p/>
     <w:p/>
+    <w:p>
+      <w:pPr>
+        <w:rPr>
+          <w:b/>
+          <w:bCs/>
+        </w:rPr>
+      </w:pPr>
+      <w:r>
+        <w:lastRenderedPageBreak/>
+        <w:t xml:space="preserve"> </w:t>
+      </w:r>
+      <w:r>
+        <w:rPr>
+          <w:b/>
+          <w:bCs/>
+        </w:rPr>
+        <w:t>Creación, actualización y consulta de prototipos mediante API REST</w:t>
+      </w:r>
+    </w:p>
+    <w:p>
+      <w:pPr>
+        <w:rPr>
+          <w:b/>
+          <w:bCs/>
+        </w:rPr>
+      </w:pPr>
+      <w:r>
+        <w:rPr>
+          <w:b/>
+          <w:bCs/>
+        </w:rPr>
+        <w:t>1. Objetivo</w:t>
+      </w:r>
+    </w:p>
+    <w:p>
+      <w:r>
+        <w:t>Al finalizar este laboratorio el alumno será capaz de:</w:t>
+      </w:r>
+    </w:p>
+    <w:p>
+      <w:pPr>
+        <w:numPr>
+          <w:ilvl w:val="0"/>
+          <w:numId w:val="67"/>
+        </w:numPr>
+      </w:pPr>
+      <w:r>
+        <w:t xml:space="preserve">Crear prototipos con base en el esquema </w:t>
+      </w:r>
+      <w:proofErr w:type="spellStart"/>
+      <w:r>
+        <w:rPr>
+          <w:b/>
+          <w:bCs/>
+        </w:rPr>
+        <w:t>PrototipoDTO</w:t>
+      </w:r>
+      <w:proofErr w:type="spellEnd"/>
+      <w:r>
+        <w:t>.</w:t>
+      </w:r>
+    </w:p>
+    <w:p>
+      <w:pPr>
+        <w:numPr>
+          <w:ilvl w:val="0"/>
+          <w:numId w:val="67"/>
+        </w:numPr>
+      </w:pPr>
+      <w:r>
+        <w:t>Consultar prototipos existentes.</w:t>
+      </w:r>
+    </w:p>
+    <w:p>
+      <w:pPr>
+        <w:numPr>
+          <w:ilvl w:val="0"/>
+          <w:numId w:val="67"/>
+        </w:numPr>
+      </w:pPr>
+      <w:r>
+        <w:t>Actualizar la información de un prototipo registrado.</w:t>
+      </w:r>
+    </w:p>
+    <w:p>
+      <w:pPr>
+        <w:numPr>
+          <w:ilvl w:val="0"/>
+          <w:numId w:val="67"/>
+        </w:numPr>
+      </w:pPr>
+      <w:r>
+        <w:t>Identificar y manejar respuestas de error del API.</w:t>
+      </w:r>
+    </w:p>
+    <w:p>
+      <w:r>
+        <w:pict w14:anchorId="6CDADD6E">
+          <v:rect id="_x0000_i1042" style="width:0;height:1.5pt" o:hralign="center" o:hrstd="t" o:hr="t" fillcolor="#a0a0a0" stroked="f"/>
+        </w:pict>
+      </w:r>
+    </w:p>
+    <w:p>
+      <w:pPr>
+        <w:rPr>
+          <w:b/>
+          <w:bCs/>
+        </w:rPr>
+      </w:pPr>
+      <w:r>
+        <w:rPr>
+          <w:b/>
+          <w:bCs/>
+        </w:rPr>
+        <w:t>2. Requerimientos previos</w:t>
+      </w:r>
+    </w:p>
+    <w:p>
+      <w:pPr>
+        <w:numPr>
+          <w:ilvl w:val="0"/>
+          <w:numId w:val="68"/>
+        </w:numPr>
+      </w:pPr>
+      <w:r>
+        <w:t>Conocimientos básicos de HTTP (GET, POST, PUT).</w:t>
+      </w:r>
+    </w:p>
+    <w:p>
+      <w:pPr>
+        <w:numPr>
+          <w:ilvl w:val="0"/>
+          <w:numId w:val="68"/>
+        </w:numPr>
+      </w:pPr>
+      <w:r>
+        <w:t>Manejo de JSON.</w:t>
+      </w:r>
+    </w:p>
+    <w:p>
+      <w:pPr>
+        <w:numPr>
+          <w:ilvl w:val="0"/>
+          <w:numId w:val="68"/>
+        </w:numPr>
+      </w:pPr>
+      <w:r>
+        <w:t>Conexión a la URL base del API.</w:t>
+      </w:r>
+    </w:p>
+    <w:p>
+      <w:pPr>
+        <w:numPr>
+          <w:ilvl w:val="0"/>
+          <w:numId w:val="68"/>
+        </w:numPr>
+      </w:pPr>
+      <w:r>
+        <w:t>Acceso a la especificación (</w:t>
+      </w:r>
+      <w:proofErr w:type="spellStart"/>
+      <w:r>
+        <w:t>swagger</w:t>
+      </w:r>
+      <w:proofErr w:type="spellEnd"/>
+      <w:r>
+        <w:t>) del servicio.</w:t>
+      </w:r>
+    </w:p>
+    <w:p>
+      <w:r>
+        <w:pict w14:anchorId="236DBF79">
+          <v:rect id="_x0000_i1043" style="width:0;height:1.5pt" o:hralign="center" o:hrstd="t" o:hr="t" fillcolor="#a0a0a0" stroked="f"/>
+        </w:pict>
+      </w:r>
+    </w:p>
+    <w:p>
+      <w:pPr>
+        <w:rPr>
+          <w:b/>
+          <w:bCs/>
+        </w:rPr>
+      </w:pPr>
+      <w:r>
+        <w:rPr>
+          <w:b/>
+          <w:bCs/>
+        </w:rPr>
+        <w:t>3. Contexto</w:t>
+      </w:r>
+    </w:p>
+    <w:p>
+      <w:r>
+        <w:t xml:space="preserve">El módulo </w:t>
+      </w:r>
+      <w:r>
+        <w:rPr>
+          <w:b/>
+          <w:bCs/>
+        </w:rPr>
+        <w:t>F1 – Configuración Inicial</w:t>
+      </w:r>
+      <w:r>
+        <w:t xml:space="preserve"> expone un conjunto de </w:t>
+      </w:r>
+      <w:proofErr w:type="spellStart"/>
+      <w:r>
+        <w:t>endpoints</w:t>
+      </w:r>
+      <w:proofErr w:type="spellEnd"/>
+      <w:r>
+        <w:t xml:space="preserve"> REST para administrar los prototipos.</w:t>
+      </w:r>
+      <w:r>
+        <w:br/>
+        <w:t xml:space="preserve">Un Prototipo se describe con el esquema </w:t>
+      </w:r>
+      <w:proofErr w:type="spellStart"/>
+      <w:r>
+        <w:rPr>
+          <w:b/>
+          <w:bCs/>
+        </w:rPr>
+        <w:t>PrototipoDTO</w:t>
+      </w:r>
+      <w:proofErr w:type="spellEnd"/>
+      <w:r>
+        <w:t>, que incluye atributos como:</w:t>
+      </w:r>
+    </w:p>
+    <w:p>
+      <w:pPr>
+        <w:numPr>
+          <w:ilvl w:val="0"/>
+          <w:numId w:val="69"/>
+        </w:numPr>
+      </w:pPr>
+      <w:r>
+        <w:t>id: Identificador del prototipo.</w:t>
+      </w:r>
+    </w:p>
+    <w:p>
+      <w:pPr>
+        <w:numPr>
+          <w:ilvl w:val="0"/>
+          <w:numId w:val="69"/>
+        </w:numPr>
+      </w:pPr>
+      <w:r>
+        <w:t>nombre: Nombre del prototipo.</w:t>
+      </w:r>
+    </w:p>
+    <w:p>
+      <w:pPr>
+        <w:numPr>
+          <w:ilvl w:val="0"/>
+          <w:numId w:val="69"/>
+        </w:numPr>
+      </w:pPr>
+      <w:proofErr w:type="spellStart"/>
+      <w:r>
+        <w:t>descripcion</w:t>
+      </w:r>
+      <w:proofErr w:type="spellEnd"/>
+      <w:r>
+        <w:t>: Descripción breve.</w:t>
+      </w:r>
+    </w:p>
+    <w:p>
+      <w:pPr>
+        <w:numPr>
+          <w:ilvl w:val="0"/>
+          <w:numId w:val="69"/>
+        </w:numPr>
+      </w:pPr>
+      <w:proofErr w:type="spellStart"/>
+      <w:r>
+        <w:t>fechaCreacion</w:t>
+      </w:r>
+      <w:proofErr w:type="spellEnd"/>
+      <w:r>
+        <w:t>: Fecha de creación.</w:t>
+      </w:r>
+    </w:p>
+    <w:p>
+      <w:pPr>
+        <w:numPr>
+          <w:ilvl w:val="0"/>
+          <w:numId w:val="69"/>
+        </w:numPr>
+      </w:pPr>
+      <w:proofErr w:type="spellStart"/>
+      <w:r>
+        <w:t>version</w:t>
+      </w:r>
+      <w:proofErr w:type="spellEnd"/>
+      <w:r>
+        <w:t>: Versión del prototipo.</w:t>
+      </w:r>
+    </w:p>
+    <w:p>
+      <w:r>
+        <w:pict w14:anchorId="445737D5">
+          <v:rect id="_x0000_i1044" style="width:0;height:1.5pt" o:hralign="center" o:hrstd="t" o:hr="t" fillcolor="#a0a0a0" stroked="f"/>
+        </w:pict>
+      </w:r>
+    </w:p>
+    <w:p>
+      <w:pPr>
+        <w:rPr>
+          <w:b/>
+          <w:bCs/>
+        </w:rPr>
+      </w:pPr>
+      <w:r>
+        <w:rPr>
+          <w:b/>
+          <w:bCs/>
+        </w:rPr>
+        <w:t>4. Actividades</w:t>
+      </w:r>
+    </w:p>
+    <w:p>
+      <w:r>
+        <w:rPr>
+          <w:rFonts w:ascii="Segoe UI Emoji" w:hAnsi="Segoe UI Emoji" w:cs="Segoe UI Emoji"/>
+        </w:rPr>
+        <w:t>🧪</w:t>
+      </w:r>
+      <w:r>
+        <w:t xml:space="preserve"> </w:t>
+      </w:r>
+      <w:r>
+        <w:rPr>
+          <w:b/>
+          <w:bCs/>
+        </w:rPr>
+        <w:t xml:space="preserve">Manual de Laboratorio Consumo del API REST – Prototipos (con </w:t>
+      </w:r>
+      <w:proofErr w:type="spellStart"/>
+      <w:r>
+        <w:rPr>
+          <w:b/>
+          <w:bCs/>
+        </w:rPr>
+        <w:t>Swagger</w:t>
+      </w:r>
+      <w:proofErr w:type="spellEnd"/>
+      <w:r>
+        <w:rPr>
+          <w:b/>
+          <w:bCs/>
+        </w:rPr>
+        <w:t xml:space="preserve"> UI)</w:t>
+      </w:r>
+    </w:p>
+    <w:p>
+      <w:r>
+        <w:pict w14:anchorId="6105CD07">
+          <v:rect id="_x0000_i1045" style="width:0;height:1.5pt" o:hralign="center" o:hrstd="t" o:hr="t" fillcolor="#a0a0a0" stroked="f"/>
+        </w:pict>
+      </w:r>
+    </w:p>
+    <w:p>
+      <w:pPr>
+        <w:rPr>
+          <w:b/>
+          <w:bCs/>
+        </w:rPr>
+      </w:pPr>
+      <w:r>
+        <w:rPr>
+          <w:b/>
+          <w:bCs/>
+        </w:rPr>
+        <w:t>Ejercicio 1. Crear un prototipo</w:t>
+      </w:r>
+    </w:p>
+    <w:p>
+      <w:pPr>
+        <w:numPr>
+          <w:ilvl w:val="0"/>
+          <w:numId w:val="70"/>
+        </w:numPr>
+      </w:pPr>
+      <w:r>
+        <w:rPr>
+          <w:b/>
+          <w:bCs/>
+        </w:rPr>
+        <w:t xml:space="preserve">Método y </w:t>
+      </w:r>
+      <w:proofErr w:type="spellStart"/>
+      <w:r>
+        <w:rPr>
+          <w:b/>
+          <w:bCs/>
+        </w:rPr>
+        <w:t>Endpoint</w:t>
+      </w:r>
+      <w:proofErr w:type="spellEnd"/>
+      <w:r>
+        <w:rPr>
+          <w:b/>
+          <w:bCs/>
+        </w:rPr>
+        <w:t>:</w:t>
+      </w:r>
+      <w:r>
+        <w:t xml:space="preserve"> POST /F1_ConfiguracionInicial/Prototipo</w:t>
+      </w:r>
+    </w:p>
+    <w:p>
+      <w:r>
+        <w:rPr>
+          <w:b/>
+          <w:bCs/>
+        </w:rPr>
+        <w:t xml:space="preserve">Pasos en </w:t>
+      </w:r>
+      <w:proofErr w:type="spellStart"/>
+      <w:r>
+        <w:rPr>
+          <w:b/>
+          <w:bCs/>
+        </w:rPr>
+        <w:t>Swagger</w:t>
+      </w:r>
+      <w:proofErr w:type="spellEnd"/>
+      <w:r>
+        <w:rPr>
+          <w:b/>
+          <w:bCs/>
+        </w:rPr>
+        <w:t xml:space="preserve"> UI:</w:t>
+      </w:r>
+    </w:p>
+    <w:p>
+      <w:pPr>
+        <w:numPr>
+          <w:ilvl w:val="0"/>
+          <w:numId w:val="71"/>
+        </w:numPr>
+      </w:pPr>
+      <w:r>
+        <w:t xml:space="preserve">Abrir el navegador en la URL del </w:t>
+      </w:r>
+      <w:proofErr w:type="spellStart"/>
+      <w:r>
+        <w:t>Swagger</w:t>
+      </w:r>
+      <w:proofErr w:type="spellEnd"/>
+      <w:r>
+        <w:t>.</w:t>
+      </w:r>
+    </w:p>
+    <w:p>
+      <w:pPr>
+        <w:numPr>
+          <w:ilvl w:val="0"/>
+          <w:numId w:val="71"/>
+        </w:numPr>
+      </w:pPr>
+      <w:r>
+        <w:t xml:space="preserve">Ubicar el grupo </w:t>
+      </w:r>
+      <w:r>
+        <w:rPr>
+          <w:b/>
+          <w:bCs/>
+        </w:rPr>
+        <w:t>F1_ConfiguracionInicial</w:t>
+      </w:r>
+      <w:r>
+        <w:t>.</w:t>
+      </w:r>
+    </w:p>
+    <w:p>
+      <w:pPr>
+        <w:numPr>
+          <w:ilvl w:val="0"/>
+          <w:numId w:val="71"/>
+        </w:numPr>
+      </w:pPr>
+      <w:r>
+        <w:t xml:space="preserve">Seleccionar el </w:t>
+      </w:r>
+      <w:proofErr w:type="spellStart"/>
+      <w:r>
+        <w:t>endpoint</w:t>
+      </w:r>
+      <w:proofErr w:type="spellEnd"/>
+      <w:r>
+        <w:t xml:space="preserve"> </w:t>
+      </w:r>
+      <w:r>
+        <w:rPr>
+          <w:b/>
+          <w:bCs/>
+        </w:rPr>
+        <w:t>POST /Prototipo</w:t>
+      </w:r>
+      <w:r>
+        <w:t xml:space="preserve"> y dar clic en </w:t>
+      </w:r>
+      <w:r>
+        <w:rPr>
+          <w:i/>
+          <w:iCs/>
+        </w:rPr>
+        <w:t xml:space="preserve">Try </w:t>
+      </w:r>
+      <w:proofErr w:type="spellStart"/>
+      <w:r>
+        <w:rPr>
+          <w:i/>
+          <w:iCs/>
+        </w:rPr>
+        <w:t>it</w:t>
+      </w:r>
+      <w:proofErr w:type="spellEnd"/>
+      <w:r>
+        <w:rPr>
+          <w:i/>
+          <w:iCs/>
+        </w:rPr>
+        <w:t xml:space="preserve"> </w:t>
+      </w:r>
+      <w:proofErr w:type="spellStart"/>
+      <w:r>
+        <w:rPr>
+          <w:i/>
+          <w:iCs/>
+        </w:rPr>
+        <w:t>out</w:t>
+      </w:r>
+      <w:proofErr w:type="spellEnd"/>
+      <w:r>
+        <w:t>.</w:t>
+      </w:r>
+    </w:p>
+    <w:p>
+      <w:pPr>
+        <w:numPr>
+          <w:ilvl w:val="0"/>
+          <w:numId w:val="71"/>
+        </w:numPr>
+      </w:pPr>
+      <w:r>
+        <w:t xml:space="preserve">En la caja </w:t>
+      </w:r>
+      <w:proofErr w:type="spellStart"/>
+      <w:r>
+        <w:rPr>
+          <w:i/>
+          <w:iCs/>
+        </w:rPr>
+        <w:t>Request</w:t>
+      </w:r>
+      <w:proofErr w:type="spellEnd"/>
+      <w:r>
+        <w:rPr>
+          <w:i/>
+          <w:iCs/>
+        </w:rPr>
+        <w:t xml:space="preserve"> </w:t>
+      </w:r>
+      <w:proofErr w:type="spellStart"/>
+      <w:r>
+        <w:rPr>
+          <w:i/>
+          <w:iCs/>
+        </w:rPr>
+        <w:t>body</w:t>
+      </w:r>
+      <w:proofErr w:type="spellEnd"/>
+      <w:r>
+        <w:t>, escribir un JSON similar a:</w:t>
+      </w:r>
+    </w:p>
+    <w:p>
+      <w:pPr>
+        <w:pStyle w:val="Codigo"/>
+      </w:pPr>
+      <w:r>
+        <w:t>{</w:t>
+      </w:r>
+    </w:p>
+    <w:p>
+      <w:pPr>
+        <w:pStyle w:val="Codigo"/>
+      </w:pPr>
+      <w:r>
+        <w:t xml:space="preserve">  </w:t>
+      </w:r>
+      <w:r>
+        <w:t>"id": "687a89a7f955dd626c61f5cf",</w:t>
+      </w:r>
+    </w:p>
+    <w:p>
+      <w:pPr>
+        <w:pStyle w:val="Codigo"/>
+      </w:pPr>
+      <w:r>
+        <w:t xml:space="preserve">    "numero": "541252</w:t>
+      </w:r>
+      <w:r>
+        <w:t>-TRAN</w:t>
+      </w:r>
+      <w:r>
+        <w:t>",</w:t>
+      </w:r>
+    </w:p>
+    <w:p>
+      <w:pPr>
+        <w:pStyle w:val="Codigo"/>
+      </w:pPr>
+      <w:r>
+        <w:t xml:space="preserve">    "fechaEmision": "2024-09-25T06:00:00Z",</w:t>
+      </w:r>
+    </w:p>
+    <w:p>
+      <w:pPr>
+        <w:pStyle w:val="Codigo"/>
+      </w:pPr>
+      <w:r>
+        <w:t xml:space="preserve">    "fechaVencimiento": "2028-09-25T06:00:00Z",</w:t>
+      </w:r>
+    </w:p>
+    <w:p>
+      <w:pPr>
+        <w:pStyle w:val="Codigo"/>
+        <w:rPr>
+          <w:lang w:val="fr-FR"/>
+        </w:rPr>
+      </w:pPr>
+      <w:r>
+        <w:t xml:space="preserve">    </w:t>
+      </w:r>
+      <w:r>
+        <w:rPr>
+          <w:lang w:val="fr-FR"/>
+        </w:rPr>
+        <w:t>"urlArchivo": "https://www.cfe.mx",</w:t>
+      </w:r>
+    </w:p>
+    <w:p>
+      <w:pPr>
+        <w:pStyle w:val="Codigo"/>
+      </w:pPr>
+      <w:r>
+        <w:rPr>
+          <w:lang w:val="fr-FR"/>
+        </w:rPr>
+        <w:t xml:space="preserve">    </w:t>
+      </w:r>
+      <w:r>
+        <w:t>"mD5": "001c2c8ebc237be3a5b420c359bfa651",</w:t>
+      </w:r>
+    </w:p>
+    <w:p>
+      <w:pPr>
+        <w:pStyle w:val="Codigo"/>
+      </w:pPr>
+      <w:r>
+        <w:t xml:space="preserve">    "estatus": "VIGENTE",</w:t>
+      </w:r>
+    </w:p>
+    <w:p>
+      <w:pPr>
+        <w:pStyle w:val="Codigo"/>
+      </w:pPr>
+      <w:r>
+        <w:lastRenderedPageBreak/>
+        <w:t xml:space="preserve">    "fechaRegistro": "2025-09-03T23:57:34.627Z"</w:t>
+      </w:r>
+    </w:p>
+    <w:p>
+      <w:pPr>
+        <w:pStyle w:val="Codigo"/>
+      </w:pPr>
+      <w:r>
+        <w:t>}</w:t>
+      </w:r>
+    </w:p>
+    <w:p>
+      <w:pPr>
+        <w:numPr>
+          <w:ilvl w:val="0"/>
+          <w:numId w:val="72"/>
+        </w:numPr>
+      </w:pPr>
+      <w:r>
+        <w:t xml:space="preserve">Dar clic en </w:t>
+      </w:r>
+      <w:proofErr w:type="spellStart"/>
+      <w:r>
+        <w:rPr>
+          <w:i/>
+          <w:iCs/>
+        </w:rPr>
+        <w:t>Execute</w:t>
+      </w:r>
+      <w:proofErr w:type="spellEnd"/>
+      <w:r>
+        <w:t>.</w:t>
+      </w:r>
+    </w:p>
+    <w:p>
+      <w:pPr>
+        <w:numPr>
+          <w:ilvl w:val="0"/>
+          <w:numId w:val="72"/>
+        </w:numPr>
+      </w:pPr>
+      <w:r>
+        <w:t xml:space="preserve">Observar la respuesta </w:t>
+      </w:r>
+      <w:r>
+        <w:rPr>
+          <w:b/>
+          <w:bCs/>
+        </w:rPr>
+        <w:t>200 OK</w:t>
+      </w:r>
+      <w:r>
+        <w:t>.</w:t>
+      </w:r>
+    </w:p>
+    <w:p>
+      <w:r>
+        <w:rPr>
+          <w:b/>
+          <w:bCs/>
+        </w:rPr>
+        <w:t>Espacio para resultados:</w:t>
+      </w:r>
+    </w:p>
+    <w:p>
+      <w:pPr>
+        <w:numPr>
+          <w:ilvl w:val="0"/>
+          <w:numId w:val="73"/>
+        </w:numPr>
+      </w:pPr>
+      <w:r>
+        <w:t>Id generado: ____________________</w:t>
+      </w:r>
+    </w:p>
+    <w:p>
+      <w:pPr>
+        <w:numPr>
+          <w:ilvl w:val="0"/>
+          <w:numId w:val="73"/>
+        </w:numPr>
+      </w:pPr>
+      <w:r>
+        <w:t>Mensaje del servidor: ____________________</w:t>
+      </w:r>
+    </w:p>
+    <w:p>
+      <w:r>
+        <w:pict w14:anchorId="36977FE7">
+          <v:rect id="_x0000_i1046" style="width:0;height:1.5pt" o:hralign="center" o:hrstd="t" o:hr="t" fillcolor="#a0a0a0" stroked="f"/>
+        </w:pict>
+      </w:r>
+    </w:p>
+    <w:p>
+      <w:pPr>
+        <w:rPr>
+          <w:b/>
+          <w:bCs/>
+        </w:rPr>
+      </w:pPr>
+      <w:r>
+        <w:rPr>
+          <w:b/>
+          <w:bCs/>
+        </w:rPr>
+        <w:t>Ejercicio 2. Consultar todos los prototipos</w:t>
+      </w:r>
+    </w:p>
+    <w:p>
+      <w:pPr>
+        <w:numPr>
+          <w:ilvl w:val="0"/>
+          <w:numId w:val="74"/>
+        </w:numPr>
+      </w:pPr>
+      <w:r>
+        <w:rPr>
+          <w:b/>
+          <w:bCs/>
+        </w:rPr>
+        <w:t xml:space="preserve">Método y </w:t>
+      </w:r>
+      <w:proofErr w:type="spellStart"/>
+      <w:r>
+        <w:rPr>
+          <w:b/>
+          <w:bCs/>
+        </w:rPr>
+        <w:t>Endpoint</w:t>
+      </w:r>
+      <w:proofErr w:type="spellEnd"/>
+      <w:r>
+        <w:rPr>
+          <w:b/>
+          <w:bCs/>
+        </w:rPr>
+        <w:t>:</w:t>
+      </w:r>
+      <w:r>
+        <w:t xml:space="preserve"> GET /F1_ConfiguracionInicial/Prototipo</w:t>
+      </w:r>
+    </w:p>
+    <w:p>
+      <w:r>
+        <w:rPr>
+          <w:b/>
+          <w:bCs/>
+        </w:rPr>
+        <w:t xml:space="preserve">Pasos en </w:t>
+      </w:r>
+      <w:proofErr w:type="spellStart"/>
+      <w:r>
+        <w:rPr>
+          <w:b/>
+          <w:bCs/>
+        </w:rPr>
+        <w:t>Swagger</w:t>
+      </w:r>
+      <w:proofErr w:type="spellEnd"/>
+      <w:r>
+        <w:rPr>
+          <w:b/>
+          <w:bCs/>
+        </w:rPr>
+        <w:t xml:space="preserve"> UI:</w:t>
+      </w:r>
+    </w:p>
+    <w:p>
+      <w:pPr>
+        <w:numPr>
+          <w:ilvl w:val="0"/>
+          <w:numId w:val="75"/>
+        </w:numPr>
+      </w:pPr>
+      <w:r>
+        <w:t xml:space="preserve">Seleccionar el </w:t>
+      </w:r>
+      <w:proofErr w:type="spellStart"/>
+      <w:r>
+        <w:t>endpoint</w:t>
+      </w:r>
+      <w:proofErr w:type="spellEnd"/>
+      <w:r>
+        <w:t xml:space="preserve"> </w:t>
+      </w:r>
+      <w:r>
+        <w:rPr>
+          <w:b/>
+          <w:bCs/>
+        </w:rPr>
+        <w:t>GET /Prototipo</w:t>
+      </w:r>
+      <w:r>
+        <w:t>.</w:t>
+      </w:r>
+    </w:p>
+    <w:p>
+      <w:pPr>
+        <w:numPr>
+          <w:ilvl w:val="0"/>
+          <w:numId w:val="75"/>
+        </w:numPr>
+        <w:rPr>
+          <w:lang w:val="en-US"/>
+        </w:rPr>
+      </w:pPr>
+      <w:r>
+        <w:rPr>
+          <w:lang w:val="en-US"/>
+        </w:rPr>
+        <w:t xml:space="preserve">Dar </w:t>
+      </w:r>
+      <w:proofErr w:type="spellStart"/>
+      <w:r>
+        <w:rPr>
+          <w:lang w:val="en-US"/>
+        </w:rPr>
+        <w:t>clic</w:t>
+      </w:r>
+      <w:proofErr w:type="spellEnd"/>
+      <w:r>
+        <w:rPr>
+          <w:lang w:val="en-US"/>
+        </w:rPr>
+        <w:t xml:space="preserve"> </w:t>
+      </w:r>
+      <w:proofErr w:type="spellStart"/>
+      <w:r>
+        <w:rPr>
+          <w:lang w:val="en-US"/>
+        </w:rPr>
+        <w:t>en</w:t>
+      </w:r>
+      <w:proofErr w:type="spellEnd"/>
+      <w:r>
+        <w:rPr>
+          <w:lang w:val="en-US"/>
+        </w:rPr>
+        <w:t xml:space="preserve"> </w:t>
+      </w:r>
+      <w:r>
+        <w:rPr>
+          <w:i/>
+          <w:iCs/>
+          <w:lang w:val="en-US"/>
+        </w:rPr>
+        <w:t>Try it out</w:t>
+      </w:r>
+      <w:r>
+        <w:rPr>
+          <w:lang w:val="en-US"/>
+        </w:rPr>
+        <w:t>.</w:t>
+      </w:r>
+    </w:p>
+    <w:p>
+      <w:pPr>
+        <w:numPr>
+          <w:ilvl w:val="0"/>
+          <w:numId w:val="75"/>
+        </w:numPr>
+      </w:pPr>
+      <w:r>
+        <w:t>Ejecutar sin parámetros.</w:t>
+      </w:r>
+    </w:p>
+    <w:p>
+      <w:pPr>
+        <w:numPr>
+          <w:ilvl w:val="0"/>
+          <w:numId w:val="75"/>
+        </w:numPr>
+      </w:pPr>
+      <w:r>
+        <w:t xml:space="preserve">Revisar el JSON de respuesta y validar que incluya los atributos del </w:t>
+      </w:r>
+      <w:proofErr w:type="spellStart"/>
+      <w:r>
+        <w:rPr>
+          <w:b/>
+          <w:bCs/>
+        </w:rPr>
+        <w:t>PrototipoDTO</w:t>
+      </w:r>
+      <w:proofErr w:type="spellEnd"/>
+      <w:r>
+        <w:t>.</w:t>
+      </w:r>
+    </w:p>
+    <w:p>
+      <w:r>
+        <w:rPr>
+          <w:b/>
+          <w:bCs/>
+        </w:rPr>
+        <w:t>Espacio para resultados:</w:t>
+      </w:r>
+    </w:p>
+    <w:p>
+      <w:pPr>
+        <w:numPr>
+          <w:ilvl w:val="0"/>
+          <w:numId w:val="76"/>
+        </w:numPr>
+      </w:pPr>
+      <w:r>
+        <w:t>Prototipos listados: ____________________</w:t>
+      </w:r>
+    </w:p>
+    <w:p>
+      <w:pPr>
+        <w:numPr>
+          <w:ilvl w:val="0"/>
+          <w:numId w:val="76"/>
+        </w:numPr>
+      </w:pPr>
+      <w:proofErr w:type="gramStart"/>
+      <w:r>
+        <w:t>Total</w:t>
+      </w:r>
+      <w:proofErr w:type="gramEnd"/>
+      <w:r>
+        <w:t xml:space="preserve"> de prototipos: ____________________</w:t>
+      </w:r>
+    </w:p>
+    <w:p>
+      <w:r>
+        <w:pict w14:anchorId="6D128C25">
+          <v:rect id="_x0000_i1047" style="width:0;height:1.5pt" o:hralign="center" o:hrstd="t" o:hr="t" fillcolor="#a0a0a0" stroked="f"/>
+        </w:pict>
+      </w:r>
+    </w:p>
+    <w:p>
+      <w:pPr>
+        <w:rPr>
+          <w:b/>
+          <w:bCs/>
+        </w:rPr>
+      </w:pPr>
+      <w:r>
+        <w:rPr>
+          <w:b/>
+          <w:bCs/>
+        </w:rPr>
+        <w:t>Ejercicio 3. Actualizar un prototipo</w:t>
+      </w:r>
+    </w:p>
+    <w:p>
+      <w:pPr>
+        <w:numPr>
+          <w:ilvl w:val="0"/>
+          <w:numId w:val="77"/>
+        </w:numPr>
+      </w:pPr>
+      <w:r>
+        <w:rPr>
+          <w:b/>
+          <w:bCs/>
+        </w:rPr>
+        <w:t xml:space="preserve">Método y </w:t>
+      </w:r>
+      <w:proofErr w:type="spellStart"/>
+      <w:r>
+        <w:rPr>
+          <w:b/>
+          <w:bCs/>
+        </w:rPr>
+        <w:t>Endpoint</w:t>
+      </w:r>
+      <w:proofErr w:type="spellEnd"/>
+      <w:r>
+        <w:rPr>
+          <w:b/>
+          <w:bCs/>
+        </w:rPr>
+        <w:t>:</w:t>
+      </w:r>
+      <w:r>
+        <w:t xml:space="preserve"> PUT /F1_ConfiguracionInicial/Prototipo</w:t>
+      </w:r>
+    </w:p>
+    <w:p>
+      <w:r>
+        <w:rPr>
+          <w:b/>
+          <w:bCs/>
+        </w:rPr>
+        <w:t xml:space="preserve">Pasos en </w:t>
+      </w:r>
+      <w:proofErr w:type="spellStart"/>
+      <w:r>
+        <w:rPr>
+          <w:b/>
+          <w:bCs/>
+        </w:rPr>
+        <w:t>Swagger</w:t>
+      </w:r>
+      <w:proofErr w:type="spellEnd"/>
+      <w:r>
+        <w:rPr>
+          <w:b/>
+          <w:bCs/>
+        </w:rPr>
+        <w:t xml:space="preserve"> UI:</w:t>
+      </w:r>
+    </w:p>
+    <w:p>
+      <w:pPr>
+        <w:numPr>
+          <w:ilvl w:val="0"/>
+          <w:numId w:val="78"/>
+        </w:numPr>
+      </w:pPr>
+      <w:r>
+        <w:t xml:space="preserve">Seleccionar el </w:t>
+      </w:r>
+      <w:proofErr w:type="spellStart"/>
+      <w:r>
+        <w:t>endpoint</w:t>
+      </w:r>
+      <w:proofErr w:type="spellEnd"/>
+      <w:r>
+        <w:t xml:space="preserve"> </w:t>
+      </w:r>
+      <w:r>
+        <w:rPr>
+          <w:b/>
+          <w:bCs/>
+        </w:rPr>
+        <w:t>PUT /Prototipo</w:t>
+      </w:r>
+      <w:r>
+        <w:t>.</w:t>
+      </w:r>
+    </w:p>
+    <w:p>
+      <w:pPr>
+        <w:numPr>
+          <w:ilvl w:val="0"/>
+          <w:numId w:val="78"/>
+        </w:numPr>
+        <w:rPr>
+          <w:lang w:val="en-US"/>
+        </w:rPr>
+      </w:pPr>
+      <w:r>
+        <w:rPr>
+          <w:lang w:val="en-US"/>
+        </w:rPr>
+        <w:t xml:space="preserve">Dar </w:t>
+      </w:r>
+      <w:proofErr w:type="spellStart"/>
+      <w:r>
+        <w:rPr>
+          <w:lang w:val="en-US"/>
+        </w:rPr>
+        <w:t>clic</w:t>
+      </w:r>
+      <w:proofErr w:type="spellEnd"/>
+      <w:r>
+        <w:rPr>
+          <w:lang w:val="en-US"/>
+        </w:rPr>
+        <w:t xml:space="preserve"> </w:t>
+      </w:r>
+      <w:proofErr w:type="spellStart"/>
+      <w:r>
+        <w:rPr>
+          <w:lang w:val="en-US"/>
+        </w:rPr>
+        <w:t>en</w:t>
+      </w:r>
+      <w:proofErr w:type="spellEnd"/>
+      <w:r>
+        <w:rPr>
+          <w:lang w:val="en-US"/>
+        </w:rPr>
+        <w:t xml:space="preserve"> </w:t>
+      </w:r>
+      <w:r>
+        <w:rPr>
+          <w:i/>
+          <w:iCs/>
+          <w:lang w:val="en-US"/>
+        </w:rPr>
+        <w:t>Try it out</w:t>
+      </w:r>
+      <w:r>
+        <w:rPr>
+          <w:lang w:val="en-US"/>
+        </w:rPr>
+        <w:t>.</w:t>
+      </w:r>
+    </w:p>
+    <w:p>
+      <w:pPr>
+        <w:numPr>
+          <w:ilvl w:val="0"/>
+          <w:numId w:val="78"/>
+        </w:numPr>
+      </w:pPr>
+      <w:r>
+        <w:t>Editar el cuerpo JSON con el mismo id, pero cambiando algunos valores:</w:t>
+      </w:r>
+    </w:p>
+    <w:p>
+      <w:pPr>
+        <w:pStyle w:val="Codigo"/>
+      </w:pPr>
+      <w:r>
+        <w:t>{</w:t>
+      </w:r>
+    </w:p>
+    <w:p>
+      <w:pPr>
+        <w:pStyle w:val="Codigo"/>
+      </w:pPr>
+      <w:r>
+        <w:t>"id": "68b8a4761613c02e7c899ea8",</w:t>
+      </w:r>
+    </w:p>
+    <w:p>
+      <w:pPr>
+        <w:pStyle w:val="Codigo"/>
+      </w:pPr>
+      <w:r>
+        <w:t xml:space="preserve">    "numero": "</w:t>
+      </w:r>
+      <w:r>
+        <w:t>25454552</w:t>
+      </w:r>
+      <w:r>
+        <w:t>",</w:t>
+      </w:r>
+    </w:p>
+    <w:p>
+      <w:pPr>
+        <w:pStyle w:val="Codigo"/>
+      </w:pPr>
+      <w:r>
+        <w:t xml:space="preserve">    "fechaEmision": "2024-09-25T06:00:00Z",</w:t>
+      </w:r>
+    </w:p>
+    <w:p>
+      <w:pPr>
+        <w:pStyle w:val="Codigo"/>
+      </w:pPr>
+      <w:r>
+        <w:t xml:space="preserve">    "fechaVencimiento": "2027-09-25T06:00:00Z",</w:t>
+      </w:r>
+    </w:p>
+    <w:p>
+      <w:pPr>
+        <w:pStyle w:val="Codigo"/>
+      </w:pPr>
+      <w:r>
+        <w:t xml:space="preserve">    "urlArchivo": "https://www.cfe.mx",</w:t>
+      </w:r>
+    </w:p>
+    <w:p>
+      <w:pPr>
+        <w:pStyle w:val="Codigo"/>
+      </w:pPr>
+      <w:r>
+        <w:t xml:space="preserve">    "mD5": "3436e2ea1f47175898ae5e06ac52761b",</w:t>
+      </w:r>
+    </w:p>
+    <w:p>
+      <w:pPr>
+        <w:pStyle w:val="Codigo"/>
+      </w:pPr>
+      <w:r>
+        <w:t xml:space="preserve">    "estatus": "VIGENTE",</w:t>
+      </w:r>
+    </w:p>
+    <w:p>
+      <w:pPr>
+        <w:pStyle w:val="Codigo"/>
+      </w:pPr>
+      <w:r>
+        <w:t xml:space="preserve">    "fechaRegistro": "2025-09-03T20:26:28.984Z"</w:t>
+      </w:r>
+      <w:r>
+        <w:t>}</w:t>
+      </w:r>
+    </w:p>
+    <w:p>
+      <w:pPr>
+        <w:numPr>
+          <w:ilvl w:val="0"/>
+          <w:numId w:val="79"/>
+        </w:numPr>
+      </w:pPr>
+      <w:r>
+        <w:t xml:space="preserve">Dar clic en </w:t>
+      </w:r>
+      <w:proofErr w:type="spellStart"/>
+      <w:r>
+        <w:rPr>
+          <w:i/>
+          <w:iCs/>
+        </w:rPr>
+        <w:t>Execute</w:t>
+      </w:r>
+      <w:proofErr w:type="spellEnd"/>
+      <w:r>
+        <w:t>.</w:t>
+      </w:r>
+    </w:p>
+    <w:p>
+      <w:pPr>
+        <w:numPr>
+          <w:ilvl w:val="0"/>
+          <w:numId w:val="79"/>
+        </w:numPr>
+      </w:pPr>
+      <w:r>
+        <w:t>Verificar en la respuesta (</w:t>
+      </w:r>
+      <w:r>
+        <w:rPr>
+          <w:b/>
+          <w:bCs/>
+        </w:rPr>
+        <w:t>200 OK</w:t>
+      </w:r>
+      <w:r>
+        <w:t>) que los cambios se reflejen.</w:t>
+      </w:r>
+    </w:p>
+    <w:p>
+      <w:r>
+        <w:rPr>
+          <w:b/>
+          <w:bCs/>
+        </w:rPr>
+        <w:t>Espacio para resultados:</w:t>
+      </w:r>
+    </w:p>
+    <w:p>
+      <w:pPr>
+        <w:numPr>
+          <w:ilvl w:val="0"/>
+          <w:numId w:val="80"/>
+        </w:numPr>
+      </w:pPr>
+      <w:r>
+        <w:t>Nuevo nombre: ____________________</w:t>
+      </w:r>
+    </w:p>
+    <w:p>
+      <w:pPr>
+        <w:numPr>
+          <w:ilvl w:val="0"/>
+          <w:numId w:val="80"/>
+        </w:numPr>
+      </w:pPr>
+      <w:r>
+        <w:t>Nueva versión: ____________________</w:t>
+      </w:r>
+    </w:p>
+    <w:p>
+      <w:r>
+        <w:pict w14:anchorId="7B974F5D">
+          <v:rect id="_x0000_i1048" style="width:0;height:1.5pt" o:hralign="center" o:hrstd="t" o:hr="t" fillcolor="#a0a0a0" stroked="f"/>
+        </w:pict>
+      </w:r>
+    </w:p>
+    <w:p>
+      <w:pPr>
+        <w:rPr>
+          <w:b/>
+          <w:bCs/>
+        </w:rPr>
+      </w:pPr>
+      <w:r>
+        <w:rPr>
+          <w:b/>
+          <w:bCs/>
+        </w:rPr>
+        <w:t>Ejercicio 4. Validación de errores</w:t>
+      </w:r>
+    </w:p>
+    <w:p>
+      <w:r>
+        <w:rPr>
+          <w:b/>
+          <w:bCs/>
+        </w:rPr>
+        <w:t xml:space="preserve">Casos de prueba en </w:t>
+      </w:r>
+      <w:proofErr w:type="spellStart"/>
+      <w:r>
+        <w:rPr>
+          <w:b/>
+          <w:bCs/>
+        </w:rPr>
+        <w:t>Swagger</w:t>
+      </w:r>
+      <w:proofErr w:type="spellEnd"/>
+      <w:r>
+        <w:rPr>
+          <w:b/>
+          <w:bCs/>
+        </w:rPr>
+        <w:t xml:space="preserve"> UI:</w:t>
+      </w:r>
+    </w:p>
+    <w:p>
+      <w:pPr>
+        <w:numPr>
+          <w:ilvl w:val="0"/>
+          <w:numId w:val="81"/>
+        </w:numPr>
+      </w:pPr>
+      <w:r>
+        <w:lastRenderedPageBreak/>
+        <w:t xml:space="preserve">En el </w:t>
+      </w:r>
+      <w:proofErr w:type="spellStart"/>
+      <w:r>
+        <w:t>endpoint</w:t>
+      </w:r>
+      <w:proofErr w:type="spellEnd"/>
+      <w:r>
+        <w:t xml:space="preserve"> </w:t>
+      </w:r>
+      <w:r>
+        <w:rPr>
+          <w:b/>
+          <w:bCs/>
+        </w:rPr>
+        <w:t>GET /Prototipo</w:t>
+      </w:r>
+      <w:r>
+        <w:t>, comprobar que devuelve lista vacía si no hay prototipos.</w:t>
+      </w:r>
+    </w:p>
+    <w:p>
+      <w:pPr>
+        <w:numPr>
+          <w:ilvl w:val="0"/>
+          <w:numId w:val="81"/>
+        </w:numPr>
+      </w:pPr>
+      <w:r>
+        <w:t xml:space="preserve">En el </w:t>
+      </w:r>
+      <w:proofErr w:type="spellStart"/>
+      <w:r>
+        <w:t>endpoint</w:t>
+      </w:r>
+      <w:proofErr w:type="spellEnd"/>
+      <w:r>
+        <w:t xml:space="preserve"> </w:t>
+      </w:r>
+      <w:r>
+        <w:rPr>
+          <w:b/>
+          <w:bCs/>
+        </w:rPr>
+        <w:t>POST /Prototipo</w:t>
+      </w:r>
+      <w:r>
+        <w:t>, enviar un JSON sin nombre o versión.</w:t>
+      </w:r>
+    </w:p>
+    <w:p>
+      <w:pPr>
+        <w:numPr>
+          <w:ilvl w:val="0"/>
+          <w:numId w:val="81"/>
+        </w:numPr>
+      </w:pPr>
+      <w:r>
+        <w:t xml:space="preserve">En el </w:t>
+      </w:r>
+      <w:proofErr w:type="spellStart"/>
+      <w:r>
+        <w:t>endpoint</w:t>
+      </w:r>
+      <w:proofErr w:type="spellEnd"/>
+      <w:r>
+        <w:t xml:space="preserve"> </w:t>
+      </w:r>
+      <w:r>
+        <w:rPr>
+          <w:b/>
+          <w:bCs/>
+        </w:rPr>
+        <w:t>PUT /Prototipo</w:t>
+      </w:r>
+      <w:r>
+        <w:t>, enviar un id inexistente.</w:t>
+      </w:r>
+    </w:p>
+    <w:p>
+      <w:r>
+        <w:rPr>
+          <w:b/>
+          <w:bCs/>
+        </w:rPr>
+        <w:t>Espacio para resultados:</w:t>
+      </w:r>
+    </w:p>
+    <w:p>
+      <w:pPr>
+        <w:numPr>
+          <w:ilvl w:val="0"/>
+          <w:numId w:val="82"/>
+        </w:numPr>
+      </w:pPr>
+      <w:r>
+        <w:t>Código de error devuelto: ____________________</w:t>
+      </w:r>
+    </w:p>
+    <w:p>
+      <w:pPr>
+        <w:numPr>
+          <w:ilvl w:val="0"/>
+          <w:numId w:val="82"/>
+        </w:numPr>
+      </w:pPr>
+      <w:r>
+        <w:t>Mensaje de error: ____________________</w:t>
+      </w:r>
+    </w:p>
     <w:p/>
     <w:p/>
     <w:p/>
     <w:p/>
     <w:p/>
-    <w:p/>
-    <w:p/>
-    <w:p/>
-    <w:p/>
-    <w:p>
-      <w:r>
-        <w:lastRenderedPageBreak/>
-        <w:t xml:space="preserve"> </w:t>
-      </w:r>
-    </w:p>
-    <w:p/>
-    <w:p/>
-    <w:p/>
-    <w:p/>
     <w:sectPr>
-      <w:headerReference w:type="default" r:id="rId7"/>
-      <w:footerReference w:type="default" r:id="rId8"/>
+      <w:headerReference w:type="default" r:id="rId8"/>
+      <w:footerReference w:type="default" r:id="rId9"/>
       <w:pgSz w:w="12240" w:h="15840" w:code="1"/>
       <w:pgMar w:top="1985" w:right="1276" w:bottom="1843" w:left="1276" w:header="709" w:footer="1378" w:gutter="0"/>
       <w:cols w:space="708"/>
@@ -3395,6 +5001,155 @@
     </w:lvl>
   </w:abstractNum>
   <w:abstractNum w:abstractNumId="1" w15:restartNumberingAfterBreak="0">
+    <w:nsid w:val="01007E1C"/>
+    <w:multiLevelType w:val="multilevel"/>
+    <w:tmpl w:val="BBD088F8"/>
+    <w:lvl w:ilvl="0">
+      <w:start w:val="1"/>
+      <w:numFmt w:val="bullet"/>
+      <w:lvlText w:val=""/>
+      <w:lvlJc w:val="left"/>
+      <w:pPr>
+        <w:tabs>
+          <w:tab w:val="num" w:pos="720"/>
+        </w:tabs>
+        <w:ind w:left="720" w:hanging="360"/>
+      </w:pPr>
+      <w:rPr>
+        <w:rFonts w:ascii="Symbol" w:hAnsi="Symbol" w:hint="default"/>
+        <w:sz w:val="20"/>
+      </w:rPr>
+    </w:lvl>
+    <w:lvl w:ilvl="1" w:tentative="1">
+      <w:start w:val="1"/>
+      <w:numFmt w:val="bullet"/>
+      <w:lvlText w:val="o"/>
+      <w:lvlJc w:val="left"/>
+      <w:pPr>
+        <w:tabs>
+          <w:tab w:val="num" w:pos="1440"/>
+        </w:tabs>
+        <w:ind w:left="1440" w:hanging="360"/>
+      </w:pPr>
+      <w:rPr>
+        <w:rFonts w:ascii="Courier New" w:hAnsi="Courier New" w:hint="default"/>
+        <w:sz w:val="20"/>
+      </w:rPr>
+    </w:lvl>
+    <w:lvl w:ilvl="2" w:tentative="1">
+      <w:start w:val="1"/>
+      <w:numFmt w:val="bullet"/>
+      <w:lvlText w:val=""/>
+      <w:lvlJc w:val="left"/>
+      <w:pPr>
+        <w:tabs>
+          <w:tab w:val="num" w:pos="2160"/>
+        </w:tabs>
+        <w:ind w:left="2160" w:hanging="360"/>
+      </w:pPr>
+      <w:rPr>
+        <w:rFonts w:ascii="Wingdings" w:hAnsi="Wingdings" w:hint="default"/>
+        <w:sz w:val="20"/>
+      </w:rPr>
+    </w:lvl>
+    <w:lvl w:ilvl="3" w:tentative="1">
+      <w:start w:val="1"/>
+      <w:numFmt w:val="bullet"/>
+      <w:lvlText w:val=""/>
+      <w:lvlJc w:val="left"/>
+      <w:pPr>
+        <w:tabs>
+          <w:tab w:val="num" w:pos="2880"/>
+        </w:tabs>
+        <w:ind w:left="2880" w:hanging="360"/>
+      </w:pPr>
+      <w:rPr>
+        <w:rFonts w:ascii="Wingdings" w:hAnsi="Wingdings" w:hint="default"/>
+        <w:sz w:val="20"/>
+      </w:rPr>
+    </w:lvl>
+    <w:lvl w:ilvl="4" w:tentative="1">
+      <w:start w:val="1"/>
+      <w:numFmt w:val="bullet"/>
+      <w:lvlText w:val=""/>
+      <w:lvlJc w:val="left"/>
+      <w:pPr>
+        <w:tabs>
+          <w:tab w:val="num" w:pos="3600"/>
+        </w:tabs>
+        <w:ind w:left="3600" w:hanging="360"/>
+      </w:pPr>
+      <w:rPr>
+        <w:rFonts w:ascii="Wingdings" w:hAnsi="Wingdings" w:hint="default"/>
+        <w:sz w:val="20"/>
+      </w:rPr>
+    </w:lvl>
+    <w:lvl w:ilvl="5" w:tentative="1">
+      <w:start w:val="1"/>
+      <w:numFmt w:val="bullet"/>
+      <w:lvlText w:val=""/>
+      <w:lvlJc w:val="left"/>
+      <w:pPr>
+        <w:tabs>
+          <w:tab w:val="num" w:pos="4320"/>
+        </w:tabs>
+        <w:ind w:left="4320" w:hanging="360"/>
+      </w:pPr>
+      <w:rPr>
+        <w:rFonts w:ascii="Wingdings" w:hAnsi="Wingdings" w:hint="default"/>
+        <w:sz w:val="20"/>
+      </w:rPr>
+    </w:lvl>
+    <w:lvl w:ilvl="6" w:tentative="1">
+      <w:start w:val="1"/>
+      <w:numFmt w:val="bullet"/>
+      <w:lvlText w:val=""/>
+      <w:lvlJc w:val="left"/>
+      <w:pPr>
+        <w:tabs>
+          <w:tab w:val="num" w:pos="5040"/>
+        </w:tabs>
+        <w:ind w:left="5040" w:hanging="360"/>
+      </w:pPr>
+      <w:rPr>
+        <w:rFonts w:ascii="Wingdings" w:hAnsi="Wingdings" w:hint="default"/>
+        <w:sz w:val="20"/>
+      </w:rPr>
+    </w:lvl>
+    <w:lvl w:ilvl="7" w:tentative="1">
+      <w:start w:val="1"/>
+      <w:numFmt w:val="bullet"/>
+      <w:lvlText w:val=""/>
+      <w:lvlJc w:val="left"/>
+      <w:pPr>
+        <w:tabs>
+          <w:tab w:val="num" w:pos="5760"/>
+        </w:tabs>
+        <w:ind w:left="5760" w:hanging="360"/>
+      </w:pPr>
+      <w:rPr>
+        <w:rFonts w:ascii="Wingdings" w:hAnsi="Wingdings" w:hint="default"/>
+        <w:sz w:val="20"/>
+      </w:rPr>
+    </w:lvl>
+    <w:lvl w:ilvl="8" w:tentative="1">
+      <w:start w:val="1"/>
+      <w:numFmt w:val="bullet"/>
+      <w:lvlText w:val=""/>
+      <w:lvlJc w:val="left"/>
+      <w:pPr>
+        <w:tabs>
+          <w:tab w:val="num" w:pos="6480"/>
+        </w:tabs>
+        <w:ind w:left="6480" w:hanging="360"/>
+      </w:pPr>
+      <w:rPr>
+        <w:rFonts w:ascii="Wingdings" w:hAnsi="Wingdings" w:hint="default"/>
+        <w:sz w:val="20"/>
+      </w:rPr>
+    </w:lvl>
+  </w:abstractNum>
+  <w:abstractNum w:abstractNumId="2" w15:restartNumberingAfterBreak="0">
     <w:nsid w:val="03F50969"/>
     <w:multiLevelType w:val="multilevel"/>
     <w:tmpl w:val="61A424A6"/>
@@ -3543,7 +5298,7 @@
       </w:rPr>
     </w:lvl>
   </w:abstractNum>
-  <w:abstractNum w:abstractNumId="2" w15:restartNumberingAfterBreak="0">
+  <w:abstractNum w:abstractNumId="3" w15:restartNumberingAfterBreak="0">
     <w:nsid w:val="04BE1501"/>
     <w:multiLevelType w:val="multilevel"/>
     <w:tmpl w:val="1A3244CC"/>
@@ -3692,7 +5447,7 @@
       </w:rPr>
     </w:lvl>
   </w:abstractNum>
-  <w:abstractNum w:abstractNumId="3" w15:restartNumberingAfterBreak="0">
+  <w:abstractNum w:abstractNumId="4" w15:restartNumberingAfterBreak="0">
     <w:nsid w:val="061918AB"/>
     <w:multiLevelType w:val="multilevel"/>
     <w:tmpl w:val="272E8096"/>
@@ -3841,7 +5596,7 @@
       </w:rPr>
     </w:lvl>
   </w:abstractNum>
-  <w:abstractNum w:abstractNumId="4" w15:restartNumberingAfterBreak="0">
+  <w:abstractNum w:abstractNumId="5" w15:restartNumberingAfterBreak="0">
     <w:nsid w:val="08B41BC5"/>
     <w:multiLevelType w:val="multilevel"/>
     <w:tmpl w:val="0658E0D4"/>
@@ -3954,7 +5709,156 @@
       </w:pPr>
     </w:lvl>
   </w:abstractNum>
-  <w:abstractNum w:abstractNumId="5" w15:restartNumberingAfterBreak="0">
+  <w:abstractNum w:abstractNumId="6" w15:restartNumberingAfterBreak="0">
+    <w:nsid w:val="09C50052"/>
+    <w:multiLevelType w:val="multilevel"/>
+    <w:tmpl w:val="D9A09328"/>
+    <w:lvl w:ilvl="0">
+      <w:start w:val="1"/>
+      <w:numFmt w:val="bullet"/>
+      <w:lvlText w:val=""/>
+      <w:lvlJc w:val="left"/>
+      <w:pPr>
+        <w:tabs>
+          <w:tab w:val="num" w:pos="720"/>
+        </w:tabs>
+        <w:ind w:left="720" w:hanging="360"/>
+      </w:pPr>
+      <w:rPr>
+        <w:rFonts w:ascii="Symbol" w:hAnsi="Symbol" w:hint="default"/>
+        <w:sz w:val="20"/>
+      </w:rPr>
+    </w:lvl>
+    <w:lvl w:ilvl="1" w:tentative="1">
+      <w:start w:val="1"/>
+      <w:numFmt w:val="bullet"/>
+      <w:lvlText w:val="o"/>
+      <w:lvlJc w:val="left"/>
+      <w:pPr>
+        <w:tabs>
+          <w:tab w:val="num" w:pos="1440"/>
+        </w:tabs>
+        <w:ind w:left="1440" w:hanging="360"/>
+      </w:pPr>
+      <w:rPr>
+        <w:rFonts w:ascii="Courier New" w:hAnsi="Courier New" w:hint="default"/>
+        <w:sz w:val="20"/>
+      </w:rPr>
+    </w:lvl>
+    <w:lvl w:ilvl="2" w:tentative="1">
+      <w:start w:val="1"/>
+      <w:numFmt w:val="bullet"/>
+      <w:lvlText w:val=""/>
+      <w:lvlJc w:val="left"/>
+      <w:pPr>
+        <w:tabs>
+          <w:tab w:val="num" w:pos="2160"/>
+        </w:tabs>
+        <w:ind w:left="2160" w:hanging="360"/>
+      </w:pPr>
+      <w:rPr>
+        <w:rFonts w:ascii="Wingdings" w:hAnsi="Wingdings" w:hint="default"/>
+        <w:sz w:val="20"/>
+      </w:rPr>
+    </w:lvl>
+    <w:lvl w:ilvl="3" w:tentative="1">
+      <w:start w:val="1"/>
+      <w:numFmt w:val="bullet"/>
+      <w:lvlText w:val=""/>
+      <w:lvlJc w:val="left"/>
+      <w:pPr>
+        <w:tabs>
+          <w:tab w:val="num" w:pos="2880"/>
+        </w:tabs>
+        <w:ind w:left="2880" w:hanging="360"/>
+      </w:pPr>
+      <w:rPr>
+        <w:rFonts w:ascii="Wingdings" w:hAnsi="Wingdings" w:hint="default"/>
+        <w:sz w:val="20"/>
+      </w:rPr>
+    </w:lvl>
+    <w:lvl w:ilvl="4" w:tentative="1">
+      <w:start w:val="1"/>
+      <w:numFmt w:val="bullet"/>
+      <w:lvlText w:val=""/>
+      <w:lvlJc w:val="left"/>
+      <w:pPr>
+        <w:tabs>
+          <w:tab w:val="num" w:pos="3600"/>
+        </w:tabs>
+        <w:ind w:left="3600" w:hanging="360"/>
+      </w:pPr>
+      <w:rPr>
+        <w:rFonts w:ascii="Wingdings" w:hAnsi="Wingdings" w:hint="default"/>
+        <w:sz w:val="20"/>
+      </w:rPr>
+    </w:lvl>
+    <w:lvl w:ilvl="5" w:tentative="1">
+      <w:start w:val="1"/>
+      <w:numFmt w:val="bullet"/>
+      <w:lvlText w:val=""/>
+      <w:lvlJc w:val="left"/>
+      <w:pPr>
+        <w:tabs>
+          <w:tab w:val="num" w:pos="4320"/>
+        </w:tabs>
+        <w:ind w:left="4320" w:hanging="360"/>
+      </w:pPr>
+      <w:rPr>
+        <w:rFonts w:ascii="Wingdings" w:hAnsi="Wingdings" w:hint="default"/>
+        <w:sz w:val="20"/>
+      </w:rPr>
+    </w:lvl>
+    <w:lvl w:ilvl="6" w:tentative="1">
+      <w:start w:val="1"/>
+      <w:numFmt w:val="bullet"/>
+      <w:lvlText w:val=""/>
+      <w:lvlJc w:val="left"/>
+      <w:pPr>
+        <w:tabs>
+          <w:tab w:val="num" w:pos="5040"/>
+        </w:tabs>
+        <w:ind w:left="5040" w:hanging="360"/>
+      </w:pPr>
+      <w:rPr>
+        <w:rFonts w:ascii="Wingdings" w:hAnsi="Wingdings" w:hint="default"/>
+        <w:sz w:val="20"/>
+      </w:rPr>
+    </w:lvl>
+    <w:lvl w:ilvl="7" w:tentative="1">
+      <w:start w:val="1"/>
+      <w:numFmt w:val="bullet"/>
+      <w:lvlText w:val=""/>
+      <w:lvlJc w:val="left"/>
+      <w:pPr>
+        <w:tabs>
+          <w:tab w:val="num" w:pos="5760"/>
+        </w:tabs>
+        <w:ind w:left="5760" w:hanging="360"/>
+      </w:pPr>
+      <w:rPr>
+        <w:rFonts w:ascii="Wingdings" w:hAnsi="Wingdings" w:hint="default"/>
+        <w:sz w:val="20"/>
+      </w:rPr>
+    </w:lvl>
+    <w:lvl w:ilvl="8" w:tentative="1">
+      <w:start w:val="1"/>
+      <w:numFmt w:val="bullet"/>
+      <w:lvlText w:val=""/>
+      <w:lvlJc w:val="left"/>
+      <w:pPr>
+        <w:tabs>
+          <w:tab w:val="num" w:pos="6480"/>
+        </w:tabs>
+        <w:ind w:left="6480" w:hanging="360"/>
+      </w:pPr>
+      <w:rPr>
+        <w:rFonts w:ascii="Wingdings" w:hAnsi="Wingdings" w:hint="default"/>
+        <w:sz w:val="20"/>
+      </w:rPr>
+    </w:lvl>
+  </w:abstractNum>
+  <w:abstractNum w:abstractNumId="7" w15:restartNumberingAfterBreak="0">
     <w:nsid w:val="1092606C"/>
     <w:multiLevelType w:val="multilevel"/>
     <w:tmpl w:val="C972B47A"/>
@@ -4103,7 +6007,7 @@
       </w:rPr>
     </w:lvl>
   </w:abstractNum>
-  <w:abstractNum w:abstractNumId="6" w15:restartNumberingAfterBreak="0">
+  <w:abstractNum w:abstractNumId="8" w15:restartNumberingAfterBreak="0">
     <w:nsid w:val="116177BF"/>
     <w:multiLevelType w:val="multilevel"/>
     <w:tmpl w:val="45543628"/>
@@ -4252,7 +6156,7 @@
       </w:rPr>
     </w:lvl>
   </w:abstractNum>
-  <w:abstractNum w:abstractNumId="7" w15:restartNumberingAfterBreak="0">
+  <w:abstractNum w:abstractNumId="9" w15:restartNumberingAfterBreak="0">
     <w:nsid w:val="12503846"/>
     <w:multiLevelType w:val="multilevel"/>
     <w:tmpl w:val="2402DC7E"/>
@@ -4365,7 +6269,156 @@
       </w:pPr>
     </w:lvl>
   </w:abstractNum>
-  <w:abstractNum w:abstractNumId="8" w15:restartNumberingAfterBreak="0">
+  <w:abstractNum w:abstractNumId="10" w15:restartNumberingAfterBreak="0">
+    <w:nsid w:val="127C5CC8"/>
+    <w:multiLevelType w:val="multilevel"/>
+    <w:tmpl w:val="3A0C5254"/>
+    <w:lvl w:ilvl="0">
+      <w:start w:val="1"/>
+      <w:numFmt w:val="bullet"/>
+      <w:lvlText w:val=""/>
+      <w:lvlJc w:val="left"/>
+      <w:pPr>
+        <w:tabs>
+          <w:tab w:val="num" w:pos="720"/>
+        </w:tabs>
+        <w:ind w:left="720" w:hanging="360"/>
+      </w:pPr>
+      <w:rPr>
+        <w:rFonts w:ascii="Symbol" w:hAnsi="Symbol" w:hint="default"/>
+        <w:sz w:val="20"/>
+      </w:rPr>
+    </w:lvl>
+    <w:lvl w:ilvl="1" w:tentative="1">
+      <w:start w:val="1"/>
+      <w:numFmt w:val="bullet"/>
+      <w:lvlText w:val="o"/>
+      <w:lvlJc w:val="left"/>
+      <w:pPr>
+        <w:tabs>
+          <w:tab w:val="num" w:pos="1440"/>
+        </w:tabs>
+        <w:ind w:left="1440" w:hanging="360"/>
+      </w:pPr>
+      <w:rPr>
+        <w:rFonts w:ascii="Courier New" w:hAnsi="Courier New" w:hint="default"/>
+        <w:sz w:val="20"/>
+      </w:rPr>
+    </w:lvl>
+    <w:lvl w:ilvl="2" w:tentative="1">
+      <w:start w:val="1"/>
+      <w:numFmt w:val="bullet"/>
+      <w:lvlText w:val=""/>
+      <w:lvlJc w:val="left"/>
+      <w:pPr>
+        <w:tabs>
+          <w:tab w:val="num" w:pos="2160"/>
+        </w:tabs>
+        <w:ind w:left="2160" w:hanging="360"/>
+      </w:pPr>
+      <w:rPr>
+        <w:rFonts w:ascii="Wingdings" w:hAnsi="Wingdings" w:hint="default"/>
+        <w:sz w:val="20"/>
+      </w:rPr>
+    </w:lvl>
+    <w:lvl w:ilvl="3" w:tentative="1">
+      <w:start w:val="1"/>
+      <w:numFmt w:val="bullet"/>
+      <w:lvlText w:val=""/>
+      <w:lvlJc w:val="left"/>
+      <w:pPr>
+        <w:tabs>
+          <w:tab w:val="num" w:pos="2880"/>
+        </w:tabs>
+        <w:ind w:left="2880" w:hanging="360"/>
+      </w:pPr>
+      <w:rPr>
+        <w:rFonts w:ascii="Wingdings" w:hAnsi="Wingdings" w:hint="default"/>
+        <w:sz w:val="20"/>
+      </w:rPr>
+    </w:lvl>
+    <w:lvl w:ilvl="4" w:tentative="1">
+      <w:start w:val="1"/>
+      <w:numFmt w:val="bullet"/>
+      <w:lvlText w:val=""/>
+      <w:lvlJc w:val="left"/>
+      <w:pPr>
+        <w:tabs>
+          <w:tab w:val="num" w:pos="3600"/>
+        </w:tabs>
+        <w:ind w:left="3600" w:hanging="360"/>
+      </w:pPr>
+      <w:rPr>
+        <w:rFonts w:ascii="Wingdings" w:hAnsi="Wingdings" w:hint="default"/>
+        <w:sz w:val="20"/>
+      </w:rPr>
+    </w:lvl>
+    <w:lvl w:ilvl="5" w:tentative="1">
+      <w:start w:val="1"/>
+      <w:numFmt w:val="bullet"/>
+      <w:lvlText w:val=""/>
+      <w:lvlJc w:val="left"/>
+      <w:pPr>
+        <w:tabs>
+          <w:tab w:val="num" w:pos="4320"/>
+        </w:tabs>
+        <w:ind w:left="4320" w:hanging="360"/>
+      </w:pPr>
+      <w:rPr>
+        <w:rFonts w:ascii="Wingdings" w:hAnsi="Wingdings" w:hint="default"/>
+        <w:sz w:val="20"/>
+      </w:rPr>
+    </w:lvl>
+    <w:lvl w:ilvl="6" w:tentative="1">
+      <w:start w:val="1"/>
+      <w:numFmt w:val="bullet"/>
+      <w:lvlText w:val=""/>
+      <w:lvlJc w:val="left"/>
+      <w:pPr>
+        <w:tabs>
+          <w:tab w:val="num" w:pos="5040"/>
+        </w:tabs>
+        <w:ind w:left="5040" w:hanging="360"/>
+      </w:pPr>
+      <w:rPr>
+        <w:rFonts w:ascii="Wingdings" w:hAnsi="Wingdings" w:hint="default"/>
+        <w:sz w:val="20"/>
+      </w:rPr>
+    </w:lvl>
+    <w:lvl w:ilvl="7" w:tentative="1">
+      <w:start w:val="1"/>
+      <w:numFmt w:val="bullet"/>
+      <w:lvlText w:val=""/>
+      <w:lvlJc w:val="left"/>
+      <w:pPr>
+        <w:tabs>
+          <w:tab w:val="num" w:pos="5760"/>
+        </w:tabs>
+        <w:ind w:left="5760" w:hanging="360"/>
+      </w:pPr>
+      <w:rPr>
+        <w:rFonts w:ascii="Wingdings" w:hAnsi="Wingdings" w:hint="default"/>
+        <w:sz w:val="20"/>
+      </w:rPr>
+    </w:lvl>
+    <w:lvl w:ilvl="8" w:tentative="1">
+      <w:start w:val="1"/>
+      <w:numFmt w:val="bullet"/>
+      <w:lvlText w:val=""/>
+      <w:lvlJc w:val="left"/>
+      <w:pPr>
+        <w:tabs>
+          <w:tab w:val="num" w:pos="6480"/>
+        </w:tabs>
+        <w:ind w:left="6480" w:hanging="360"/>
+      </w:pPr>
+      <w:rPr>
+        <w:rFonts w:ascii="Wingdings" w:hAnsi="Wingdings" w:hint="default"/>
+        <w:sz w:val="20"/>
+      </w:rPr>
+    </w:lvl>
+  </w:abstractNum>
+  <w:abstractNum w:abstractNumId="11" w15:restartNumberingAfterBreak="0">
     <w:nsid w:val="134C0C68"/>
     <w:multiLevelType w:val="multilevel"/>
     <w:tmpl w:val="5284FCB4"/>
@@ -4514,7 +6567,305 @@
       </w:rPr>
     </w:lvl>
   </w:abstractNum>
-  <w:abstractNum w:abstractNumId="9" w15:restartNumberingAfterBreak="0">
+  <w:abstractNum w:abstractNumId="12" w15:restartNumberingAfterBreak="0">
+    <w:nsid w:val="13CD5A94"/>
+    <w:multiLevelType w:val="multilevel"/>
+    <w:tmpl w:val="4C281F2E"/>
+    <w:lvl w:ilvl="0">
+      <w:start w:val="1"/>
+      <w:numFmt w:val="bullet"/>
+      <w:lvlText w:val=""/>
+      <w:lvlJc w:val="left"/>
+      <w:pPr>
+        <w:tabs>
+          <w:tab w:val="num" w:pos="720"/>
+        </w:tabs>
+        <w:ind w:left="720" w:hanging="360"/>
+      </w:pPr>
+      <w:rPr>
+        <w:rFonts w:ascii="Symbol" w:hAnsi="Symbol" w:hint="default"/>
+        <w:sz w:val="20"/>
+      </w:rPr>
+    </w:lvl>
+    <w:lvl w:ilvl="1" w:tentative="1">
+      <w:start w:val="1"/>
+      <w:numFmt w:val="bullet"/>
+      <w:lvlText w:val="o"/>
+      <w:lvlJc w:val="left"/>
+      <w:pPr>
+        <w:tabs>
+          <w:tab w:val="num" w:pos="1440"/>
+        </w:tabs>
+        <w:ind w:left="1440" w:hanging="360"/>
+      </w:pPr>
+      <w:rPr>
+        <w:rFonts w:ascii="Courier New" w:hAnsi="Courier New" w:hint="default"/>
+        <w:sz w:val="20"/>
+      </w:rPr>
+    </w:lvl>
+    <w:lvl w:ilvl="2" w:tentative="1">
+      <w:start w:val="1"/>
+      <w:numFmt w:val="bullet"/>
+      <w:lvlText w:val=""/>
+      <w:lvlJc w:val="left"/>
+      <w:pPr>
+        <w:tabs>
+          <w:tab w:val="num" w:pos="2160"/>
+        </w:tabs>
+        <w:ind w:left="2160" w:hanging="360"/>
+      </w:pPr>
+      <w:rPr>
+        <w:rFonts w:ascii="Wingdings" w:hAnsi="Wingdings" w:hint="default"/>
+        <w:sz w:val="20"/>
+      </w:rPr>
+    </w:lvl>
+    <w:lvl w:ilvl="3" w:tentative="1">
+      <w:start w:val="1"/>
+      <w:numFmt w:val="bullet"/>
+      <w:lvlText w:val=""/>
+      <w:lvlJc w:val="left"/>
+      <w:pPr>
+        <w:tabs>
+          <w:tab w:val="num" w:pos="2880"/>
+        </w:tabs>
+        <w:ind w:left="2880" w:hanging="360"/>
+      </w:pPr>
+      <w:rPr>
+        <w:rFonts w:ascii="Wingdings" w:hAnsi="Wingdings" w:hint="default"/>
+        <w:sz w:val="20"/>
+      </w:rPr>
+    </w:lvl>
+    <w:lvl w:ilvl="4" w:tentative="1">
+      <w:start w:val="1"/>
+      <w:numFmt w:val="bullet"/>
+      <w:lvlText w:val=""/>
+      <w:lvlJc w:val="left"/>
+      <w:pPr>
+        <w:tabs>
+          <w:tab w:val="num" w:pos="3600"/>
+        </w:tabs>
+        <w:ind w:left="3600" w:hanging="360"/>
+      </w:pPr>
+      <w:rPr>
+        <w:rFonts w:ascii="Wingdings" w:hAnsi="Wingdings" w:hint="default"/>
+        <w:sz w:val="20"/>
+      </w:rPr>
+    </w:lvl>
+    <w:lvl w:ilvl="5" w:tentative="1">
+      <w:start w:val="1"/>
+      <w:numFmt w:val="bullet"/>
+      <w:lvlText w:val=""/>
+      <w:lvlJc w:val="left"/>
+      <w:pPr>
+        <w:tabs>
+          <w:tab w:val="num" w:pos="4320"/>
+        </w:tabs>
+        <w:ind w:left="4320" w:hanging="360"/>
+      </w:pPr>
+      <w:rPr>
+        <w:rFonts w:ascii="Wingdings" w:hAnsi="Wingdings" w:hint="default"/>
+        <w:sz w:val="20"/>
+      </w:rPr>
+    </w:lvl>
+    <w:lvl w:ilvl="6" w:tentative="1">
+      <w:start w:val="1"/>
+      <w:numFmt w:val="bullet"/>
+      <w:lvlText w:val=""/>
+      <w:lvlJc w:val="left"/>
+      <w:pPr>
+        <w:tabs>
+          <w:tab w:val="num" w:pos="5040"/>
+        </w:tabs>
+        <w:ind w:left="5040" w:hanging="360"/>
+      </w:pPr>
+      <w:rPr>
+        <w:rFonts w:ascii="Wingdings" w:hAnsi="Wingdings" w:hint="default"/>
+        <w:sz w:val="20"/>
+      </w:rPr>
+    </w:lvl>
+    <w:lvl w:ilvl="7" w:tentative="1">
+      <w:start w:val="1"/>
+      <w:numFmt w:val="bullet"/>
+      <w:lvlText w:val=""/>
+      <w:lvlJc w:val="left"/>
+      <w:pPr>
+        <w:tabs>
+          <w:tab w:val="num" w:pos="5760"/>
+        </w:tabs>
+        <w:ind w:left="5760" w:hanging="360"/>
+      </w:pPr>
+      <w:rPr>
+        <w:rFonts w:ascii="Wingdings" w:hAnsi="Wingdings" w:hint="default"/>
+        <w:sz w:val="20"/>
+      </w:rPr>
+    </w:lvl>
+    <w:lvl w:ilvl="8" w:tentative="1">
+      <w:start w:val="1"/>
+      <w:numFmt w:val="bullet"/>
+      <w:lvlText w:val=""/>
+      <w:lvlJc w:val="left"/>
+      <w:pPr>
+        <w:tabs>
+          <w:tab w:val="num" w:pos="6480"/>
+        </w:tabs>
+        <w:ind w:left="6480" w:hanging="360"/>
+      </w:pPr>
+      <w:rPr>
+        <w:rFonts w:ascii="Wingdings" w:hAnsi="Wingdings" w:hint="default"/>
+        <w:sz w:val="20"/>
+      </w:rPr>
+    </w:lvl>
+  </w:abstractNum>
+  <w:abstractNum w:abstractNumId="13" w15:restartNumberingAfterBreak="0">
+    <w:nsid w:val="14BE03F4"/>
+    <w:multiLevelType w:val="multilevel"/>
+    <w:tmpl w:val="CBDE8078"/>
+    <w:lvl w:ilvl="0">
+      <w:start w:val="1"/>
+      <w:numFmt w:val="bullet"/>
+      <w:lvlText w:val=""/>
+      <w:lvlJc w:val="left"/>
+      <w:pPr>
+        <w:tabs>
+          <w:tab w:val="num" w:pos="720"/>
+        </w:tabs>
+        <w:ind w:left="720" w:hanging="360"/>
+      </w:pPr>
+      <w:rPr>
+        <w:rFonts w:ascii="Symbol" w:hAnsi="Symbol" w:hint="default"/>
+        <w:sz w:val="20"/>
+      </w:rPr>
+    </w:lvl>
+    <w:lvl w:ilvl="1" w:tentative="1">
+      <w:start w:val="1"/>
+      <w:numFmt w:val="bullet"/>
+      <w:lvlText w:val="o"/>
+      <w:lvlJc w:val="left"/>
+      <w:pPr>
+        <w:tabs>
+          <w:tab w:val="num" w:pos="1440"/>
+        </w:tabs>
+        <w:ind w:left="1440" w:hanging="360"/>
+      </w:pPr>
+      <w:rPr>
+        <w:rFonts w:ascii="Courier New" w:hAnsi="Courier New" w:hint="default"/>
+        <w:sz w:val="20"/>
+      </w:rPr>
+    </w:lvl>
+    <w:lvl w:ilvl="2" w:tentative="1">
+      <w:start w:val="1"/>
+      <w:numFmt w:val="bullet"/>
+      <w:lvlText w:val=""/>
+      <w:lvlJc w:val="left"/>
+      <w:pPr>
+        <w:tabs>
+          <w:tab w:val="num" w:pos="2160"/>
+        </w:tabs>
+        <w:ind w:left="2160" w:hanging="360"/>
+      </w:pPr>
+      <w:rPr>
+        <w:rFonts w:ascii="Wingdings" w:hAnsi="Wingdings" w:hint="default"/>
+        <w:sz w:val="20"/>
+      </w:rPr>
+    </w:lvl>
+    <w:lvl w:ilvl="3" w:tentative="1">
+      <w:start w:val="1"/>
+      <w:numFmt w:val="bullet"/>
+      <w:lvlText w:val=""/>
+      <w:lvlJc w:val="left"/>
+      <w:pPr>
+        <w:tabs>
+          <w:tab w:val="num" w:pos="2880"/>
+        </w:tabs>
+        <w:ind w:left="2880" w:hanging="360"/>
+      </w:pPr>
+      <w:rPr>
+        <w:rFonts w:ascii="Wingdings" w:hAnsi="Wingdings" w:hint="default"/>
+        <w:sz w:val="20"/>
+      </w:rPr>
+    </w:lvl>
+    <w:lvl w:ilvl="4" w:tentative="1">
+      <w:start w:val="1"/>
+      <w:numFmt w:val="bullet"/>
+      <w:lvlText w:val=""/>
+      <w:lvlJc w:val="left"/>
+      <w:pPr>
+        <w:tabs>
+          <w:tab w:val="num" w:pos="3600"/>
+        </w:tabs>
+        <w:ind w:left="3600" w:hanging="360"/>
+      </w:pPr>
+      <w:rPr>
+        <w:rFonts w:ascii="Wingdings" w:hAnsi="Wingdings" w:hint="default"/>
+        <w:sz w:val="20"/>
+      </w:rPr>
+    </w:lvl>
+    <w:lvl w:ilvl="5" w:tentative="1">
+      <w:start w:val="1"/>
+      <w:numFmt w:val="bullet"/>
+      <w:lvlText w:val=""/>
+      <w:lvlJc w:val="left"/>
+      <w:pPr>
+        <w:tabs>
+          <w:tab w:val="num" w:pos="4320"/>
+        </w:tabs>
+        <w:ind w:left="4320" w:hanging="360"/>
+      </w:pPr>
+      <w:rPr>
+        <w:rFonts w:ascii="Wingdings" w:hAnsi="Wingdings" w:hint="default"/>
+        <w:sz w:val="20"/>
+      </w:rPr>
+    </w:lvl>
+    <w:lvl w:ilvl="6" w:tentative="1">
+      <w:start w:val="1"/>
+      <w:numFmt w:val="bullet"/>
+      <w:lvlText w:val=""/>
+      <w:lvlJc w:val="left"/>
+      <w:pPr>
+        <w:tabs>
+          <w:tab w:val="num" w:pos="5040"/>
+        </w:tabs>
+        <w:ind w:left="5040" w:hanging="360"/>
+      </w:pPr>
+      <w:rPr>
+        <w:rFonts w:ascii="Wingdings" w:hAnsi="Wingdings" w:hint="default"/>
+        <w:sz w:val="20"/>
+      </w:rPr>
+    </w:lvl>
+    <w:lvl w:ilvl="7" w:tentative="1">
+      <w:start w:val="1"/>
+      <w:numFmt w:val="bullet"/>
+      <w:lvlText w:val=""/>
+      <w:lvlJc w:val="left"/>
+      <w:pPr>
+        <w:tabs>
+          <w:tab w:val="num" w:pos="5760"/>
+        </w:tabs>
+        <w:ind w:left="5760" w:hanging="360"/>
+      </w:pPr>
+      <w:rPr>
+        <w:rFonts w:ascii="Wingdings" w:hAnsi="Wingdings" w:hint="default"/>
+        <w:sz w:val="20"/>
+      </w:rPr>
+    </w:lvl>
+    <w:lvl w:ilvl="8" w:tentative="1">
+      <w:start w:val="1"/>
+      <w:numFmt w:val="bullet"/>
+      <w:lvlText w:val=""/>
+      <w:lvlJc w:val="left"/>
+      <w:pPr>
+        <w:tabs>
+          <w:tab w:val="num" w:pos="6480"/>
+        </w:tabs>
+        <w:ind w:left="6480" w:hanging="360"/>
+      </w:pPr>
+      <w:rPr>
+        <w:rFonts w:ascii="Wingdings" w:hAnsi="Wingdings" w:hint="default"/>
+        <w:sz w:val="20"/>
+      </w:rPr>
+    </w:lvl>
+  </w:abstractNum>
+  <w:abstractNum w:abstractNumId="14" w15:restartNumberingAfterBreak="0">
     <w:nsid w:val="1562076E"/>
     <w:multiLevelType w:val="multilevel"/>
     <w:tmpl w:val="51082410"/>
@@ -4627,7 +6978,120 @@
       </w:pPr>
     </w:lvl>
   </w:abstractNum>
-  <w:abstractNum w:abstractNumId="10" w15:restartNumberingAfterBreak="0">
+  <w:abstractNum w:abstractNumId="15" w15:restartNumberingAfterBreak="0">
+    <w:nsid w:val="15A2212B"/>
+    <w:multiLevelType w:val="multilevel"/>
+    <w:tmpl w:val="67D85BA4"/>
+    <w:lvl w:ilvl="0">
+      <w:start w:val="1"/>
+      <w:numFmt w:val="decimal"/>
+      <w:lvlText w:val="%1."/>
+      <w:lvlJc w:val="left"/>
+      <w:pPr>
+        <w:tabs>
+          <w:tab w:val="num" w:pos="720"/>
+        </w:tabs>
+        <w:ind w:left="720" w:hanging="360"/>
+      </w:pPr>
+    </w:lvl>
+    <w:lvl w:ilvl="1" w:tentative="1">
+      <w:start w:val="1"/>
+      <w:numFmt w:val="decimal"/>
+      <w:lvlText w:val="%2."/>
+      <w:lvlJc w:val="left"/>
+      <w:pPr>
+        <w:tabs>
+          <w:tab w:val="num" w:pos="1440"/>
+        </w:tabs>
+        <w:ind w:left="1440" w:hanging="360"/>
+      </w:pPr>
+    </w:lvl>
+    <w:lvl w:ilvl="2" w:tentative="1">
+      <w:start w:val="1"/>
+      <w:numFmt w:val="decimal"/>
+      <w:lvlText w:val="%3."/>
+      <w:lvlJc w:val="left"/>
+      <w:pPr>
+        <w:tabs>
+          <w:tab w:val="num" w:pos="2160"/>
+        </w:tabs>
+        <w:ind w:left="2160" w:hanging="360"/>
+      </w:pPr>
+    </w:lvl>
+    <w:lvl w:ilvl="3" w:tentative="1">
+      <w:start w:val="1"/>
+      <w:numFmt w:val="decimal"/>
+      <w:lvlText w:val="%4."/>
+      <w:lvlJc w:val="left"/>
+      <w:pPr>
+        <w:tabs>
+          <w:tab w:val="num" w:pos="2880"/>
+        </w:tabs>
+        <w:ind w:left="2880" w:hanging="360"/>
+      </w:pPr>
+    </w:lvl>
+    <w:lvl w:ilvl="4" w:tentative="1">
+      <w:start w:val="1"/>
+      <w:numFmt w:val="decimal"/>
+      <w:lvlText w:val="%5."/>
+      <w:lvlJc w:val="left"/>
+      <w:pPr>
+        <w:tabs>
+          <w:tab w:val="num" w:pos="3600"/>
+        </w:tabs>
+        <w:ind w:left="3600" w:hanging="360"/>
+      </w:pPr>
+    </w:lvl>
+    <w:lvl w:ilvl="5" w:tentative="1">
+      <w:start w:val="1"/>
+      <w:numFmt w:val="decimal"/>
+      <w:lvlText w:val="%6."/>
+      <w:lvlJc w:val="left"/>
+      <w:pPr>
+        <w:tabs>
+          <w:tab w:val="num" w:pos="4320"/>
+        </w:tabs>
+        <w:ind w:left="4320" w:hanging="360"/>
+      </w:pPr>
+    </w:lvl>
+    <w:lvl w:ilvl="6" w:tentative="1">
+      <w:start w:val="1"/>
+      <w:numFmt w:val="decimal"/>
+      <w:lvlText w:val="%7."/>
+      <w:lvlJc w:val="left"/>
+      <w:pPr>
+        <w:tabs>
+          <w:tab w:val="num" w:pos="5040"/>
+        </w:tabs>
+        <w:ind w:left="5040" w:hanging="360"/>
+      </w:pPr>
+    </w:lvl>
+    <w:lvl w:ilvl="7" w:tentative="1">
+      <w:start w:val="1"/>
+      <w:numFmt w:val="decimal"/>
+      <w:lvlText w:val="%8."/>
+      <w:lvlJc w:val="left"/>
+      <w:pPr>
+        <w:tabs>
+          <w:tab w:val="num" w:pos="5760"/>
+        </w:tabs>
+        <w:ind w:left="5760" w:hanging="360"/>
+      </w:pPr>
+    </w:lvl>
+    <w:lvl w:ilvl="8" w:tentative="1">
+      <w:start w:val="1"/>
+      <w:numFmt w:val="decimal"/>
+      <w:lvlText w:val="%9."/>
+      <w:lvlJc w:val="left"/>
+      <w:pPr>
+        <w:tabs>
+          <w:tab w:val="num" w:pos="6480"/>
+        </w:tabs>
+        <w:ind w:left="6480" w:hanging="360"/>
+      </w:pPr>
+    </w:lvl>
+  </w:abstractNum>
+  <w:abstractNum w:abstractNumId="16" w15:restartNumberingAfterBreak="0">
     <w:nsid w:val="18971496"/>
     <w:multiLevelType w:val="multilevel"/>
     <w:tmpl w:val="D644AC8E"/>
@@ -4776,7 +7240,7 @@
       </w:rPr>
     </w:lvl>
   </w:abstractNum>
-  <w:abstractNum w:abstractNumId="11" w15:restartNumberingAfterBreak="0">
+  <w:abstractNum w:abstractNumId="17" w15:restartNumberingAfterBreak="0">
     <w:nsid w:val="1B0F4777"/>
     <w:multiLevelType w:val="multilevel"/>
     <w:tmpl w:val="EDF6B7D6"/>
@@ -4889,7 +7353,7 @@
       </w:pPr>
     </w:lvl>
   </w:abstractNum>
-  <w:abstractNum w:abstractNumId="12" w15:restartNumberingAfterBreak="0">
+  <w:abstractNum w:abstractNumId="18" w15:restartNumberingAfterBreak="0">
     <w:nsid w:val="1CCB3D1A"/>
     <w:multiLevelType w:val="multilevel"/>
     <w:tmpl w:val="8C4A9DD6"/>
@@ -5002,7 +7466,156 @@
       </w:pPr>
     </w:lvl>
   </w:abstractNum>
-  <w:abstractNum w:abstractNumId="13" w15:restartNumberingAfterBreak="0">
+  <w:abstractNum w:abstractNumId="19" w15:restartNumberingAfterBreak="0">
+    <w:nsid w:val="1D905F2F"/>
+    <w:multiLevelType w:val="multilevel"/>
+    <w:tmpl w:val="8C54D7C8"/>
+    <w:lvl w:ilvl="0">
+      <w:start w:val="1"/>
+      <w:numFmt w:val="bullet"/>
+      <w:lvlText w:val=""/>
+      <w:lvlJc w:val="left"/>
+      <w:pPr>
+        <w:tabs>
+          <w:tab w:val="num" w:pos="720"/>
+        </w:tabs>
+        <w:ind w:left="720" w:hanging="360"/>
+      </w:pPr>
+      <w:rPr>
+        <w:rFonts w:ascii="Symbol" w:hAnsi="Symbol" w:hint="default"/>
+        <w:sz w:val="20"/>
+      </w:rPr>
+    </w:lvl>
+    <w:lvl w:ilvl="1" w:tentative="1">
+      <w:start w:val="1"/>
+      <w:numFmt w:val="bullet"/>
+      <w:lvlText w:val="o"/>
+      <w:lvlJc w:val="left"/>
+      <w:pPr>
+        <w:tabs>
+          <w:tab w:val="num" w:pos="1440"/>
+        </w:tabs>
+        <w:ind w:left="1440" w:hanging="360"/>
+      </w:pPr>
+      <w:rPr>
+        <w:rFonts w:ascii="Courier New" w:hAnsi="Courier New" w:hint="default"/>
+        <w:sz w:val="20"/>
+      </w:rPr>
+    </w:lvl>
+    <w:lvl w:ilvl="2" w:tentative="1">
+      <w:start w:val="1"/>
+      <w:numFmt w:val="bullet"/>
+      <w:lvlText w:val=""/>
+      <w:lvlJc w:val="left"/>
+      <w:pPr>
+        <w:tabs>
+          <w:tab w:val="num" w:pos="2160"/>
+        </w:tabs>
+        <w:ind w:left="2160" w:hanging="360"/>
+      </w:pPr>
+      <w:rPr>
+        <w:rFonts w:ascii="Wingdings" w:hAnsi="Wingdings" w:hint="default"/>
+        <w:sz w:val="20"/>
+      </w:rPr>
+    </w:lvl>
+    <w:lvl w:ilvl="3" w:tentative="1">
+      <w:start w:val="1"/>
+      <w:numFmt w:val="bullet"/>
+      <w:lvlText w:val=""/>
+      <w:lvlJc w:val="left"/>
+      <w:pPr>
+        <w:tabs>
+          <w:tab w:val="num" w:pos="2880"/>
+        </w:tabs>
+        <w:ind w:left="2880" w:hanging="360"/>
+      </w:pPr>
+      <w:rPr>
+        <w:rFonts w:ascii="Wingdings" w:hAnsi="Wingdings" w:hint="default"/>
+        <w:sz w:val="20"/>
+      </w:rPr>
+    </w:lvl>
+    <w:lvl w:ilvl="4" w:tentative="1">
+      <w:start w:val="1"/>
+      <w:numFmt w:val="bullet"/>
+      <w:lvlText w:val=""/>
+      <w:lvlJc w:val="left"/>
+      <w:pPr>
+        <w:tabs>
+          <w:tab w:val="num" w:pos="3600"/>
+        </w:tabs>
+        <w:ind w:left="3600" w:hanging="360"/>
+      </w:pPr>
+      <w:rPr>
+        <w:rFonts w:ascii="Wingdings" w:hAnsi="Wingdings" w:hint="default"/>
+        <w:sz w:val="20"/>
+      </w:rPr>
+    </w:lvl>
+    <w:lvl w:ilvl="5" w:tentative="1">
+      <w:start w:val="1"/>
+      <w:numFmt w:val="bullet"/>
+      <w:lvlText w:val=""/>
+      <w:lvlJc w:val="left"/>
+      <w:pPr>
+        <w:tabs>
+          <w:tab w:val="num" w:pos="4320"/>
+        </w:tabs>
+        <w:ind w:left="4320" w:hanging="360"/>
+      </w:pPr>
+      <w:rPr>
+        <w:rFonts w:ascii="Wingdings" w:hAnsi="Wingdings" w:hint="default"/>
+        <w:sz w:val="20"/>
+      </w:rPr>
+    </w:lvl>
+    <w:lvl w:ilvl="6" w:tentative="1">
+      <w:start w:val="1"/>
+      <w:numFmt w:val="bullet"/>
+      <w:lvlText w:val=""/>
+      <w:lvlJc w:val="left"/>
+      <w:pPr>
+        <w:tabs>
+          <w:tab w:val="num" w:pos="5040"/>
+        </w:tabs>
+        <w:ind w:left="5040" w:hanging="360"/>
+      </w:pPr>
+      <w:rPr>
+        <w:rFonts w:ascii="Wingdings" w:hAnsi="Wingdings" w:hint="default"/>
+        <w:sz w:val="20"/>
+      </w:rPr>
+    </w:lvl>
+    <w:lvl w:ilvl="7" w:tentative="1">
+      <w:start w:val="1"/>
+      <w:numFmt w:val="bullet"/>
+      <w:lvlText w:val=""/>
+      <w:lvlJc w:val="left"/>
+      <w:pPr>
+        <w:tabs>
+          <w:tab w:val="num" w:pos="5760"/>
+        </w:tabs>
+        <w:ind w:left="5760" w:hanging="360"/>
+      </w:pPr>
+      <w:rPr>
+        <w:rFonts w:ascii="Wingdings" w:hAnsi="Wingdings" w:hint="default"/>
+        <w:sz w:val="20"/>
+      </w:rPr>
+    </w:lvl>
+    <w:lvl w:ilvl="8" w:tentative="1">
+      <w:start w:val="1"/>
+      <w:numFmt w:val="bullet"/>
+      <w:lvlText w:val=""/>
+      <w:lvlJc w:val="left"/>
+      <w:pPr>
+        <w:tabs>
+          <w:tab w:val="num" w:pos="6480"/>
+        </w:tabs>
+        <w:ind w:left="6480" w:hanging="360"/>
+      </w:pPr>
+      <w:rPr>
+        <w:rFonts w:ascii="Wingdings" w:hAnsi="Wingdings" w:hint="default"/>
+        <w:sz w:val="20"/>
+      </w:rPr>
+    </w:lvl>
+  </w:abstractNum>
+  <w:abstractNum w:abstractNumId="20" w15:restartNumberingAfterBreak="0">
     <w:nsid w:val="2010386B"/>
     <w:multiLevelType w:val="multilevel"/>
     <w:tmpl w:val="42CAB2DC"/>
@@ -5151,7 +7764,7 @@
       </w:rPr>
     </w:lvl>
   </w:abstractNum>
-  <w:abstractNum w:abstractNumId="14" w15:restartNumberingAfterBreak="0">
+  <w:abstractNum w:abstractNumId="21" w15:restartNumberingAfterBreak="0">
     <w:nsid w:val="20B45F35"/>
     <w:multiLevelType w:val="multilevel"/>
     <w:tmpl w:val="60DA0854"/>
@@ -5300,7 +7913,7 @@
       </w:rPr>
     </w:lvl>
   </w:abstractNum>
-  <w:abstractNum w:abstractNumId="15" w15:restartNumberingAfterBreak="0">
+  <w:abstractNum w:abstractNumId="22" w15:restartNumberingAfterBreak="0">
     <w:nsid w:val="26850723"/>
     <w:multiLevelType w:val="multilevel"/>
     <w:tmpl w:val="CDD02CBC"/>
@@ -5413,7 +8026,7 @@
       </w:pPr>
     </w:lvl>
   </w:abstractNum>
-  <w:abstractNum w:abstractNumId="16" w15:restartNumberingAfterBreak="0">
+  <w:abstractNum w:abstractNumId="23" w15:restartNumberingAfterBreak="0">
     <w:nsid w:val="26944364"/>
     <w:multiLevelType w:val="multilevel"/>
     <w:tmpl w:val="14E03CCC"/>
@@ -5562,7 +8175,156 @@
       </w:rPr>
     </w:lvl>
   </w:abstractNum>
-  <w:abstractNum w:abstractNumId="17" w15:restartNumberingAfterBreak="0">
+  <w:abstractNum w:abstractNumId="24" w15:restartNumberingAfterBreak="0">
+    <w:nsid w:val="26C63D5A"/>
+    <w:multiLevelType w:val="multilevel"/>
+    <w:tmpl w:val="F2707B58"/>
+    <w:lvl w:ilvl="0">
+      <w:start w:val="1"/>
+      <w:numFmt w:val="bullet"/>
+      <w:lvlText w:val=""/>
+      <w:lvlJc w:val="left"/>
+      <w:pPr>
+        <w:tabs>
+          <w:tab w:val="num" w:pos="720"/>
+        </w:tabs>
+        <w:ind w:left="720" w:hanging="360"/>
+      </w:pPr>
+      <w:rPr>
+        <w:rFonts w:ascii="Symbol" w:hAnsi="Symbol" w:hint="default"/>
+        <w:sz w:val="20"/>
+      </w:rPr>
+    </w:lvl>
+    <w:lvl w:ilvl="1" w:tentative="1">
+      <w:start w:val="1"/>
+      <w:numFmt w:val="bullet"/>
+      <w:lvlText w:val="o"/>
+      <w:lvlJc w:val="left"/>
+      <w:pPr>
+        <w:tabs>
+          <w:tab w:val="num" w:pos="1440"/>
+        </w:tabs>
+        <w:ind w:left="1440" w:hanging="360"/>
+      </w:pPr>
+      <w:rPr>
+        <w:rFonts w:ascii="Courier New" w:hAnsi="Courier New" w:hint="default"/>
+        <w:sz w:val="20"/>
+      </w:rPr>
+    </w:lvl>
+    <w:lvl w:ilvl="2" w:tentative="1">
+      <w:start w:val="1"/>
+      <w:numFmt w:val="bullet"/>
+      <w:lvlText w:val=""/>
+      <w:lvlJc w:val="left"/>
+      <w:pPr>
+        <w:tabs>
+          <w:tab w:val="num" w:pos="2160"/>
+        </w:tabs>
+        <w:ind w:left="2160" w:hanging="360"/>
+      </w:pPr>
+      <w:rPr>
+        <w:rFonts w:ascii="Wingdings" w:hAnsi="Wingdings" w:hint="default"/>
+        <w:sz w:val="20"/>
+      </w:rPr>
+    </w:lvl>
+    <w:lvl w:ilvl="3" w:tentative="1">
+      <w:start w:val="1"/>
+      <w:numFmt w:val="bullet"/>
+      <w:lvlText w:val=""/>
+      <w:lvlJc w:val="left"/>
+      <w:pPr>
+        <w:tabs>
+          <w:tab w:val="num" w:pos="2880"/>
+        </w:tabs>
+        <w:ind w:left="2880" w:hanging="360"/>
+      </w:pPr>
+      <w:rPr>
+        <w:rFonts w:ascii="Wingdings" w:hAnsi="Wingdings" w:hint="default"/>
+        <w:sz w:val="20"/>
+      </w:rPr>
+    </w:lvl>
+    <w:lvl w:ilvl="4" w:tentative="1">
+      <w:start w:val="1"/>
+      <w:numFmt w:val="bullet"/>
+      <w:lvlText w:val=""/>
+      <w:lvlJc w:val="left"/>
+      <w:pPr>
+        <w:tabs>
+          <w:tab w:val="num" w:pos="3600"/>
+        </w:tabs>
+        <w:ind w:left="3600" w:hanging="360"/>
+      </w:pPr>
+      <w:rPr>
+        <w:rFonts w:ascii="Wingdings" w:hAnsi="Wingdings" w:hint="default"/>
+        <w:sz w:val="20"/>
+      </w:rPr>
+    </w:lvl>
+    <w:lvl w:ilvl="5" w:tentative="1">
+      <w:start w:val="1"/>
+      <w:numFmt w:val="bullet"/>
+      <w:lvlText w:val=""/>
+      <w:lvlJc w:val="left"/>
+      <w:pPr>
+        <w:tabs>
+          <w:tab w:val="num" w:pos="4320"/>
+        </w:tabs>
+        <w:ind w:left="4320" w:hanging="360"/>
+      </w:pPr>
+      <w:rPr>
+        <w:rFonts w:ascii="Wingdings" w:hAnsi="Wingdings" w:hint="default"/>
+        <w:sz w:val="20"/>
+      </w:rPr>
+    </w:lvl>
+    <w:lvl w:ilvl="6" w:tentative="1">
+      <w:start w:val="1"/>
+      <w:numFmt w:val="bullet"/>
+      <w:lvlText w:val=""/>
+      <w:lvlJc w:val="left"/>
+      <w:pPr>
+        <w:tabs>
+          <w:tab w:val="num" w:pos="5040"/>
+        </w:tabs>
+        <w:ind w:left="5040" w:hanging="360"/>
+      </w:pPr>
+      <w:rPr>
+        <w:rFonts w:ascii="Wingdings" w:hAnsi="Wingdings" w:hint="default"/>
+        <w:sz w:val="20"/>
+      </w:rPr>
+    </w:lvl>
+    <w:lvl w:ilvl="7" w:tentative="1">
+      <w:start w:val="1"/>
+      <w:numFmt w:val="bullet"/>
+      <w:lvlText w:val=""/>
+      <w:lvlJc w:val="left"/>
+      <w:pPr>
+        <w:tabs>
+          <w:tab w:val="num" w:pos="5760"/>
+        </w:tabs>
+        <w:ind w:left="5760" w:hanging="360"/>
+      </w:pPr>
+      <w:rPr>
+        <w:rFonts w:ascii="Wingdings" w:hAnsi="Wingdings" w:hint="default"/>
+        <w:sz w:val="20"/>
+      </w:rPr>
+    </w:lvl>
+    <w:lvl w:ilvl="8" w:tentative="1">
+      <w:start w:val="1"/>
+      <w:numFmt w:val="bullet"/>
+      <w:lvlText w:val=""/>
+      <w:lvlJc w:val="left"/>
+      <w:pPr>
+        <w:tabs>
+          <w:tab w:val="num" w:pos="6480"/>
+        </w:tabs>
+        <w:ind w:left="6480" w:hanging="360"/>
+      </w:pPr>
+      <w:rPr>
+        <w:rFonts w:ascii="Wingdings" w:hAnsi="Wingdings" w:hint="default"/>
+        <w:sz w:val="20"/>
+      </w:rPr>
+    </w:lvl>
+  </w:abstractNum>
+  <w:abstractNum w:abstractNumId="25" w15:restartNumberingAfterBreak="0">
     <w:nsid w:val="276F0566"/>
     <w:multiLevelType w:val="multilevel"/>
     <w:tmpl w:val="73142DB4"/>
@@ -5711,7 +8473,7 @@
       </w:rPr>
     </w:lvl>
   </w:abstractNum>
-  <w:abstractNum w:abstractNumId="18" w15:restartNumberingAfterBreak="0">
+  <w:abstractNum w:abstractNumId="26" w15:restartNumberingAfterBreak="0">
     <w:nsid w:val="281017FE"/>
     <w:multiLevelType w:val="multilevel"/>
     <w:tmpl w:val="64B4EB36"/>
@@ -5860,7 +8622,7 @@
       </w:rPr>
     </w:lvl>
   </w:abstractNum>
-  <w:abstractNum w:abstractNumId="19" w15:restartNumberingAfterBreak="0">
+  <w:abstractNum w:abstractNumId="27" w15:restartNumberingAfterBreak="0">
     <w:nsid w:val="29653908"/>
     <w:multiLevelType w:val="multilevel"/>
     <w:tmpl w:val="30F0D61C"/>
@@ -5973,7 +8735,120 @@
       </w:pPr>
     </w:lvl>
   </w:abstractNum>
-  <w:abstractNum w:abstractNumId="20" w15:restartNumberingAfterBreak="0">
+  <w:abstractNum w:abstractNumId="28" w15:restartNumberingAfterBreak="0">
+    <w:nsid w:val="2B8B25EA"/>
+    <w:multiLevelType w:val="multilevel"/>
+    <w:tmpl w:val="52CCEAB4"/>
+    <w:lvl w:ilvl="0">
+      <w:start w:val="5"/>
+      <w:numFmt w:val="decimal"/>
+      <w:lvlText w:val="%1."/>
+      <w:lvlJc w:val="left"/>
+      <w:pPr>
+        <w:tabs>
+          <w:tab w:val="num" w:pos="720"/>
+        </w:tabs>
+        <w:ind w:left="720" w:hanging="360"/>
+      </w:pPr>
+    </w:lvl>
+    <w:lvl w:ilvl="1" w:tentative="1">
+      <w:start w:val="1"/>
+      <w:numFmt w:val="decimal"/>
+      <w:lvlText w:val="%2."/>
+      <w:lvlJc w:val="left"/>
+      <w:pPr>
+        <w:tabs>
+          <w:tab w:val="num" w:pos="1440"/>
+        </w:tabs>
+        <w:ind w:left="1440" w:hanging="360"/>
+      </w:pPr>
+    </w:lvl>
+    <w:lvl w:ilvl="2" w:tentative="1">
+      <w:start w:val="1"/>
+      <w:numFmt w:val="decimal"/>
+      <w:lvlText w:val="%3."/>
+      <w:lvlJc w:val="left"/>
+      <w:pPr>
+        <w:tabs>
+          <w:tab w:val="num" w:pos="2160"/>
+        </w:tabs>
+        <w:ind w:left="2160" w:hanging="360"/>
+      </w:pPr>
+    </w:lvl>
+    <w:lvl w:ilvl="3" w:tentative="1">
+      <w:start w:val="1"/>
+      <w:numFmt w:val="decimal"/>
+      <w:lvlText w:val="%4."/>
+      <w:lvlJc w:val="left"/>
+      <w:pPr>
+        <w:tabs>
+          <w:tab w:val="num" w:pos="2880"/>
+        </w:tabs>
+        <w:ind w:left="2880" w:hanging="360"/>
+      </w:pPr>
+    </w:lvl>
+    <w:lvl w:ilvl="4" w:tentative="1">
+      <w:start w:val="1"/>
+      <w:numFmt w:val="decimal"/>
+      <w:lvlText w:val="%5."/>
+      <w:lvlJc w:val="left"/>
+      <w:pPr>
+        <w:tabs>
+          <w:tab w:val="num" w:pos="3600"/>
+        </w:tabs>
+        <w:ind w:left="3600" w:hanging="360"/>
+      </w:pPr>
+    </w:lvl>
+    <w:lvl w:ilvl="5" w:tentative="1">
+      <w:start w:val="1"/>
+      <w:numFmt w:val="decimal"/>
+      <w:lvlText w:val="%6."/>
+      <w:lvlJc w:val="left"/>
+      <w:pPr>
+        <w:tabs>
+          <w:tab w:val="num" w:pos="4320"/>
+        </w:tabs>
+        <w:ind w:left="4320" w:hanging="360"/>
+      </w:pPr>
+    </w:lvl>
+    <w:lvl w:ilvl="6" w:tentative="1">
+      <w:start w:val="1"/>
+      <w:numFmt w:val="decimal"/>
+      <w:lvlText w:val="%7."/>
+      <w:lvlJc w:val="left"/>
+      <w:pPr>
+        <w:tabs>
+          <w:tab w:val="num" w:pos="5040"/>
+        </w:tabs>
+        <w:ind w:left="5040" w:hanging="360"/>
+      </w:pPr>
+    </w:lvl>
+    <w:lvl w:ilvl="7" w:tentative="1">
+      <w:start w:val="1"/>
+      <w:numFmt w:val="decimal"/>
+      <w:lvlText w:val="%8."/>
+      <w:lvlJc w:val="left"/>
+      <w:pPr>
+        <w:tabs>
+          <w:tab w:val="num" w:pos="5760"/>
+        </w:tabs>
+        <w:ind w:left="5760" w:hanging="360"/>
+      </w:pPr>
+    </w:lvl>
+    <w:lvl w:ilvl="8" w:tentative="1">
+      <w:start w:val="1"/>
+      <w:numFmt w:val="decimal"/>
+      <w:lvlText w:val="%9."/>
+      <w:lvlJc w:val="left"/>
+      <w:pPr>
+        <w:tabs>
+          <w:tab w:val="num" w:pos="6480"/>
+        </w:tabs>
+        <w:ind w:left="6480" w:hanging="360"/>
+      </w:pPr>
+    </w:lvl>
+  </w:abstractNum>
+  <w:abstractNum w:abstractNumId="29" w15:restartNumberingAfterBreak="0">
     <w:nsid w:val="2C0C76C0"/>
     <w:multiLevelType w:val="multilevel"/>
     <w:tmpl w:val="DE085EDA"/>
@@ -6086,7 +8961,7 @@
       </w:pPr>
     </w:lvl>
   </w:abstractNum>
-  <w:abstractNum w:abstractNumId="21" w15:restartNumberingAfterBreak="0">
+  <w:abstractNum w:abstractNumId="30" w15:restartNumberingAfterBreak="0">
     <w:nsid w:val="2DFC509C"/>
     <w:multiLevelType w:val="multilevel"/>
     <w:tmpl w:val="7D187384"/>
@@ -6235,7 +9110,7 @@
       </w:rPr>
     </w:lvl>
   </w:abstractNum>
-  <w:abstractNum w:abstractNumId="22" w15:restartNumberingAfterBreak="0">
+  <w:abstractNum w:abstractNumId="31" w15:restartNumberingAfterBreak="0">
     <w:nsid w:val="2F370988"/>
     <w:multiLevelType w:val="multilevel"/>
     <w:tmpl w:val="B9E63B96"/>
@@ -6348,7 +9223,7 @@
       </w:pPr>
     </w:lvl>
   </w:abstractNum>
-  <w:abstractNum w:abstractNumId="23" w15:restartNumberingAfterBreak="0">
+  <w:abstractNum w:abstractNumId="32" w15:restartNumberingAfterBreak="0">
     <w:nsid w:val="33712177"/>
     <w:multiLevelType w:val="multilevel"/>
     <w:tmpl w:val="34B8D47A"/>
@@ -6497,7 +9372,7 @@
       </w:rPr>
     </w:lvl>
   </w:abstractNum>
-  <w:abstractNum w:abstractNumId="24" w15:restartNumberingAfterBreak="0">
+  <w:abstractNum w:abstractNumId="33" w15:restartNumberingAfterBreak="0">
     <w:nsid w:val="3762684B"/>
     <w:multiLevelType w:val="multilevel"/>
     <w:tmpl w:val="BF9EB3B6"/>
@@ -6646,7 +9521,7 @@
       </w:rPr>
     </w:lvl>
   </w:abstractNum>
-  <w:abstractNum w:abstractNumId="25" w15:restartNumberingAfterBreak="0">
+  <w:abstractNum w:abstractNumId="34" w15:restartNumberingAfterBreak="0">
     <w:nsid w:val="37E05E82"/>
     <w:multiLevelType w:val="multilevel"/>
     <w:tmpl w:val="FAFAF55C"/>
@@ -6759,7 +9634,7 @@
       </w:pPr>
     </w:lvl>
   </w:abstractNum>
-  <w:abstractNum w:abstractNumId="26" w15:restartNumberingAfterBreak="0">
+  <w:abstractNum w:abstractNumId="35" w15:restartNumberingAfterBreak="0">
     <w:nsid w:val="382639E1"/>
     <w:multiLevelType w:val="multilevel"/>
     <w:tmpl w:val="4770F3EE"/>
@@ -6908,7 +9783,7 @@
       </w:rPr>
     </w:lvl>
   </w:abstractNum>
-  <w:abstractNum w:abstractNumId="27" w15:restartNumberingAfterBreak="0">
+  <w:abstractNum w:abstractNumId="36" w15:restartNumberingAfterBreak="0">
     <w:nsid w:val="38AC6FF0"/>
     <w:multiLevelType w:val="multilevel"/>
     <w:tmpl w:val="212CE5FE"/>
@@ -7021,7 +9896,7 @@
       </w:pPr>
     </w:lvl>
   </w:abstractNum>
-  <w:abstractNum w:abstractNumId="28" w15:restartNumberingAfterBreak="0">
+  <w:abstractNum w:abstractNumId="37" w15:restartNumberingAfterBreak="0">
     <w:nsid w:val="3AA34E56"/>
     <w:multiLevelType w:val="multilevel"/>
     <w:tmpl w:val="0890E70E"/>
@@ -7134,7 +10009,7 @@
       </w:pPr>
     </w:lvl>
   </w:abstractNum>
-  <w:abstractNum w:abstractNumId="29" w15:restartNumberingAfterBreak="0">
+  <w:abstractNum w:abstractNumId="38" w15:restartNumberingAfterBreak="0">
     <w:nsid w:val="3B5453E5"/>
     <w:multiLevelType w:val="multilevel"/>
     <w:tmpl w:val="63DA3A68"/>
@@ -7247,7 +10122,7 @@
       </w:pPr>
     </w:lvl>
   </w:abstractNum>
-  <w:abstractNum w:abstractNumId="30" w15:restartNumberingAfterBreak="0">
+  <w:abstractNum w:abstractNumId="39" w15:restartNumberingAfterBreak="0">
     <w:nsid w:val="3C9F57AA"/>
     <w:multiLevelType w:val="multilevel"/>
     <w:tmpl w:val="D04EF334"/>
@@ -7396,7 +10271,7 @@
       </w:rPr>
     </w:lvl>
   </w:abstractNum>
-  <w:abstractNum w:abstractNumId="31" w15:restartNumberingAfterBreak="0">
+  <w:abstractNum w:abstractNumId="40" w15:restartNumberingAfterBreak="0">
     <w:nsid w:val="3D041526"/>
     <w:multiLevelType w:val="multilevel"/>
     <w:tmpl w:val="ED1E578C"/>
@@ -7545,7 +10420,7 @@
       </w:rPr>
     </w:lvl>
   </w:abstractNum>
-  <w:abstractNum w:abstractNumId="32" w15:restartNumberingAfterBreak="0">
+  <w:abstractNum w:abstractNumId="41" w15:restartNumberingAfterBreak="0">
     <w:nsid w:val="3D0536CD"/>
     <w:multiLevelType w:val="multilevel"/>
     <w:tmpl w:val="39EC7B20"/>
@@ -7658,7 +10533,7 @@
       </w:pPr>
     </w:lvl>
   </w:abstractNum>
-  <w:abstractNum w:abstractNumId="33" w15:restartNumberingAfterBreak="0">
+  <w:abstractNum w:abstractNumId="42" w15:restartNumberingAfterBreak="0">
     <w:nsid w:val="3D6F04BA"/>
     <w:multiLevelType w:val="multilevel"/>
     <w:tmpl w:val="10C0164E"/>
@@ -7771,7 +10646,120 @@
       </w:pPr>
     </w:lvl>
   </w:abstractNum>
-  <w:abstractNum w:abstractNumId="34" w15:restartNumberingAfterBreak="0">
+  <w:abstractNum w:abstractNumId="43" w15:restartNumberingAfterBreak="0">
+    <w:nsid w:val="3DB33EF3"/>
+    <w:multiLevelType w:val="multilevel"/>
+    <w:tmpl w:val="73EE1360"/>
+    <w:lvl w:ilvl="0">
+      <w:start w:val="1"/>
+      <w:numFmt w:val="decimal"/>
+      <w:lvlText w:val="%1."/>
+      <w:lvlJc w:val="left"/>
+      <w:pPr>
+        <w:tabs>
+          <w:tab w:val="num" w:pos="720"/>
+        </w:tabs>
+        <w:ind w:left="720" w:hanging="360"/>
+      </w:pPr>
+    </w:lvl>
+    <w:lvl w:ilvl="1" w:tentative="1">
+      <w:start w:val="1"/>
+      <w:numFmt w:val="decimal"/>
+      <w:lvlText w:val="%2."/>
+      <w:lvlJc w:val="left"/>
+      <w:pPr>
+        <w:tabs>
+          <w:tab w:val="num" w:pos="1440"/>
+        </w:tabs>
+        <w:ind w:left="1440" w:hanging="360"/>
+      </w:pPr>
+    </w:lvl>
+    <w:lvl w:ilvl="2" w:tentative="1">
+      <w:start w:val="1"/>
+      <w:numFmt w:val="decimal"/>
+      <w:lvlText w:val="%3."/>
+      <w:lvlJc w:val="left"/>
+      <w:pPr>
+        <w:tabs>
+          <w:tab w:val="num" w:pos="2160"/>
+        </w:tabs>
+        <w:ind w:left="2160" w:hanging="360"/>
+      </w:pPr>
+    </w:lvl>
+    <w:lvl w:ilvl="3" w:tentative="1">
+      <w:start w:val="1"/>
+      <w:numFmt w:val="decimal"/>
+      <w:lvlText w:val="%4."/>
+      <w:lvlJc w:val="left"/>
+      <w:pPr>
+        <w:tabs>
+          <w:tab w:val="num" w:pos="2880"/>
+        </w:tabs>
+        <w:ind w:left="2880" w:hanging="360"/>
+      </w:pPr>
+    </w:lvl>
+    <w:lvl w:ilvl="4" w:tentative="1">
+      <w:start w:val="1"/>
+      <w:numFmt w:val="decimal"/>
+      <w:lvlText w:val="%5."/>
+      <w:lvlJc w:val="left"/>
+      <w:pPr>
+        <w:tabs>
+          <w:tab w:val="num" w:pos="3600"/>
+        </w:tabs>
+        <w:ind w:left="3600" w:hanging="360"/>
+      </w:pPr>
+    </w:lvl>
+    <w:lvl w:ilvl="5" w:tentative="1">
+      <w:start w:val="1"/>
+      <w:numFmt w:val="decimal"/>
+      <w:lvlText w:val="%6."/>
+      <w:lvlJc w:val="left"/>
+      <w:pPr>
+        <w:tabs>
+          <w:tab w:val="num" w:pos="4320"/>
+        </w:tabs>
+        <w:ind w:left="4320" w:hanging="360"/>
+      </w:pPr>
+    </w:lvl>
+    <w:lvl w:ilvl="6" w:tentative="1">
+      <w:start w:val="1"/>
+      <w:numFmt w:val="decimal"/>
+      <w:lvlText w:val="%7."/>
+      <w:lvlJc w:val="left"/>
+      <w:pPr>
+        <w:tabs>
+          <w:tab w:val="num" w:pos="5040"/>
+        </w:tabs>
+        <w:ind w:left="5040" w:hanging="360"/>
+      </w:pPr>
+    </w:lvl>
+    <w:lvl w:ilvl="7" w:tentative="1">
+      <w:start w:val="1"/>
+      <w:numFmt w:val="decimal"/>
+      <w:lvlText w:val="%8."/>
+      <w:lvlJc w:val="left"/>
+      <w:pPr>
+        <w:tabs>
+          <w:tab w:val="num" w:pos="5760"/>
+        </w:tabs>
+        <w:ind w:left="5760" w:hanging="360"/>
+      </w:pPr>
+    </w:lvl>
+    <w:lvl w:ilvl="8" w:tentative="1">
+      <w:start w:val="1"/>
+      <w:numFmt w:val="decimal"/>
+      <w:lvlText w:val="%9."/>
+      <w:lvlJc w:val="left"/>
+      <w:pPr>
+        <w:tabs>
+          <w:tab w:val="num" w:pos="6480"/>
+        </w:tabs>
+        <w:ind w:left="6480" w:hanging="360"/>
+      </w:pPr>
+    </w:lvl>
+  </w:abstractNum>
+  <w:abstractNum w:abstractNumId="44" w15:restartNumberingAfterBreak="0">
     <w:nsid w:val="3E4C2BDD"/>
     <w:multiLevelType w:val="multilevel"/>
     <w:tmpl w:val="D5C6A7D8"/>
@@ -7884,7 +10872,7 @@
       </w:pPr>
     </w:lvl>
   </w:abstractNum>
-  <w:abstractNum w:abstractNumId="35" w15:restartNumberingAfterBreak="0">
+  <w:abstractNum w:abstractNumId="45" w15:restartNumberingAfterBreak="0">
     <w:nsid w:val="3FE61759"/>
     <w:multiLevelType w:val="hybridMultilevel"/>
     <w:tmpl w:val="ADC60DEC"/>
@@ -7973,7 +10961,7 @@
       </w:pPr>
     </w:lvl>
   </w:abstractNum>
-  <w:abstractNum w:abstractNumId="36" w15:restartNumberingAfterBreak="0">
+  <w:abstractNum w:abstractNumId="46" w15:restartNumberingAfterBreak="0">
     <w:nsid w:val="409B2D3B"/>
     <w:multiLevelType w:val="multilevel"/>
     <w:tmpl w:val="EE7E0796"/>
@@ -8122,7 +11110,7 @@
       </w:rPr>
     </w:lvl>
   </w:abstractNum>
-  <w:abstractNum w:abstractNumId="37" w15:restartNumberingAfterBreak="0">
+  <w:abstractNum w:abstractNumId="47" w15:restartNumberingAfterBreak="0">
     <w:nsid w:val="415054A1"/>
     <w:multiLevelType w:val="multilevel"/>
     <w:tmpl w:val="E9EC85DC"/>
@@ -8271,7 +11259,7 @@
       </w:rPr>
     </w:lvl>
   </w:abstractNum>
-  <w:abstractNum w:abstractNumId="38" w15:restartNumberingAfterBreak="0">
+  <w:abstractNum w:abstractNumId="48" w15:restartNumberingAfterBreak="0">
     <w:nsid w:val="430254C1"/>
     <w:multiLevelType w:val="multilevel"/>
     <w:tmpl w:val="8A9AD92C"/>
@@ -8420,7 +11408,7 @@
       </w:rPr>
     </w:lvl>
   </w:abstractNum>
-  <w:abstractNum w:abstractNumId="39" w15:restartNumberingAfterBreak="0">
+  <w:abstractNum w:abstractNumId="49" w15:restartNumberingAfterBreak="0">
     <w:nsid w:val="47BD60D9"/>
     <w:multiLevelType w:val="multilevel"/>
     <w:tmpl w:val="3BAED800"/>
@@ -8533,7 +11521,7 @@
       </w:pPr>
     </w:lvl>
   </w:abstractNum>
-  <w:abstractNum w:abstractNumId="40" w15:restartNumberingAfterBreak="0">
+  <w:abstractNum w:abstractNumId="50" w15:restartNumberingAfterBreak="0">
     <w:nsid w:val="4A3D4B87"/>
     <w:multiLevelType w:val="multilevel"/>
     <w:tmpl w:val="69507D68"/>
@@ -8682,7 +11670,7 @@
       </w:rPr>
     </w:lvl>
   </w:abstractNum>
-  <w:abstractNum w:abstractNumId="41" w15:restartNumberingAfterBreak="0">
+  <w:abstractNum w:abstractNumId="51" w15:restartNumberingAfterBreak="0">
     <w:nsid w:val="4B0E14DA"/>
     <w:multiLevelType w:val="multilevel"/>
     <w:tmpl w:val="6358A0C2"/>
@@ -8831,7 +11819,7 @@
       </w:rPr>
     </w:lvl>
   </w:abstractNum>
-  <w:abstractNum w:abstractNumId="42" w15:restartNumberingAfterBreak="0">
+  <w:abstractNum w:abstractNumId="52" w15:restartNumberingAfterBreak="0">
     <w:nsid w:val="4FC921B3"/>
     <w:multiLevelType w:val="multilevel"/>
     <w:tmpl w:val="149C00FA"/>
@@ -8944,7 +11932,7 @@
       </w:pPr>
     </w:lvl>
   </w:abstractNum>
-  <w:abstractNum w:abstractNumId="43" w15:restartNumberingAfterBreak="0">
+  <w:abstractNum w:abstractNumId="53" w15:restartNumberingAfterBreak="0">
     <w:nsid w:val="519503F1"/>
     <w:multiLevelType w:val="multilevel"/>
     <w:tmpl w:val="D7C2B4D6"/>
@@ -9093,7 +12081,7 @@
       </w:rPr>
     </w:lvl>
   </w:abstractNum>
-  <w:abstractNum w:abstractNumId="44" w15:restartNumberingAfterBreak="0">
+  <w:abstractNum w:abstractNumId="54" w15:restartNumberingAfterBreak="0">
     <w:nsid w:val="52461F53"/>
     <w:multiLevelType w:val="multilevel"/>
     <w:tmpl w:val="D5D0168C"/>
@@ -9242,7 +12230,7 @@
       </w:rPr>
     </w:lvl>
   </w:abstractNum>
-  <w:abstractNum w:abstractNumId="45" w15:restartNumberingAfterBreak="0">
+  <w:abstractNum w:abstractNumId="55" w15:restartNumberingAfterBreak="0">
     <w:nsid w:val="529A1C8B"/>
     <w:multiLevelType w:val="multilevel"/>
     <w:tmpl w:val="901E4C2C"/>
@@ -9391,7 +12379,7 @@
       </w:rPr>
     </w:lvl>
   </w:abstractNum>
-  <w:abstractNum w:abstractNumId="46" w15:restartNumberingAfterBreak="0">
+  <w:abstractNum w:abstractNumId="56" w15:restartNumberingAfterBreak="0">
     <w:nsid w:val="52D57E27"/>
     <w:multiLevelType w:val="multilevel"/>
     <w:tmpl w:val="D416D408"/>
@@ -9504,7 +12492,7 @@
       </w:pPr>
     </w:lvl>
   </w:abstractNum>
-  <w:abstractNum w:abstractNumId="47" w15:restartNumberingAfterBreak="0">
+  <w:abstractNum w:abstractNumId="57" w15:restartNumberingAfterBreak="0">
     <w:nsid w:val="53A47A58"/>
     <w:multiLevelType w:val="multilevel"/>
     <w:tmpl w:val="87041430"/>
@@ -9653,7 +12641,120 @@
       </w:rPr>
     </w:lvl>
   </w:abstractNum>
-  <w:abstractNum w:abstractNumId="48" w15:restartNumberingAfterBreak="0">
+  <w:abstractNum w:abstractNumId="58" w15:restartNumberingAfterBreak="0">
+    <w:nsid w:val="542671EE"/>
+    <w:multiLevelType w:val="multilevel"/>
+    <w:tmpl w:val="07DE1042"/>
+    <w:lvl w:ilvl="0">
+      <w:start w:val="1"/>
+      <w:numFmt w:val="decimal"/>
+      <w:lvlText w:val="%1."/>
+      <w:lvlJc w:val="left"/>
+      <w:pPr>
+        <w:tabs>
+          <w:tab w:val="num" w:pos="720"/>
+        </w:tabs>
+        <w:ind w:left="720" w:hanging="360"/>
+      </w:pPr>
+    </w:lvl>
+    <w:lvl w:ilvl="1" w:tentative="1">
+      <w:start w:val="1"/>
+      <w:numFmt w:val="decimal"/>
+      <w:lvlText w:val="%2."/>
+      <w:lvlJc w:val="left"/>
+      <w:pPr>
+        <w:tabs>
+          <w:tab w:val="num" w:pos="1440"/>
+        </w:tabs>
+        <w:ind w:left="1440" w:hanging="360"/>
+      </w:pPr>
+    </w:lvl>
+    <w:lvl w:ilvl="2" w:tentative="1">
+      <w:start w:val="1"/>
+      <w:numFmt w:val="decimal"/>
+      <w:lvlText w:val="%3."/>
+      <w:lvlJc w:val="left"/>
+      <w:pPr>
+        <w:tabs>
+          <w:tab w:val="num" w:pos="2160"/>
+        </w:tabs>
+        <w:ind w:left="2160" w:hanging="360"/>
+      </w:pPr>
+    </w:lvl>
+    <w:lvl w:ilvl="3" w:tentative="1">
+      <w:start w:val="1"/>
+      <w:numFmt w:val="decimal"/>
+      <w:lvlText w:val="%4."/>
+      <w:lvlJc w:val="left"/>
+      <w:pPr>
+        <w:tabs>
+          <w:tab w:val="num" w:pos="2880"/>
+        </w:tabs>
+        <w:ind w:left="2880" w:hanging="360"/>
+      </w:pPr>
+    </w:lvl>
+    <w:lvl w:ilvl="4" w:tentative="1">
+      <w:start w:val="1"/>
+      <w:numFmt w:val="decimal"/>
+      <w:lvlText w:val="%5."/>
+      <w:lvlJc w:val="left"/>
+      <w:pPr>
+        <w:tabs>
+          <w:tab w:val="num" w:pos="3600"/>
+        </w:tabs>
+        <w:ind w:left="3600" w:hanging="360"/>
+      </w:pPr>
+    </w:lvl>
+    <w:lvl w:ilvl="5" w:tentative="1">
+      <w:start w:val="1"/>
+      <w:numFmt w:val="decimal"/>
+      <w:lvlText w:val="%6."/>
+      <w:lvlJc w:val="left"/>
+      <w:pPr>
+        <w:tabs>
+          <w:tab w:val="num" w:pos="4320"/>
+        </w:tabs>
+        <w:ind w:left="4320" w:hanging="360"/>
+      </w:pPr>
+    </w:lvl>
+    <w:lvl w:ilvl="6" w:tentative="1">
+      <w:start w:val="1"/>
+      <w:numFmt w:val="decimal"/>
+      <w:lvlText w:val="%7."/>
+      <w:lvlJc w:val="left"/>
+      <w:pPr>
+        <w:tabs>
+          <w:tab w:val="num" w:pos="5040"/>
+        </w:tabs>
+        <w:ind w:left="5040" w:hanging="360"/>
+      </w:pPr>
+    </w:lvl>
+    <w:lvl w:ilvl="7" w:tentative="1">
+      <w:start w:val="1"/>
+      <w:numFmt w:val="decimal"/>
+      <w:lvlText w:val="%8."/>
+      <w:lvlJc w:val="left"/>
+      <w:pPr>
+        <w:tabs>
+          <w:tab w:val="num" w:pos="5760"/>
+        </w:tabs>
+        <w:ind w:left="5760" w:hanging="360"/>
+      </w:pPr>
+    </w:lvl>
+    <w:lvl w:ilvl="8" w:tentative="1">
+      <w:start w:val="1"/>
+      <w:numFmt w:val="decimal"/>
+      <w:lvlText w:val="%9."/>
+      <w:lvlJc w:val="left"/>
+      <w:pPr>
+        <w:tabs>
+          <w:tab w:val="num" w:pos="6480"/>
+        </w:tabs>
+        <w:ind w:left="6480" w:hanging="360"/>
+      </w:pPr>
+    </w:lvl>
+  </w:abstractNum>
+  <w:abstractNum w:abstractNumId="59" w15:restartNumberingAfterBreak="0">
     <w:nsid w:val="551E289C"/>
     <w:multiLevelType w:val="multilevel"/>
     <w:tmpl w:val="64A455D8"/>
@@ -9802,7 +12903,7 @@
       </w:rPr>
     </w:lvl>
   </w:abstractNum>
-  <w:abstractNum w:abstractNumId="49" w15:restartNumberingAfterBreak="0">
+  <w:abstractNum w:abstractNumId="60" w15:restartNumberingAfterBreak="0">
     <w:nsid w:val="55916D5C"/>
     <w:multiLevelType w:val="multilevel"/>
     <w:tmpl w:val="6B46D116"/>
@@ -9951,7 +13052,7 @@
       </w:rPr>
     </w:lvl>
   </w:abstractNum>
-  <w:abstractNum w:abstractNumId="50" w15:restartNumberingAfterBreak="0">
+  <w:abstractNum w:abstractNumId="61" w15:restartNumberingAfterBreak="0">
     <w:nsid w:val="57BA53C3"/>
     <w:multiLevelType w:val="multilevel"/>
     <w:tmpl w:val="68060D48"/>
@@ -10068,7 +13169,7 @@
       </w:pPr>
     </w:lvl>
   </w:abstractNum>
-  <w:abstractNum w:abstractNumId="51" w15:restartNumberingAfterBreak="0">
+  <w:abstractNum w:abstractNumId="62" w15:restartNumberingAfterBreak="0">
     <w:nsid w:val="57EC49E9"/>
     <w:multiLevelType w:val="multilevel"/>
     <w:tmpl w:val="500C57AC"/>
@@ -10217,7 +13318,7 @@
       </w:rPr>
     </w:lvl>
   </w:abstractNum>
-  <w:abstractNum w:abstractNumId="52" w15:restartNumberingAfterBreak="0">
+  <w:abstractNum w:abstractNumId="63" w15:restartNumberingAfterBreak="0">
     <w:nsid w:val="58A45578"/>
     <w:multiLevelType w:val="multilevel"/>
     <w:tmpl w:val="5D7A8892"/>
@@ -10366,7 +13467,7 @@
       </w:rPr>
     </w:lvl>
   </w:abstractNum>
-  <w:abstractNum w:abstractNumId="53" w15:restartNumberingAfterBreak="0">
+  <w:abstractNum w:abstractNumId="64" w15:restartNumberingAfterBreak="0">
     <w:nsid w:val="599E40DA"/>
     <w:multiLevelType w:val="multilevel"/>
     <w:tmpl w:val="392CA2B4"/>
@@ -10479,7 +13580,7 @@
       </w:pPr>
     </w:lvl>
   </w:abstractNum>
-  <w:abstractNum w:abstractNumId="54" w15:restartNumberingAfterBreak="0">
+  <w:abstractNum w:abstractNumId="65" w15:restartNumberingAfterBreak="0">
     <w:nsid w:val="5C1F49C5"/>
     <w:multiLevelType w:val="multilevel"/>
     <w:tmpl w:val="A3624E82"/>
@@ -10628,7 +13729,7 @@
       </w:rPr>
     </w:lvl>
   </w:abstractNum>
-  <w:abstractNum w:abstractNumId="55" w15:restartNumberingAfterBreak="0">
+  <w:abstractNum w:abstractNumId="66" w15:restartNumberingAfterBreak="0">
     <w:nsid w:val="5D6246DC"/>
     <w:multiLevelType w:val="multilevel"/>
     <w:tmpl w:val="723258F6"/>
@@ -10777,7 +13878,7 @@
       </w:rPr>
     </w:lvl>
   </w:abstractNum>
-  <w:abstractNum w:abstractNumId="56" w15:restartNumberingAfterBreak="0">
+  <w:abstractNum w:abstractNumId="67" w15:restartNumberingAfterBreak="0">
     <w:nsid w:val="5FEE0A0A"/>
     <w:multiLevelType w:val="multilevel"/>
     <w:tmpl w:val="8C66B08E"/>
@@ -10926,7 +14027,120 @@
       </w:rPr>
     </w:lvl>
   </w:abstractNum>
-  <w:abstractNum w:abstractNumId="57" w15:restartNumberingAfterBreak="0">
+  <w:abstractNum w:abstractNumId="68" w15:restartNumberingAfterBreak="0">
+    <w:nsid w:val="637B3C49"/>
+    <w:multiLevelType w:val="multilevel"/>
+    <w:tmpl w:val="ECB2F318"/>
+    <w:lvl w:ilvl="0">
+      <w:start w:val="4"/>
+      <w:numFmt w:val="decimal"/>
+      <w:lvlText w:val="%1."/>
+      <w:lvlJc w:val="left"/>
+      <w:pPr>
+        <w:tabs>
+          <w:tab w:val="num" w:pos="720"/>
+        </w:tabs>
+        <w:ind w:left="720" w:hanging="360"/>
+      </w:pPr>
+    </w:lvl>
+    <w:lvl w:ilvl="1" w:tentative="1">
+      <w:start w:val="1"/>
+      <w:numFmt w:val="decimal"/>
+      <w:lvlText w:val="%2."/>
+      <w:lvlJc w:val="left"/>
+      <w:pPr>
+        <w:tabs>
+          <w:tab w:val="num" w:pos="1440"/>
+        </w:tabs>
+        <w:ind w:left="1440" w:hanging="360"/>
+      </w:pPr>
+    </w:lvl>
+    <w:lvl w:ilvl="2" w:tentative="1">
+      <w:start w:val="1"/>
+      <w:numFmt w:val="decimal"/>
+      <w:lvlText w:val="%3."/>
+      <w:lvlJc w:val="left"/>
+      <w:pPr>
+        <w:tabs>
+          <w:tab w:val="num" w:pos="2160"/>
+        </w:tabs>
+        <w:ind w:left="2160" w:hanging="360"/>
+      </w:pPr>
+    </w:lvl>
+    <w:lvl w:ilvl="3" w:tentative="1">
+      <w:start w:val="1"/>
+      <w:numFmt w:val="decimal"/>
+      <w:lvlText w:val="%4."/>
+      <w:lvlJc w:val="left"/>
+      <w:pPr>
+        <w:tabs>
+          <w:tab w:val="num" w:pos="2880"/>
+        </w:tabs>
+        <w:ind w:left="2880" w:hanging="360"/>
+      </w:pPr>
+    </w:lvl>
+    <w:lvl w:ilvl="4" w:tentative="1">
+      <w:start w:val="1"/>
+      <w:numFmt w:val="decimal"/>
+      <w:lvlText w:val="%5."/>
+      <w:lvlJc w:val="left"/>
+      <w:pPr>
+        <w:tabs>
+          <w:tab w:val="num" w:pos="3600"/>
+        </w:tabs>
+        <w:ind w:left="3600" w:hanging="360"/>
+      </w:pPr>
+    </w:lvl>
+    <w:lvl w:ilvl="5" w:tentative="1">
+      <w:start w:val="1"/>
+      <w:numFmt w:val="decimal"/>
+      <w:lvlText w:val="%6."/>
+      <w:lvlJc w:val="left"/>
+      <w:pPr>
+        <w:tabs>
+          <w:tab w:val="num" w:pos="4320"/>
+        </w:tabs>
+        <w:ind w:left="4320" w:hanging="360"/>
+      </w:pPr>
+    </w:lvl>
+    <w:lvl w:ilvl="6" w:tentative="1">
+      <w:start w:val="1"/>
+      <w:numFmt w:val="decimal"/>
+      <w:lvlText w:val="%7."/>
+      <w:lvlJc w:val="left"/>
+      <w:pPr>
+        <w:tabs>
+          <w:tab w:val="num" w:pos="5040"/>
+        </w:tabs>
+        <w:ind w:left="5040" w:hanging="360"/>
+      </w:pPr>
+    </w:lvl>
+    <w:lvl w:ilvl="7" w:tentative="1">
+      <w:start w:val="1"/>
+      <w:numFmt w:val="decimal"/>
+      <w:lvlText w:val="%8."/>
+      <w:lvlJc w:val="left"/>
+      <w:pPr>
+        <w:tabs>
+          <w:tab w:val="num" w:pos="5760"/>
+        </w:tabs>
+        <w:ind w:left="5760" w:hanging="360"/>
+      </w:pPr>
+    </w:lvl>
+    <w:lvl w:ilvl="8" w:tentative="1">
+      <w:start w:val="1"/>
+      <w:numFmt w:val="decimal"/>
+      <w:lvlText w:val="%9."/>
+      <w:lvlJc w:val="left"/>
+      <w:pPr>
+        <w:tabs>
+          <w:tab w:val="num" w:pos="6480"/>
+        </w:tabs>
+        <w:ind w:left="6480" w:hanging="360"/>
+      </w:pPr>
+    </w:lvl>
+  </w:abstractNum>
+  <w:abstractNum w:abstractNumId="69" w15:restartNumberingAfterBreak="0">
     <w:nsid w:val="6BC65D3E"/>
     <w:multiLevelType w:val="multilevel"/>
     <w:tmpl w:val="9A8C992E"/>
@@ -11039,7 +14253,7 @@
       </w:pPr>
     </w:lvl>
   </w:abstractNum>
-  <w:abstractNum w:abstractNumId="58" w15:restartNumberingAfterBreak="0">
+  <w:abstractNum w:abstractNumId="70" w15:restartNumberingAfterBreak="0">
     <w:nsid w:val="6CF842E2"/>
     <w:multiLevelType w:val="multilevel"/>
     <w:tmpl w:val="3EA80DA0"/>
@@ -11188,7 +14402,7 @@
       </w:rPr>
     </w:lvl>
   </w:abstractNum>
-  <w:abstractNum w:abstractNumId="59" w15:restartNumberingAfterBreak="0">
+  <w:abstractNum w:abstractNumId="71" w15:restartNumberingAfterBreak="0">
     <w:nsid w:val="6F557037"/>
     <w:multiLevelType w:val="multilevel"/>
     <w:tmpl w:val="98B61C2E"/>
@@ -11301,7 +14515,7 @@
       </w:pPr>
     </w:lvl>
   </w:abstractNum>
-  <w:abstractNum w:abstractNumId="60" w15:restartNumberingAfterBreak="0">
+  <w:abstractNum w:abstractNumId="72" w15:restartNumberingAfterBreak="0">
     <w:nsid w:val="70F23ACA"/>
     <w:multiLevelType w:val="multilevel"/>
     <w:tmpl w:val="2084D41A"/>
@@ -11450,7 +14664,120 @@
       </w:rPr>
     </w:lvl>
   </w:abstractNum>
-  <w:abstractNum w:abstractNumId="61" w15:restartNumberingAfterBreak="0">
+  <w:abstractNum w:abstractNumId="73" w15:restartNumberingAfterBreak="0">
+    <w:nsid w:val="73DD2F9E"/>
+    <w:multiLevelType w:val="multilevel"/>
+    <w:tmpl w:val="1600661A"/>
+    <w:lvl w:ilvl="0">
+      <w:start w:val="1"/>
+      <w:numFmt w:val="decimal"/>
+      <w:lvlText w:val="%1."/>
+      <w:lvlJc w:val="left"/>
+      <w:pPr>
+        <w:tabs>
+          <w:tab w:val="num" w:pos="720"/>
+        </w:tabs>
+        <w:ind w:left="720" w:hanging="360"/>
+      </w:pPr>
+    </w:lvl>
+    <w:lvl w:ilvl="1" w:tentative="1">
+      <w:start w:val="1"/>
+      <w:numFmt w:val="decimal"/>
+      <w:lvlText w:val="%2."/>
+      <w:lvlJc w:val="left"/>
+      <w:pPr>
+        <w:tabs>
+          <w:tab w:val="num" w:pos="1440"/>
+        </w:tabs>
+        <w:ind w:left="1440" w:hanging="360"/>
+      </w:pPr>
+    </w:lvl>
+    <w:lvl w:ilvl="2" w:tentative="1">
+      <w:start w:val="1"/>
+      <w:numFmt w:val="decimal"/>
+      <w:lvlText w:val="%3."/>
+      <w:lvlJc w:val="left"/>
+      <w:pPr>
+        <w:tabs>
+          <w:tab w:val="num" w:pos="2160"/>
+        </w:tabs>
+        <w:ind w:left="2160" w:hanging="360"/>
+      </w:pPr>
+    </w:lvl>
+    <w:lvl w:ilvl="3" w:tentative="1">
+      <w:start w:val="1"/>
+      <w:numFmt w:val="decimal"/>
+      <w:lvlText w:val="%4."/>
+      <w:lvlJc w:val="left"/>
+      <w:pPr>
+        <w:tabs>
+          <w:tab w:val="num" w:pos="2880"/>
+        </w:tabs>
+        <w:ind w:left="2880" w:hanging="360"/>
+      </w:pPr>
+    </w:lvl>
+    <w:lvl w:ilvl="4" w:tentative="1">
+      <w:start w:val="1"/>
+      <w:numFmt w:val="decimal"/>
+      <w:lvlText w:val="%5."/>
+      <w:lvlJc w:val="left"/>
+      <w:pPr>
+        <w:tabs>
+          <w:tab w:val="num" w:pos="3600"/>
+        </w:tabs>
+        <w:ind w:left="3600" w:hanging="360"/>
+      </w:pPr>
+    </w:lvl>
+    <w:lvl w:ilvl="5" w:tentative="1">
+      <w:start w:val="1"/>
+      <w:numFmt w:val="decimal"/>
+      <w:lvlText w:val="%6."/>
+      <w:lvlJc w:val="left"/>
+      <w:pPr>
+        <w:tabs>
+          <w:tab w:val="num" w:pos="4320"/>
+        </w:tabs>
+        <w:ind w:left="4320" w:hanging="360"/>
+      </w:pPr>
+    </w:lvl>
+    <w:lvl w:ilvl="6" w:tentative="1">
+      <w:start w:val="1"/>
+      <w:numFmt w:val="decimal"/>
+      <w:lvlText w:val="%7."/>
+      <w:lvlJc w:val="left"/>
+      <w:pPr>
+        <w:tabs>
+          <w:tab w:val="num" w:pos="5040"/>
+        </w:tabs>
+        <w:ind w:left="5040" w:hanging="360"/>
+      </w:pPr>
+    </w:lvl>
+    <w:lvl w:ilvl="7" w:tentative="1">
+      <w:start w:val="1"/>
+      <w:numFmt w:val="decimal"/>
+      <w:lvlText w:val="%8."/>
+      <w:lvlJc w:val="left"/>
+      <w:pPr>
+        <w:tabs>
+          <w:tab w:val="num" w:pos="5760"/>
+        </w:tabs>
+        <w:ind w:left="5760" w:hanging="360"/>
+      </w:pPr>
+    </w:lvl>
+    <w:lvl w:ilvl="8" w:tentative="1">
+      <w:start w:val="1"/>
+      <w:numFmt w:val="decimal"/>
+      <w:lvlText w:val="%9."/>
+      <w:lvlJc w:val="left"/>
+      <w:pPr>
+        <w:tabs>
+          <w:tab w:val="num" w:pos="6480"/>
+        </w:tabs>
+        <w:ind w:left="6480" w:hanging="360"/>
+      </w:pPr>
+    </w:lvl>
+  </w:abstractNum>
+  <w:abstractNum w:abstractNumId="74" w15:restartNumberingAfterBreak="0">
     <w:nsid w:val="75940B00"/>
     <w:multiLevelType w:val="multilevel"/>
     <w:tmpl w:val="78ACCEFE"/>
@@ -11563,7 +14890,7 @@
       </w:pPr>
     </w:lvl>
   </w:abstractNum>
-  <w:abstractNum w:abstractNumId="62" w15:restartNumberingAfterBreak="0">
+  <w:abstractNum w:abstractNumId="75" w15:restartNumberingAfterBreak="0">
     <w:nsid w:val="763519B9"/>
     <w:multiLevelType w:val="multilevel"/>
     <w:tmpl w:val="2C90080E"/>
@@ -11676,7 +15003,156 @@
       </w:pPr>
     </w:lvl>
   </w:abstractNum>
-  <w:abstractNum w:abstractNumId="63" w15:restartNumberingAfterBreak="0">
+  <w:abstractNum w:abstractNumId="76" w15:restartNumberingAfterBreak="0">
+    <w:nsid w:val="77926912"/>
+    <w:multiLevelType w:val="multilevel"/>
+    <w:tmpl w:val="4E707256"/>
+    <w:lvl w:ilvl="0">
+      <w:start w:val="1"/>
+      <w:numFmt w:val="bullet"/>
+      <w:lvlText w:val=""/>
+      <w:lvlJc w:val="left"/>
+      <w:pPr>
+        <w:tabs>
+          <w:tab w:val="num" w:pos="720"/>
+        </w:tabs>
+        <w:ind w:left="720" w:hanging="360"/>
+      </w:pPr>
+      <w:rPr>
+        <w:rFonts w:ascii="Symbol" w:hAnsi="Symbol" w:hint="default"/>
+        <w:sz w:val="20"/>
+      </w:rPr>
+    </w:lvl>
+    <w:lvl w:ilvl="1" w:tentative="1">
+      <w:start w:val="1"/>
+      <w:numFmt w:val="bullet"/>
+      <w:lvlText w:val="o"/>
+      <w:lvlJc w:val="left"/>
+      <w:pPr>
+        <w:tabs>
+          <w:tab w:val="num" w:pos="1440"/>
+        </w:tabs>
+        <w:ind w:left="1440" w:hanging="360"/>
+      </w:pPr>
+      <w:rPr>
+        <w:rFonts w:ascii="Courier New" w:hAnsi="Courier New" w:hint="default"/>
+        <w:sz w:val="20"/>
+      </w:rPr>
+    </w:lvl>
+    <w:lvl w:ilvl="2" w:tentative="1">
+      <w:start w:val="1"/>
+      <w:numFmt w:val="bullet"/>
+      <w:lvlText w:val=""/>
+      <w:lvlJc w:val="left"/>
+      <w:pPr>
+        <w:tabs>
+          <w:tab w:val="num" w:pos="2160"/>
+        </w:tabs>
+        <w:ind w:left="2160" w:hanging="360"/>
+      </w:pPr>
+      <w:rPr>
+        <w:rFonts w:ascii="Wingdings" w:hAnsi="Wingdings" w:hint="default"/>
+        <w:sz w:val="20"/>
+      </w:rPr>
+    </w:lvl>
+    <w:lvl w:ilvl="3" w:tentative="1">
+      <w:start w:val="1"/>
+      <w:numFmt w:val="bullet"/>
+      <w:lvlText w:val=""/>
+      <w:lvlJc w:val="left"/>
+      <w:pPr>
+        <w:tabs>
+          <w:tab w:val="num" w:pos="2880"/>
+        </w:tabs>
+        <w:ind w:left="2880" w:hanging="360"/>
+      </w:pPr>
+      <w:rPr>
+        <w:rFonts w:ascii="Wingdings" w:hAnsi="Wingdings" w:hint="default"/>
+        <w:sz w:val="20"/>
+      </w:rPr>
+    </w:lvl>
+    <w:lvl w:ilvl="4" w:tentative="1">
+      <w:start w:val="1"/>
+      <w:numFmt w:val="bullet"/>
+      <w:lvlText w:val=""/>
+      <w:lvlJc w:val="left"/>
+      <w:pPr>
+        <w:tabs>
+          <w:tab w:val="num" w:pos="3600"/>
+        </w:tabs>
+        <w:ind w:left="3600" w:hanging="360"/>
+      </w:pPr>
+      <w:rPr>
+        <w:rFonts w:ascii="Wingdings" w:hAnsi="Wingdings" w:hint="default"/>
+        <w:sz w:val="20"/>
+      </w:rPr>
+    </w:lvl>
+    <w:lvl w:ilvl="5" w:tentative="1">
+      <w:start w:val="1"/>
+      <w:numFmt w:val="bullet"/>
+      <w:lvlText w:val=""/>
+      <w:lvlJc w:val="left"/>
+      <w:pPr>
+        <w:tabs>
+          <w:tab w:val="num" w:pos="4320"/>
+        </w:tabs>
+        <w:ind w:left="4320" w:hanging="360"/>
+      </w:pPr>
+      <w:rPr>
+        <w:rFonts w:ascii="Wingdings" w:hAnsi="Wingdings" w:hint="default"/>
+        <w:sz w:val="20"/>
+      </w:rPr>
+    </w:lvl>
+    <w:lvl w:ilvl="6" w:tentative="1">
+      <w:start w:val="1"/>
+      <w:numFmt w:val="bullet"/>
+      <w:lvlText w:val=""/>
+      <w:lvlJc w:val="left"/>
+      <w:pPr>
+        <w:tabs>
+          <w:tab w:val="num" w:pos="5040"/>
+        </w:tabs>
+        <w:ind w:left="5040" w:hanging="360"/>
+      </w:pPr>
+      <w:rPr>
+        <w:rFonts w:ascii="Wingdings" w:hAnsi="Wingdings" w:hint="default"/>
+        <w:sz w:val="20"/>
+      </w:rPr>
+    </w:lvl>
+    <w:lvl w:ilvl="7" w:tentative="1">
+      <w:start w:val="1"/>
+      <w:numFmt w:val="bullet"/>
+      <w:lvlText w:val=""/>
+      <w:lvlJc w:val="left"/>
+      <w:pPr>
+        <w:tabs>
+          <w:tab w:val="num" w:pos="5760"/>
+        </w:tabs>
+        <w:ind w:left="5760" w:hanging="360"/>
+      </w:pPr>
+      <w:rPr>
+        <w:rFonts w:ascii="Wingdings" w:hAnsi="Wingdings" w:hint="default"/>
+        <w:sz w:val="20"/>
+      </w:rPr>
+    </w:lvl>
+    <w:lvl w:ilvl="8" w:tentative="1">
+      <w:start w:val="1"/>
+      <w:numFmt w:val="bullet"/>
+      <w:lvlText w:val=""/>
+      <w:lvlJc w:val="left"/>
+      <w:pPr>
+        <w:tabs>
+          <w:tab w:val="num" w:pos="6480"/>
+        </w:tabs>
+        <w:ind w:left="6480" w:hanging="360"/>
+      </w:pPr>
+      <w:rPr>
+        <w:rFonts w:ascii="Wingdings" w:hAnsi="Wingdings" w:hint="default"/>
+        <w:sz w:val="20"/>
+      </w:rPr>
+    </w:lvl>
+  </w:abstractNum>
+  <w:abstractNum w:abstractNumId="77" w15:restartNumberingAfterBreak="0">
     <w:nsid w:val="798E0105"/>
     <w:multiLevelType w:val="multilevel"/>
     <w:tmpl w:val="93664EFC"/>
@@ -11825,7 +15301,7 @@
       </w:rPr>
     </w:lvl>
   </w:abstractNum>
-  <w:abstractNum w:abstractNumId="64" w15:restartNumberingAfterBreak="0">
+  <w:abstractNum w:abstractNumId="78" w15:restartNumberingAfterBreak="0">
     <w:nsid w:val="7AF44585"/>
     <w:multiLevelType w:val="multilevel"/>
     <w:tmpl w:val="6A2A4172"/>
@@ -11938,7 +15414,7 @@
       </w:pPr>
     </w:lvl>
   </w:abstractNum>
-  <w:abstractNum w:abstractNumId="65" w15:restartNumberingAfterBreak="0">
+  <w:abstractNum w:abstractNumId="79" w15:restartNumberingAfterBreak="0">
     <w:nsid w:val="7C2C682A"/>
     <w:multiLevelType w:val="multilevel"/>
     <w:tmpl w:val="D9201E4A"/>
@@ -12087,203 +15563,549 @@
       </w:rPr>
     </w:lvl>
   </w:abstractNum>
+  <w:abstractNum w:abstractNumId="80" w15:restartNumberingAfterBreak="0">
+    <w:nsid w:val="7DD473D2"/>
+    <w:multiLevelType w:val="multilevel"/>
+    <w:tmpl w:val="17B6E02A"/>
+    <w:lvl w:ilvl="0">
+      <w:start w:val="1"/>
+      <w:numFmt w:val="bullet"/>
+      <w:lvlText w:val=""/>
+      <w:lvlJc w:val="left"/>
+      <w:pPr>
+        <w:tabs>
+          <w:tab w:val="num" w:pos="720"/>
+        </w:tabs>
+        <w:ind w:left="720" w:hanging="360"/>
+      </w:pPr>
+      <w:rPr>
+        <w:rFonts w:ascii="Symbol" w:hAnsi="Symbol" w:hint="default"/>
+        <w:sz w:val="20"/>
+      </w:rPr>
+    </w:lvl>
+    <w:lvl w:ilvl="1" w:tentative="1">
+      <w:start w:val="1"/>
+      <w:numFmt w:val="bullet"/>
+      <w:lvlText w:val="o"/>
+      <w:lvlJc w:val="left"/>
+      <w:pPr>
+        <w:tabs>
+          <w:tab w:val="num" w:pos="1440"/>
+        </w:tabs>
+        <w:ind w:left="1440" w:hanging="360"/>
+      </w:pPr>
+      <w:rPr>
+        <w:rFonts w:ascii="Courier New" w:hAnsi="Courier New" w:hint="default"/>
+        <w:sz w:val="20"/>
+      </w:rPr>
+    </w:lvl>
+    <w:lvl w:ilvl="2" w:tentative="1">
+      <w:start w:val="1"/>
+      <w:numFmt w:val="bullet"/>
+      <w:lvlText w:val=""/>
+      <w:lvlJc w:val="left"/>
+      <w:pPr>
+        <w:tabs>
+          <w:tab w:val="num" w:pos="2160"/>
+        </w:tabs>
+        <w:ind w:left="2160" w:hanging="360"/>
+      </w:pPr>
+      <w:rPr>
+        <w:rFonts w:ascii="Wingdings" w:hAnsi="Wingdings" w:hint="default"/>
+        <w:sz w:val="20"/>
+      </w:rPr>
+    </w:lvl>
+    <w:lvl w:ilvl="3" w:tentative="1">
+      <w:start w:val="1"/>
+      <w:numFmt w:val="bullet"/>
+      <w:lvlText w:val=""/>
+      <w:lvlJc w:val="left"/>
+      <w:pPr>
+        <w:tabs>
+          <w:tab w:val="num" w:pos="2880"/>
+        </w:tabs>
+        <w:ind w:left="2880" w:hanging="360"/>
+      </w:pPr>
+      <w:rPr>
+        <w:rFonts w:ascii="Wingdings" w:hAnsi="Wingdings" w:hint="default"/>
+        <w:sz w:val="20"/>
+      </w:rPr>
+    </w:lvl>
+    <w:lvl w:ilvl="4" w:tentative="1">
+      <w:start w:val="1"/>
+      <w:numFmt w:val="bullet"/>
+      <w:lvlText w:val=""/>
+      <w:lvlJc w:val="left"/>
+      <w:pPr>
+        <w:tabs>
+          <w:tab w:val="num" w:pos="3600"/>
+        </w:tabs>
+        <w:ind w:left="3600" w:hanging="360"/>
+      </w:pPr>
+      <w:rPr>
+        <w:rFonts w:ascii="Wingdings" w:hAnsi="Wingdings" w:hint="default"/>
+        <w:sz w:val="20"/>
+      </w:rPr>
+    </w:lvl>
+    <w:lvl w:ilvl="5" w:tentative="1">
+      <w:start w:val="1"/>
+      <w:numFmt w:val="bullet"/>
+      <w:lvlText w:val=""/>
+      <w:lvlJc w:val="left"/>
+      <w:pPr>
+        <w:tabs>
+          <w:tab w:val="num" w:pos="4320"/>
+        </w:tabs>
+        <w:ind w:left="4320" w:hanging="360"/>
+      </w:pPr>
+      <w:rPr>
+        <w:rFonts w:ascii="Wingdings" w:hAnsi="Wingdings" w:hint="default"/>
+        <w:sz w:val="20"/>
+      </w:rPr>
+    </w:lvl>
+    <w:lvl w:ilvl="6" w:tentative="1">
+      <w:start w:val="1"/>
+      <w:numFmt w:val="bullet"/>
+      <w:lvlText w:val=""/>
+      <w:lvlJc w:val="left"/>
+      <w:pPr>
+        <w:tabs>
+          <w:tab w:val="num" w:pos="5040"/>
+        </w:tabs>
+        <w:ind w:left="5040" w:hanging="360"/>
+      </w:pPr>
+      <w:rPr>
+        <w:rFonts w:ascii="Wingdings" w:hAnsi="Wingdings" w:hint="default"/>
+        <w:sz w:val="20"/>
+      </w:rPr>
+    </w:lvl>
+    <w:lvl w:ilvl="7" w:tentative="1">
+      <w:start w:val="1"/>
+      <w:numFmt w:val="bullet"/>
+      <w:lvlText w:val=""/>
+      <w:lvlJc w:val="left"/>
+      <w:pPr>
+        <w:tabs>
+          <w:tab w:val="num" w:pos="5760"/>
+        </w:tabs>
+        <w:ind w:left="5760" w:hanging="360"/>
+      </w:pPr>
+      <w:rPr>
+        <w:rFonts w:ascii="Wingdings" w:hAnsi="Wingdings" w:hint="default"/>
+        <w:sz w:val="20"/>
+      </w:rPr>
+    </w:lvl>
+    <w:lvl w:ilvl="8" w:tentative="1">
+      <w:start w:val="1"/>
+      <w:numFmt w:val="bullet"/>
+      <w:lvlText w:val=""/>
+      <w:lvlJc w:val="left"/>
+      <w:pPr>
+        <w:tabs>
+          <w:tab w:val="num" w:pos="6480"/>
+        </w:tabs>
+        <w:ind w:left="6480" w:hanging="360"/>
+      </w:pPr>
+      <w:rPr>
+        <w:rFonts w:ascii="Wingdings" w:hAnsi="Wingdings" w:hint="default"/>
+        <w:sz w:val="20"/>
+      </w:rPr>
+    </w:lvl>
+  </w:abstractNum>
+  <w:abstractNum w:abstractNumId="81" w15:restartNumberingAfterBreak="0">
+    <w:nsid w:val="7ED167D0"/>
+    <w:multiLevelType w:val="multilevel"/>
+    <w:tmpl w:val="C3588136"/>
+    <w:lvl w:ilvl="0">
+      <w:start w:val="1"/>
+      <w:numFmt w:val="bullet"/>
+      <w:lvlText w:val=""/>
+      <w:lvlJc w:val="left"/>
+      <w:pPr>
+        <w:tabs>
+          <w:tab w:val="num" w:pos="720"/>
+        </w:tabs>
+        <w:ind w:left="720" w:hanging="360"/>
+      </w:pPr>
+      <w:rPr>
+        <w:rFonts w:ascii="Symbol" w:hAnsi="Symbol" w:hint="default"/>
+        <w:sz w:val="20"/>
+      </w:rPr>
+    </w:lvl>
+    <w:lvl w:ilvl="1" w:tentative="1">
+      <w:start w:val="1"/>
+      <w:numFmt w:val="bullet"/>
+      <w:lvlText w:val="o"/>
+      <w:lvlJc w:val="left"/>
+      <w:pPr>
+        <w:tabs>
+          <w:tab w:val="num" w:pos="1440"/>
+        </w:tabs>
+        <w:ind w:left="1440" w:hanging="360"/>
+      </w:pPr>
+      <w:rPr>
+        <w:rFonts w:ascii="Courier New" w:hAnsi="Courier New" w:hint="default"/>
+        <w:sz w:val="20"/>
+      </w:rPr>
+    </w:lvl>
+    <w:lvl w:ilvl="2" w:tentative="1">
+      <w:start w:val="1"/>
+      <w:numFmt w:val="bullet"/>
+      <w:lvlText w:val=""/>
+      <w:lvlJc w:val="left"/>
+      <w:pPr>
+        <w:tabs>
+          <w:tab w:val="num" w:pos="2160"/>
+        </w:tabs>
+        <w:ind w:left="2160" w:hanging="360"/>
+      </w:pPr>
+      <w:rPr>
+        <w:rFonts w:ascii="Wingdings" w:hAnsi="Wingdings" w:hint="default"/>
+        <w:sz w:val="20"/>
+      </w:rPr>
+    </w:lvl>
+    <w:lvl w:ilvl="3" w:tentative="1">
+      <w:start w:val="1"/>
+      <w:numFmt w:val="bullet"/>
+      <w:lvlText w:val=""/>
+      <w:lvlJc w:val="left"/>
+      <w:pPr>
+        <w:tabs>
+          <w:tab w:val="num" w:pos="2880"/>
+        </w:tabs>
+        <w:ind w:left="2880" w:hanging="360"/>
+      </w:pPr>
+      <w:rPr>
+        <w:rFonts w:ascii="Wingdings" w:hAnsi="Wingdings" w:hint="default"/>
+        <w:sz w:val="20"/>
+      </w:rPr>
+    </w:lvl>
+    <w:lvl w:ilvl="4" w:tentative="1">
+      <w:start w:val="1"/>
+      <w:numFmt w:val="bullet"/>
+      <w:lvlText w:val=""/>
+      <w:lvlJc w:val="left"/>
+      <w:pPr>
+        <w:tabs>
+          <w:tab w:val="num" w:pos="3600"/>
+        </w:tabs>
+        <w:ind w:left="3600" w:hanging="360"/>
+      </w:pPr>
+      <w:rPr>
+        <w:rFonts w:ascii="Wingdings" w:hAnsi="Wingdings" w:hint="default"/>
+        <w:sz w:val="20"/>
+      </w:rPr>
+    </w:lvl>
+    <w:lvl w:ilvl="5" w:tentative="1">
+      <w:start w:val="1"/>
+      <w:numFmt w:val="bullet"/>
+      <w:lvlText w:val=""/>
+      <w:lvlJc w:val="left"/>
+      <w:pPr>
+        <w:tabs>
+          <w:tab w:val="num" w:pos="4320"/>
+        </w:tabs>
+        <w:ind w:left="4320" w:hanging="360"/>
+      </w:pPr>
+      <w:rPr>
+        <w:rFonts w:ascii="Wingdings" w:hAnsi="Wingdings" w:hint="default"/>
+        <w:sz w:val="20"/>
+      </w:rPr>
+    </w:lvl>
+    <w:lvl w:ilvl="6" w:tentative="1">
+      <w:start w:val="1"/>
+      <w:numFmt w:val="bullet"/>
+      <w:lvlText w:val=""/>
+      <w:lvlJc w:val="left"/>
+      <w:pPr>
+        <w:tabs>
+          <w:tab w:val="num" w:pos="5040"/>
+        </w:tabs>
+        <w:ind w:left="5040" w:hanging="360"/>
+      </w:pPr>
+      <w:rPr>
+        <w:rFonts w:ascii="Wingdings" w:hAnsi="Wingdings" w:hint="default"/>
+        <w:sz w:val="20"/>
+      </w:rPr>
+    </w:lvl>
+    <w:lvl w:ilvl="7" w:tentative="1">
+      <w:start w:val="1"/>
+      <w:numFmt w:val="bullet"/>
+      <w:lvlText w:val=""/>
+      <w:lvlJc w:val="left"/>
+      <w:pPr>
+        <w:tabs>
+          <w:tab w:val="num" w:pos="5760"/>
+        </w:tabs>
+        <w:ind w:left="5760" w:hanging="360"/>
+      </w:pPr>
+      <w:rPr>
+        <w:rFonts w:ascii="Wingdings" w:hAnsi="Wingdings" w:hint="default"/>
+        <w:sz w:val="20"/>
+      </w:rPr>
+    </w:lvl>
+    <w:lvl w:ilvl="8" w:tentative="1">
+      <w:start w:val="1"/>
+      <w:numFmt w:val="bullet"/>
+      <w:lvlText w:val=""/>
+      <w:lvlJc w:val="left"/>
+      <w:pPr>
+        <w:tabs>
+          <w:tab w:val="num" w:pos="6480"/>
+        </w:tabs>
+        <w:ind w:left="6480" w:hanging="360"/>
+      </w:pPr>
+      <w:rPr>
+        <w:rFonts w:ascii="Wingdings" w:hAnsi="Wingdings" w:hint="default"/>
+        <w:sz w:val="20"/>
+      </w:rPr>
+    </w:lvl>
+  </w:abstractNum>
   <w:num w:numId="1" w16cid:durableId="402722882">
-    <w:abstractNumId w:val="18"/>
+    <w:abstractNumId w:val="26"/>
   </w:num>
   <w:num w:numId="2" w16cid:durableId="884408456">
-    <w:abstractNumId w:val="63"/>
+    <w:abstractNumId w:val="77"/>
   </w:num>
   <w:num w:numId="3" w16cid:durableId="381294579">
+    <w:abstractNumId w:val="11"/>
+  </w:num>
+  <w:num w:numId="4" w16cid:durableId="813379066">
+    <w:abstractNumId w:val="4"/>
+  </w:num>
+  <w:num w:numId="5" w16cid:durableId="1978144782">
+    <w:abstractNumId w:val="47"/>
+  </w:num>
+  <w:num w:numId="6" w16cid:durableId="956373811">
+    <w:abstractNumId w:val="2"/>
+  </w:num>
+  <w:num w:numId="7" w16cid:durableId="2033408753">
+    <w:abstractNumId w:val="40"/>
+  </w:num>
+  <w:num w:numId="8" w16cid:durableId="217975867">
+    <w:abstractNumId w:val="7"/>
+  </w:num>
+  <w:num w:numId="9" w16cid:durableId="1650862241">
+    <w:abstractNumId w:val="56"/>
+  </w:num>
+  <w:num w:numId="10" w16cid:durableId="1276669347">
+    <w:abstractNumId w:val="59"/>
+  </w:num>
+  <w:num w:numId="11" w16cid:durableId="1751586478">
+    <w:abstractNumId w:val="67"/>
+  </w:num>
+  <w:num w:numId="12" w16cid:durableId="353503458">
+    <w:abstractNumId w:val="49"/>
+  </w:num>
+  <w:num w:numId="13" w16cid:durableId="1267274857">
+    <w:abstractNumId w:val="3"/>
+  </w:num>
+  <w:num w:numId="14" w16cid:durableId="129710527">
+    <w:abstractNumId w:val="30"/>
+  </w:num>
+  <w:num w:numId="15" w16cid:durableId="2086801994">
+    <w:abstractNumId w:val="14"/>
+  </w:num>
+  <w:num w:numId="16" w16cid:durableId="858468070">
+    <w:abstractNumId w:val="72"/>
+  </w:num>
+  <w:num w:numId="17" w16cid:durableId="1689796424">
+    <w:abstractNumId w:val="61"/>
+  </w:num>
+  <w:num w:numId="18" w16cid:durableId="1787386056">
+    <w:abstractNumId w:val="25"/>
+  </w:num>
+  <w:num w:numId="19" w16cid:durableId="1397631257">
+    <w:abstractNumId w:val="44"/>
+  </w:num>
+  <w:num w:numId="20" w16cid:durableId="466170033">
+    <w:abstractNumId w:val="54"/>
+  </w:num>
+  <w:num w:numId="21" w16cid:durableId="1520704131">
+    <w:abstractNumId w:val="39"/>
+  </w:num>
+  <w:num w:numId="22" w16cid:durableId="358942910">
+    <w:abstractNumId w:val="65"/>
+  </w:num>
+  <w:num w:numId="23" w16cid:durableId="52505983">
     <w:abstractNumId w:val="8"/>
   </w:num>
-  <w:num w:numId="4" w16cid:durableId="813379066">
-    <w:abstractNumId w:val="3"/>
+  <w:num w:numId="24" w16cid:durableId="635765308">
+    <w:abstractNumId w:val="20"/>
   </w:num>
-  <w:num w:numId="5" w16cid:durableId="1978144782">
-    <w:abstractNumId w:val="37"/>
+  <w:num w:numId="25" w16cid:durableId="2025786353">
+    <w:abstractNumId w:val="69"/>
   </w:num>
-  <w:num w:numId="6" w16cid:durableId="956373811">
-    <w:abstractNumId w:val="1"/>
+  <w:num w:numId="26" w16cid:durableId="952590520">
+    <w:abstractNumId w:val="79"/>
   </w:num>
-  <w:num w:numId="7" w16cid:durableId="2033408753">
-    <w:abstractNumId w:val="31"/>
+  <w:num w:numId="27" w16cid:durableId="2120757507">
+    <w:abstractNumId w:val="48"/>
   </w:num>
-  <w:num w:numId="8" w16cid:durableId="217975867">
+  <w:num w:numId="28" w16cid:durableId="1356465198">
+    <w:abstractNumId w:val="74"/>
+  </w:num>
+  <w:num w:numId="29" w16cid:durableId="688456628">
+    <w:abstractNumId w:val="16"/>
+  </w:num>
+  <w:num w:numId="30" w16cid:durableId="1723361630">
+    <w:abstractNumId w:val="55"/>
+  </w:num>
+  <w:num w:numId="31" w16cid:durableId="665133532">
+    <w:abstractNumId w:val="75"/>
+  </w:num>
+  <w:num w:numId="32" w16cid:durableId="2120291356">
+    <w:abstractNumId w:val="53"/>
+  </w:num>
+  <w:num w:numId="33" w16cid:durableId="11534430">
+    <w:abstractNumId w:val="38"/>
+  </w:num>
+  <w:num w:numId="34" w16cid:durableId="1356275404">
+    <w:abstractNumId w:val="51"/>
+  </w:num>
+  <w:num w:numId="35" w16cid:durableId="982467113">
+    <w:abstractNumId w:val="22"/>
+  </w:num>
+  <w:num w:numId="36" w16cid:durableId="1855918840">
+    <w:abstractNumId w:val="62"/>
+  </w:num>
+  <w:num w:numId="37" w16cid:durableId="1361862056">
     <w:abstractNumId w:val="5"/>
   </w:num>
-  <w:num w:numId="9" w16cid:durableId="1650862241">
-    <w:abstractNumId w:val="46"/>
+  <w:num w:numId="38" w16cid:durableId="139419360">
+    <w:abstractNumId w:val="42"/>
   </w:num>
-  <w:num w:numId="10" w16cid:durableId="1276669347">
-    <w:abstractNumId w:val="48"/>
+  <w:num w:numId="39" w16cid:durableId="1234464125">
+    <w:abstractNumId w:val="71"/>
   </w:num>
-  <w:num w:numId="11" w16cid:durableId="1751586478">
-    <w:abstractNumId w:val="56"/>
+  <w:num w:numId="40" w16cid:durableId="591470051">
+    <w:abstractNumId w:val="17"/>
   </w:num>
-  <w:num w:numId="12" w16cid:durableId="353503458">
-    <w:abstractNumId w:val="39"/>
+  <w:num w:numId="41" w16cid:durableId="2027707832">
+    <w:abstractNumId w:val="52"/>
   </w:num>
-  <w:num w:numId="13" w16cid:durableId="1267274857">
-    <w:abstractNumId w:val="2"/>
+  <w:num w:numId="42" w16cid:durableId="1894460967">
+    <w:abstractNumId w:val="36"/>
   </w:num>
-  <w:num w:numId="14" w16cid:durableId="129710527">
-    <w:abstractNumId w:val="21"/>
+  <w:num w:numId="43" w16cid:durableId="926381968">
+    <w:abstractNumId w:val="34"/>
   </w:num>
-  <w:num w:numId="15" w16cid:durableId="2086801994">
+  <w:num w:numId="44" w16cid:durableId="371463549">
+    <w:abstractNumId w:val="29"/>
+  </w:num>
+  <w:num w:numId="45" w16cid:durableId="710694202">
     <w:abstractNumId w:val="9"/>
   </w:num>
-  <w:num w:numId="16" w16cid:durableId="858468070">
-    <w:abstractNumId w:val="60"/>
-  </w:num>
-  <w:num w:numId="17" w16cid:durableId="1689796424">
-    <w:abstractNumId w:val="50"/>
-  </w:num>
-  <w:num w:numId="18" w16cid:durableId="1787386056">
-    <w:abstractNumId w:val="17"/>
-  </w:num>
-  <w:num w:numId="19" w16cid:durableId="1397631257">
-    <w:abstractNumId w:val="34"/>
-  </w:num>
-  <w:num w:numId="20" w16cid:durableId="466170033">
-    <w:abstractNumId w:val="44"/>
-  </w:num>
-  <w:num w:numId="21" w16cid:durableId="1520704131">
-    <w:abstractNumId w:val="30"/>
-  </w:num>
-  <w:num w:numId="22" w16cid:durableId="358942910">
-    <w:abstractNumId w:val="54"/>
-  </w:num>
-  <w:num w:numId="23" w16cid:durableId="52505983">
-    <w:abstractNumId w:val="6"/>
-  </w:num>
-  <w:num w:numId="24" w16cid:durableId="635765308">
-    <w:abstractNumId w:val="13"/>
-  </w:num>
-  <w:num w:numId="25" w16cid:durableId="2025786353">
-    <w:abstractNumId w:val="57"/>
-  </w:num>
-  <w:num w:numId="26" w16cid:durableId="952590520">
-    <w:abstractNumId w:val="65"/>
-  </w:num>
-  <w:num w:numId="27" w16cid:durableId="2120757507">
-    <w:abstractNumId w:val="38"/>
-  </w:num>
-  <w:num w:numId="28" w16cid:durableId="1356465198">
-    <w:abstractNumId w:val="61"/>
-  </w:num>
-  <w:num w:numId="29" w16cid:durableId="688456628">
-    <w:abstractNumId w:val="10"/>
-  </w:num>
-  <w:num w:numId="30" w16cid:durableId="1723361630">
-    <w:abstractNumId w:val="45"/>
-  </w:num>
-  <w:num w:numId="31" w16cid:durableId="665133532">
-    <w:abstractNumId w:val="62"/>
-  </w:num>
-  <w:num w:numId="32" w16cid:durableId="2120291356">
-    <w:abstractNumId w:val="43"/>
-  </w:num>
-  <w:num w:numId="33" w16cid:durableId="11534430">
-    <w:abstractNumId w:val="29"/>
-  </w:num>
-  <w:num w:numId="34" w16cid:durableId="1356275404">
-    <w:abstractNumId w:val="41"/>
-  </w:num>
-  <w:num w:numId="35" w16cid:durableId="982467113">
-    <w:abstractNumId w:val="15"/>
-  </w:num>
-  <w:num w:numId="36" w16cid:durableId="1855918840">
-    <w:abstractNumId w:val="51"/>
-  </w:num>
-  <w:num w:numId="37" w16cid:durableId="1361862056">
-    <w:abstractNumId w:val="4"/>
-  </w:num>
-  <w:num w:numId="38" w16cid:durableId="139419360">
-    <w:abstractNumId w:val="33"/>
-  </w:num>
-  <w:num w:numId="39" w16cid:durableId="1234464125">
-    <w:abstractNumId w:val="59"/>
-  </w:num>
-  <w:num w:numId="40" w16cid:durableId="591470051">
-    <w:abstractNumId w:val="11"/>
-  </w:num>
-  <w:num w:numId="41" w16cid:durableId="2027707832">
-    <w:abstractNumId w:val="42"/>
-  </w:num>
-  <w:num w:numId="42" w16cid:durableId="1894460967">
-    <w:abstractNumId w:val="27"/>
-  </w:num>
-  <w:num w:numId="43" w16cid:durableId="926381968">
-    <w:abstractNumId w:val="25"/>
-  </w:num>
-  <w:num w:numId="44" w16cid:durableId="371463549">
-    <w:abstractNumId w:val="20"/>
-  </w:num>
-  <w:num w:numId="45" w16cid:durableId="710694202">
-    <w:abstractNumId w:val="7"/>
-  </w:num>
   <w:num w:numId="46" w16cid:durableId="761340166">
-    <w:abstractNumId w:val="53"/>
+    <w:abstractNumId w:val="64"/>
   </w:num>
   <w:num w:numId="47" w16cid:durableId="795484106">
     <w:abstractNumId w:val="0"/>
   </w:num>
   <w:num w:numId="48" w16cid:durableId="1050037722">
+    <w:abstractNumId w:val="45"/>
+  </w:num>
+  <w:num w:numId="49" w16cid:durableId="1317417921">
+    <w:abstractNumId w:val="50"/>
+  </w:num>
+  <w:num w:numId="50" w16cid:durableId="164319698">
+    <w:abstractNumId w:val="41"/>
+  </w:num>
+  <w:num w:numId="51" w16cid:durableId="1025863389">
+    <w:abstractNumId w:val="31"/>
+  </w:num>
+  <w:num w:numId="52" w16cid:durableId="1556501824">
+    <w:abstractNumId w:val="60"/>
+  </w:num>
+  <w:num w:numId="53" w16cid:durableId="1569537989">
     <w:abstractNumId w:val="35"/>
   </w:num>
-  <w:num w:numId="49" w16cid:durableId="1317417921">
-    <w:abstractNumId w:val="40"/>
+  <w:num w:numId="54" w16cid:durableId="1100218685">
+    <w:abstractNumId w:val="37"/>
   </w:num>
-  <w:num w:numId="50" w16cid:durableId="164319698">
+  <w:num w:numId="55" w16cid:durableId="2032681076">
+    <w:abstractNumId w:val="33"/>
+  </w:num>
+  <w:num w:numId="56" w16cid:durableId="1683825216">
+    <w:abstractNumId w:val="63"/>
+  </w:num>
+  <w:num w:numId="57" w16cid:durableId="1343897621">
+    <w:abstractNumId w:val="18"/>
+  </w:num>
+  <w:num w:numId="58" w16cid:durableId="982853996">
+    <w:abstractNumId w:val="27"/>
+  </w:num>
+  <w:num w:numId="59" w16cid:durableId="460924949">
+    <w:abstractNumId w:val="66"/>
+  </w:num>
+  <w:num w:numId="60" w16cid:durableId="211187615">
+    <w:abstractNumId w:val="78"/>
+  </w:num>
+  <w:num w:numId="61" w16cid:durableId="1574125420">
+    <w:abstractNumId w:val="57"/>
+  </w:num>
+  <w:num w:numId="62" w16cid:durableId="933830618">
+    <w:abstractNumId w:val="46"/>
+  </w:num>
+  <w:num w:numId="63" w16cid:durableId="1729570880">
     <w:abstractNumId w:val="32"/>
   </w:num>
-  <w:num w:numId="51" w16cid:durableId="1025863389">
-    <w:abstractNumId w:val="22"/>
+  <w:num w:numId="64" w16cid:durableId="2110805653">
+    <w:abstractNumId w:val="21"/>
   </w:num>
-  <w:num w:numId="52" w16cid:durableId="1556501824">
-    <w:abstractNumId w:val="49"/>
+  <w:num w:numId="65" w16cid:durableId="459497819">
+    <w:abstractNumId w:val="70"/>
   </w:num>
-  <w:num w:numId="53" w16cid:durableId="1569537989">
-    <w:abstractNumId w:val="26"/>
+  <w:num w:numId="66" w16cid:durableId="1519346395">
+    <w:abstractNumId w:val="23"/>
   </w:num>
-  <w:num w:numId="54" w16cid:durableId="1100218685">
+  <w:num w:numId="67" w16cid:durableId="966163561">
+    <w:abstractNumId w:val="24"/>
+  </w:num>
+  <w:num w:numId="68" w16cid:durableId="1813017247">
+    <w:abstractNumId w:val="6"/>
+  </w:num>
+  <w:num w:numId="69" w16cid:durableId="1952127080">
+    <w:abstractNumId w:val="13"/>
+  </w:num>
+  <w:num w:numId="70" w16cid:durableId="1505587209">
+    <w:abstractNumId w:val="10"/>
+  </w:num>
+  <w:num w:numId="71" w16cid:durableId="111292619">
+    <w:abstractNumId w:val="58"/>
+  </w:num>
+  <w:num w:numId="72" w16cid:durableId="1591499247">
     <w:abstractNumId w:val="28"/>
   </w:num>
-  <w:num w:numId="55" w16cid:durableId="2032681076">
-    <w:abstractNumId w:val="24"/>
+  <w:num w:numId="73" w16cid:durableId="943658318">
+    <w:abstractNumId w:val="81"/>
   </w:num>
-  <w:num w:numId="56" w16cid:durableId="1683825216">
-    <w:abstractNumId w:val="52"/>
-  </w:num>
-  <w:num w:numId="57" w16cid:durableId="1343897621">
+  <w:num w:numId="74" w16cid:durableId="1075055744">
     <w:abstractNumId w:val="12"/>
   </w:num>
-  <w:num w:numId="58" w16cid:durableId="982853996">
+  <w:num w:numId="75" w16cid:durableId="1575122979">
+    <w:abstractNumId w:val="43"/>
+  </w:num>
+  <w:num w:numId="76" w16cid:durableId="1505245353">
     <w:abstractNumId w:val="19"/>
   </w:num>
-  <w:num w:numId="59" w16cid:durableId="460924949">
-    <w:abstractNumId w:val="55"/>
+  <w:num w:numId="77" w16cid:durableId="1978997951">
+    <w:abstractNumId w:val="76"/>
   </w:num>
-  <w:num w:numId="60" w16cid:durableId="211187615">
-    <w:abstractNumId w:val="64"/>
+  <w:num w:numId="78" w16cid:durableId="636223656">
+    <w:abstractNumId w:val="73"/>
   </w:num>
-  <w:num w:numId="61" w16cid:durableId="1574125420">
-    <w:abstractNumId w:val="47"/>
+  <w:num w:numId="79" w16cid:durableId="970552777">
+    <w:abstractNumId w:val="68"/>
   </w:num>
-  <w:num w:numId="62" w16cid:durableId="933830618">
-    <w:abstractNumId w:val="36"/>
+  <w:num w:numId="80" w16cid:durableId="311755689">
+    <w:abstractNumId w:val="1"/>
   </w:num>
-  <w:num w:numId="63" w16cid:durableId="1729570880">
-    <w:abstractNumId w:val="23"/>
+  <w:num w:numId="81" w16cid:durableId="507599847">
+    <w:abstractNumId w:val="15"/>
   </w:num>
-  <w:num w:numId="64" w16cid:durableId="2110805653">
-    <w:abstractNumId w:val="14"/>
-  </w:num>
-  <w:num w:numId="65" w16cid:durableId="459497819">
-    <w:abstractNumId w:val="58"/>
-  </w:num>
-  <w:num w:numId="66" w16cid:durableId="1519346395">
-    <w:abstractNumId w:val="16"/>
+  <w:num w:numId="82" w16cid:durableId="351299621">
+    <w:abstractNumId w:val="80"/>
   </w:num>
 </w:numbering>
 </file>
@@ -13304,6 +17126,56 @@
       <w14:ligatures w14:val="none"/>
     </w:rPr>
   </w:style>
+  <w:style w:type="paragraph" w:styleId="HTMLconformatoprevio">
+    <w:name w:val="HTML Preformatted"/>
+    <w:basedOn w:val="Normal"/>
+    <w:link w:val="HTMLconformatoprevioCar"/>
+    <w:uiPriority w:val="99"/>
+    <w:semiHidden/>
+    <w:unhideWhenUsed/>
+    <w:rsid w:val="00316D7E"/>
+    <w:rPr>
+      <w:rFonts w:ascii="Consolas" w:hAnsi="Consolas"/>
+      <w:sz w:val="20"/>
+      <w:szCs w:val="20"/>
+    </w:rPr>
+  </w:style>
+  <w:style w:type="character" w:customStyle="1" w:styleId="HTMLconformatoprevioCar">
+    <w:name w:val="HTML con formato previo Car"/>
+    <w:basedOn w:val="Fuentedeprrafopredeter"/>
+    <w:link w:val="HTMLconformatoprevio"/>
+    <w:uiPriority w:val="99"/>
+    <w:semiHidden/>
+    <w:rsid w:val="00316D7E"/>
+    <w:rPr>
+      <w:rFonts w:ascii="Consolas" w:hAnsi="Consolas"/>
+      <w:sz w:val="20"/>
+      <w:szCs w:val="20"/>
+    </w:rPr>
+  </w:style>
+  <w:style w:type="character" w:styleId="Hipervnculo">
+    <w:name w:val="Hyperlink"/>
+    <w:basedOn w:val="Fuentedeprrafopredeter"/>
+    <w:uiPriority w:val="99"/>
+    <w:unhideWhenUsed/>
+    <w:rsid w:val="00316D7E"/>
+    <w:rPr>
+      <w:color w:val="467886" w:themeColor="hyperlink"/>
+      <w:u w:val="single"/>
+    </w:rPr>
+  </w:style>
+  <w:style w:type="character" w:styleId="Mencinsinresolver">
+    <w:name w:val="Unresolved Mention"/>
+    <w:basedOn w:val="Fuentedeprrafopredeter"/>
+    <w:uiPriority w:val="99"/>
+    <w:semiHidden/>
+    <w:unhideWhenUsed/>
+    <w:rsid w:val="00316D7E"/>
+    <w:rPr>
+      <w:color w:val="605E5C"/>
+      <w:shd w:val="clear" w:color="auto" w:fill="E1DFDD"/>
+    </w:rPr>
+  </w:style>
 </w:styles>
 </file>
 

--- a/Practicas/Practica 2/Práctica 2.docx
+++ b/Practicas/Practica 2/Práctica 2.docx
@@ -15,32 +15,51 @@
           <w:b/>
           <w:bCs/>
         </w:rPr>
-        <w:t>Práctica 5. “Creación, actualización y consulta de instrumentos mediante API REST”</w:t>
-      </w:r>
-    </w:p>
-    <w:p>
-      <w:pPr>
+        <w:t xml:space="preserve">Práctica </w:t>
+      </w:r>
+      <w:r>
         <w:rPr>
           <w:b/>
           <w:bCs/>
         </w:rPr>
-      </w:pPr>
-    </w:p>
-    <w:p>
-      <w:pPr>
+        <w:t>2</w:t>
+      </w:r>
+      <w:r>
+        <w:rPr>
+          <w:b/>
+          <w:bCs/>
+        </w:rPr>
+        <w:t>. “Creación, actualización y consulta de instrumentos mediante API REST”</w:t>
+      </w:r>
+    </w:p>
+    <w:p>
+      <w:pPr>
+        <w:rPr>
+          <w:b/>
+          <w:bCs/>
+        </w:rPr>
+      </w:pPr>
+    </w:p>
+    <w:p>
+      <w:pPr>
+        <w:pStyle w:val="Ttulo2"/>
         <w:numPr>
           <w:ilvl w:val="0"/>
-          <w:numId w:val="37"/>
+          <w:numId w:val="84"/>
         </w:numPr>
         <w:rPr>
           <w:b/>
           <w:bCs/>
+          <w:sz w:val="28"/>
+          <w:szCs w:val="28"/>
         </w:rPr>
       </w:pPr>
       <w:r>
         <w:rPr>
           <w:b/>
           <w:bCs/>
+          <w:sz w:val="28"/>
+          <w:szCs w:val="28"/>
         </w:rPr>
         <w:t xml:space="preserve">Objetivo </w:t>
       </w:r>
@@ -102,19 +121,24 @@
     </w:p>
     <w:p>
       <w:pPr>
+        <w:pStyle w:val="Ttulo2"/>
         <w:numPr>
           <w:ilvl w:val="0"/>
-          <w:numId w:val="38"/>
+          <w:numId w:val="84"/>
         </w:numPr>
         <w:rPr>
           <w:b/>
           <w:bCs/>
+          <w:sz w:val="28"/>
+          <w:szCs w:val="28"/>
         </w:rPr>
       </w:pPr>
       <w:r>
         <w:rPr>
           <w:b/>
           <w:bCs/>
+          <w:sz w:val="28"/>
+          <w:szCs w:val="28"/>
         </w:rPr>
         <w:t xml:space="preserve">Requerimientos previos </w:t>
       </w:r>
@@ -160,20 +184,26 @@
     </w:p>
     <w:p>
       <w:pPr>
+        <w:pStyle w:val="Ttulo2"/>
         <w:numPr>
           <w:ilvl w:val="0"/>
-          <w:numId w:val="39"/>
+          <w:numId w:val="84"/>
         </w:numPr>
-      </w:pPr>
-      <w:r>
         <w:rPr>
           <w:b/>
           <w:bCs/>
-        </w:rPr>
-        <w:t>Contexto</w:t>
-      </w:r>
-      <w:r>
-        <w:t xml:space="preserve"> </w:t>
+          <w:sz w:val="28"/>
+          <w:szCs w:val="28"/>
+        </w:rPr>
+      </w:pPr>
+      <w:r>
+        <w:rPr>
+          <w:b/>
+          <w:bCs/>
+          <w:sz w:val="28"/>
+          <w:szCs w:val="28"/>
+        </w:rPr>
+        <w:t xml:space="preserve">Contexto </w:t>
       </w:r>
     </w:p>
     <w:p>
@@ -298,19 +328,24 @@
     </w:p>
     <w:p>
       <w:pPr>
+        <w:pStyle w:val="Ttulo2"/>
         <w:numPr>
           <w:ilvl w:val="0"/>
-          <w:numId w:val="40"/>
+          <w:numId w:val="84"/>
         </w:numPr>
         <w:rPr>
           <w:b/>
           <w:bCs/>
+          <w:sz w:val="28"/>
+          <w:szCs w:val="28"/>
         </w:rPr>
       </w:pPr>
       <w:r>
         <w:rPr>
           <w:b/>
           <w:bCs/>
+          <w:sz w:val="28"/>
+          <w:szCs w:val="28"/>
         </w:rPr>
         <w:t>Actividades</w:t>
       </w:r>
@@ -324,18 +359,10 @@
       </w:pPr>
       <w:r>
         <w:rPr>
-          <w:rFonts w:ascii="Segoe UI Emoji" w:hAnsi="Segoe UI Emoji" w:cs="Segoe UI Emoji"/>
           <w:b/>
           <w:bCs/>
         </w:rPr>
-        <w:t>🧪</w:t>
-      </w:r>
-      <w:r>
-        <w:rPr>
-          <w:b/>
-          <w:bCs/>
-        </w:rPr>
-        <w:t xml:space="preserve"> Manual de Laboratorio Consumo del API REST – Instrumentos (con </w:t>
+        <w:t xml:space="preserve">Manual de Laboratorio Consumo del API REST – Instrumentos (con </w:t>
       </w:r>
       <w:proofErr w:type="spellStart"/>
       <w:r>
@@ -475,9 +502,22 @@
       </w:r>
     </w:p>
     <w:p>
+      <w:r>
+        <w:br w:type="page"/>
+      </w:r>
+    </w:p>
+    <w:p>
       <w:pPr>
         <w:ind w:left="720"/>
       </w:pPr>
+    </w:p>
+    <w:p>
+      <w:pPr>
+        <w:pStyle w:val="Codigo"/>
+      </w:pPr>
+      <w:r>
+        <w:t>{</w:t>
+      </w:r>
     </w:p>
     <w:p>
       <w:pPr>
@@ -488,7 +528,10 @@
         </w:rPr>
       </w:pPr>
       <w:r>
-        <w:t>"id": "68a77eb9be14ddad3f158293",</w:t>
+        <w:t xml:space="preserve">  </w:t>
+      </w:r>
+      <w:r>
+        <w:t>"id": "",</w:t>
       </w:r>
     </w:p>
     <w:p>
@@ -546,7 +589,19 @@
         <w:rPr>
           <w:lang w:val="fr-FR"/>
         </w:rPr>
-        <w:t xml:space="preserve">  "urlArchivo": </w:t>
+        <w:t xml:space="preserve">  </w:t>
+      </w:r>
+      <w:r>
+        <w:rPr>
+          <w:lang w:val="fr-FR"/>
+        </w:rPr>
+        <w:t xml:space="preserve">"urlArchivo": </w:t>
+      </w:r>
+      <w:r>
+        <w:rPr>
+          <w:lang w:val="fr-FR"/>
+        </w:rPr>
+        <w:t>"</w:t>
       </w:r>
       <w:hyperlink r:id="rId7" w:history="1">
         <w:r>
@@ -561,6 +616,12 @@
         <w:rPr>
           <w:lang w:val="fr-FR"/>
         </w:rPr>
+        <w:t>"</w:t>
+      </w:r>
+      <w:r>
+        <w:rPr>
+          <w:lang w:val="fr-FR"/>
+        </w:rPr>
         <w:t>,</w:t>
       </w:r>
     </w:p>
@@ -589,7 +650,6 @@
         <w:pStyle w:val="Codigo"/>
       </w:pPr>
       <w:r>
-        <w:lastRenderedPageBreak/>
         <w:t xml:space="preserve">  "estatus": "</w:t>
       </w:r>
       <w:r>
@@ -609,6 +669,14 @@
     </w:p>
     <w:p>
       <w:pPr>
+        <w:pStyle w:val="Codigo"/>
+      </w:pPr>
+      <w:r>
+        <w:t>}</w:t>
+      </w:r>
+    </w:p>
+    <w:p>
+      <w:pPr>
         <w:ind w:left="720"/>
       </w:pPr>
       <w:r>
@@ -625,12 +693,25 @@
     </w:p>
     <w:p>
       <w:pPr>
+        <w:pStyle w:val="Ttulo2"/>
         <w:numPr>
           <w:ilvl w:val="0"/>
-          <w:numId w:val="41"/>
+          <w:numId w:val="84"/>
         </w:numPr>
-      </w:pPr>
-      <w:r>
+        <w:rPr>
+          <w:b/>
+          <w:bCs/>
+          <w:sz w:val="28"/>
+          <w:szCs w:val="28"/>
+        </w:rPr>
+      </w:pPr>
+      <w:r>
+        <w:rPr>
+          <w:b/>
+          <w:bCs/>
+          <w:sz w:val="28"/>
+          <w:szCs w:val="28"/>
+        </w:rPr>
         <w:t>Observar la respuesta (200 OK).</w:t>
       </w:r>
     </w:p>
@@ -853,17 +934,9 @@
     <w:p>
       <w:r>
         <w:pict w14:anchorId="06FBEBA1">
-          <v:rect id="_x0000_i1030" style="width:0;height:1.5pt" o:hralign="center" o:hrstd="t" o:hr="t" fillcolor="#a0a0a0" stroked="f"/>
+          <v:rect id="_x0000_i1051" style="width:0;height:1.5pt" o:hralign="center" o:hrstd="t" o:hr="t" fillcolor="#a0a0a0" stroked="f"/>
         </w:pict>
       </w:r>
-    </w:p>
-    <w:p>
-      <w:pPr>
-        <w:rPr>
-          <w:b/>
-          <w:bCs/>
-        </w:rPr>
-      </w:pPr>
       <w:r>
         <w:rPr>
           <w:b/>
@@ -1012,13 +1085,7 @@
         <w:pStyle w:val="Codigo"/>
       </w:pPr>
       <w:r>
-        <w:t xml:space="preserve">    "nombre": "</w:t>
-      </w:r>
-      <w:r>
-        <w:t>pie de rey</w:t>
-      </w:r>
-      <w:r>
-        <w:t>",</w:t>
+        <w:t xml:space="preserve">    "nombre": "pie de rey",</w:t>
       </w:r>
     </w:p>
     <w:p>
@@ -1074,8 +1141,14 @@
         <w:pStyle w:val="Codigo"/>
       </w:pPr>
       <w:r>
+        <w:lastRenderedPageBreak/>
         <w:t xml:space="preserve">    "fechaRegistro": "2025-09-02T18:41:12.936Z"</w:t>
       </w:r>
+    </w:p>
+    <w:p>
+      <w:pPr>
+        <w:pStyle w:val="Codigo"/>
+      </w:pPr>
       <w:r>
         <w:t>}</w:t>
       </w:r>
@@ -1187,7 +1260,6 @@
         </w:numPr>
       </w:pPr>
       <w:r>
-        <w:lastRenderedPageBreak/>
         <w:t xml:space="preserve">En el </w:t>
       </w:r>
       <w:proofErr w:type="spellStart"/>
@@ -1476,76 +1548,6 @@
         <w:ind w:left="720"/>
       </w:pPr>
     </w:p>
-    <w:p>
-      <w:pPr>
-        <w:ind w:left="720"/>
-      </w:pPr>
-    </w:p>
-    <w:p>
-      <w:pPr>
-        <w:ind w:left="720"/>
-      </w:pPr>
-    </w:p>
-    <w:p>
-      <w:pPr>
-        <w:ind w:left="720"/>
-      </w:pPr>
-    </w:p>
-    <w:p>
-      <w:pPr>
-        <w:ind w:left="720"/>
-      </w:pPr>
-    </w:p>
-    <w:p>
-      <w:pPr>
-        <w:ind w:left="720"/>
-      </w:pPr>
-    </w:p>
-    <w:p>
-      <w:pPr>
-        <w:ind w:left="720"/>
-      </w:pPr>
-    </w:p>
-    <w:p>
-      <w:pPr>
-        <w:ind w:left="720"/>
-      </w:pPr>
-    </w:p>
-    <w:p>
-      <w:pPr>
-        <w:ind w:left="720"/>
-      </w:pPr>
-    </w:p>
-    <w:p>
-      <w:pPr>
-        <w:ind w:left="720"/>
-      </w:pPr>
-    </w:p>
-    <w:p>
-      <w:pPr>
-        <w:ind w:left="720"/>
-      </w:pPr>
-    </w:p>
-    <w:p>
-      <w:pPr>
-        <w:ind w:left="720"/>
-      </w:pPr>
-    </w:p>
-    <w:p>
-      <w:pPr>
-        <w:ind w:left="720"/>
-      </w:pPr>
-    </w:p>
-    <w:p>
-      <w:pPr>
-        <w:ind w:left="720"/>
-      </w:pPr>
-    </w:p>
-    <w:p>
-      <w:pPr>
-        <w:ind w:left="720"/>
-      </w:pPr>
-    </w:p>
     <w:p/>
     <w:p>
       <w:pPr>
@@ -1564,15 +1566,20 @@
     </w:p>
     <w:p>
       <w:pPr>
+        <w:pStyle w:val="Ttulo2"/>
         <w:rPr>
           <w:b/>
           <w:bCs/>
+          <w:sz w:val="28"/>
+          <w:szCs w:val="28"/>
         </w:rPr>
       </w:pPr>
       <w:r>
         <w:rPr>
           <w:b/>
           <w:bCs/>
+          <w:sz w:val="28"/>
+          <w:szCs w:val="28"/>
         </w:rPr>
         <w:t>1. Objetivo</w:t>
       </w:r>
@@ -1653,15 +1660,20 @@
     </w:p>
     <w:p>
       <w:pPr>
+        <w:pStyle w:val="Ttulo2"/>
         <w:rPr>
           <w:b/>
           <w:bCs/>
+          <w:sz w:val="28"/>
+          <w:szCs w:val="28"/>
         </w:rPr>
       </w:pPr>
       <w:r>
         <w:rPr>
           <w:b/>
           <w:bCs/>
+          <w:sz w:val="28"/>
+          <w:szCs w:val="28"/>
         </w:rPr>
         <w:t>2. Requerimientos previos</w:t>
       </w:r>
@@ -1722,15 +1734,20 @@
     </w:p>
     <w:p>
       <w:pPr>
+        <w:pStyle w:val="Ttulo2"/>
         <w:rPr>
           <w:b/>
           <w:bCs/>
+          <w:sz w:val="28"/>
+          <w:szCs w:val="28"/>
         </w:rPr>
       </w:pPr>
       <w:r>
         <w:rPr>
           <w:b/>
           <w:bCs/>
+          <w:sz w:val="28"/>
+          <w:szCs w:val="28"/>
         </w:rPr>
         <w:t>3. Contexto</w:t>
       </w:r>
@@ -1849,15 +1866,20 @@
     </w:p>
     <w:p>
       <w:pPr>
+        <w:pStyle w:val="Ttulo2"/>
         <w:rPr>
           <w:b/>
           <w:bCs/>
+          <w:sz w:val="28"/>
+          <w:szCs w:val="28"/>
         </w:rPr>
       </w:pPr>
       <w:r>
         <w:rPr>
           <w:b/>
           <w:bCs/>
+          <w:sz w:val="28"/>
+          <w:szCs w:val="28"/>
         </w:rPr>
         <w:t>4. Actividades</w:t>
       </w:r>
@@ -1871,18 +1893,10 @@
       </w:pPr>
       <w:r>
         <w:rPr>
-          <w:rFonts w:ascii="Segoe UI Emoji" w:hAnsi="Segoe UI Emoji" w:cs="Segoe UI Emoji"/>
           <w:b/>
           <w:bCs/>
         </w:rPr>
-        <w:t>🧪</w:t>
-      </w:r>
-      <w:r>
-        <w:rPr>
-          <w:b/>
-          <w:bCs/>
-        </w:rPr>
-        <w:t xml:space="preserve"> Manual de Laboratorio Consumo del API REST – Normas (con </w:t>
+        <w:t xml:space="preserve">Manual de Laboratorio Consumo del API REST – Normas (con </w:t>
       </w:r>
       <w:proofErr w:type="spellStart"/>
       <w:r>
@@ -2126,11 +2140,14 @@
         <w:t>, escribir un JSON similar a:</w:t>
       </w:r>
     </w:p>
+    <w:p/>
+    <w:p/>
     <w:p>
       <w:pPr>
         <w:pStyle w:val="Codigo"/>
       </w:pPr>
       <w:r>
+        <w:lastRenderedPageBreak/>
         <w:t>{</w:t>
       </w:r>
     </w:p>
@@ -2139,8 +2156,10 @@
         <w:pStyle w:val="Codigo"/>
       </w:pPr>
       <w:r>
-        <w:lastRenderedPageBreak/>
-        <w:t>"id": "687a837243657ba3e593df9e",</w:t>
+        <w:t xml:space="preserve">    </w:t>
+      </w:r>
+      <w:r>
+        <w:t>"id": "",</w:t>
       </w:r>
     </w:p>
     <w:p>
@@ -2148,13 +2167,7 @@
         <w:pStyle w:val="Codigo"/>
       </w:pPr>
       <w:r>
-        <w:t xml:space="preserve">    "clave": "</w:t>
-      </w:r>
-      <w:r>
-        <w:t>NMX-17025-2025</w:t>
-      </w:r>
-      <w:r>
-        <w:t>",</w:t>
+        <w:t xml:space="preserve">    "clave": "NMX-17025-2025",</w:t>
       </w:r>
     </w:p>
     <w:p>
@@ -2162,13 +2175,7 @@
         <w:pStyle w:val="Codigo"/>
       </w:pPr>
       <w:r>
-        <w:t xml:space="preserve">    "nombre": "</w:t>
-      </w:r>
-      <w:r>
-        <w:t>COMPETENCIA DE LABORATORIOS DE ENSAYOS</w:t>
-      </w:r>
-      <w:r>
-        <w:t>",</w:t>
+        <w:t xml:space="preserve">    "nombre": "COMPETENCIA DE LABORATORIOS DE ENSAYOS",</w:t>
       </w:r>
     </w:p>
     <w:p>
@@ -2729,13 +2736,7 @@
         <w:pStyle w:val="Codigo"/>
       </w:pPr>
       <w:r>
-        <w:t xml:space="preserve">    "clave": "NMX-170</w:t>
-      </w:r>
-      <w:r>
-        <w:t>1</w:t>
-      </w:r>
-      <w:r>
-        <w:t>5-2025",</w:t>
+        <w:t xml:space="preserve">    "clave": "NMX-17015-2025",</w:t>
       </w:r>
     </w:p>
     <w:p>
@@ -2777,6 +2778,11 @@
       <w:r>
         <w:t xml:space="preserve">    "fechaRegistro": "2025-07-18T17:25:06.51Z"</w:t>
       </w:r>
+    </w:p>
+    <w:p>
+      <w:pPr>
+        <w:pStyle w:val="Codigo"/>
+      </w:pPr>
       <w:r>
         <w:t>}</w:t>
       </w:r>
@@ -2825,12 +2831,15 @@
         <w:t>) que los cambios se reflejen.</w:t>
       </w:r>
     </w:p>
+    <w:p/>
+    <w:p/>
     <w:p>
       <w:r>
         <w:rPr>
           <w:b/>
           <w:bCs/>
         </w:rPr>
+        <w:lastRenderedPageBreak/>
         <w:t>Espacio para resultados:</w:t>
       </w:r>
     </w:p>
@@ -2853,12 +2862,17 @@
         </w:numPr>
       </w:pPr>
       <w:r>
-        <w:t>Nueva fecha de vigencia: ____________________</w:t>
-      </w:r>
-    </w:p>
-    <w:p>
-      <w:r>
-        <w:lastRenderedPageBreak/>
+        <w:t>Nuev</w:t>
+      </w:r>
+      <w:r>
+        <w:t>o estatus</w:t>
+      </w:r>
+      <w:r>
+        <w:t>: ____________________</w:t>
+      </w:r>
+    </w:p>
+    <w:p>
+      <w:r>
         <w:pict w14:anchorId="0D669F4B">
           <v:rect id="_x0000_i1039" style="width:0;height:1.5pt" o:hralign="center" o:hrstd="t" o:hr="t" fillcolor="#a0a0a0" stroked="f"/>
         </w:pict>
@@ -2959,7 +2973,13 @@
         <w:t>POST /Norma</w:t>
       </w:r>
       <w:r>
-        <w:t>, enviar un JSON sin nombre o descripción.</w:t>
+        <w:t>, enviar un JSON sin nombre</w:t>
+      </w:r>
+      <w:r>
+        <w:t xml:space="preserve"> o estatus</w:t>
+      </w:r>
+      <w:r>
+        <w:t>.</w:t>
       </w:r>
     </w:p>
     <w:p>
@@ -3203,46 +3223,39 @@
     <w:p/>
     <w:p/>
     <w:p/>
-    <w:p/>
-    <w:p/>
-    <w:p/>
-    <w:p/>
-    <w:p/>
-    <w:p/>
-    <w:p/>
-    <w:p/>
-    <w:p/>
-    <w:p/>
-    <w:p>
-      <w:pPr>
+    <w:p>
+      <w:r>
+        <w:br w:type="page"/>
+      </w:r>
+    </w:p>
+    <w:p>
+      <w:pPr>
+        <w:pStyle w:val="Ttulo2"/>
+      </w:pPr>
+      <w:r>
+        <w:lastRenderedPageBreak/>
+        <w:t xml:space="preserve"> </w:t>
+      </w:r>
+      <w:r>
+        <w:t>Creación, actualización y consulta de prototipos mediante API REST</w:t>
+      </w:r>
+    </w:p>
+    <w:p>
+      <w:pPr>
+        <w:pStyle w:val="Ttulo2"/>
         <w:rPr>
           <w:b/>
           <w:bCs/>
-        </w:rPr>
-      </w:pPr>
-      <w:r>
-        <w:lastRenderedPageBreak/>
-        <w:t xml:space="preserve"> </w:t>
-      </w:r>
+          <w:sz w:val="28"/>
+          <w:szCs w:val="28"/>
+        </w:rPr>
+      </w:pPr>
       <w:r>
         <w:rPr>
           <w:b/>
           <w:bCs/>
-        </w:rPr>
-        <w:t>Creación, actualización y consulta de prototipos mediante API REST</w:t>
-      </w:r>
-    </w:p>
-    <w:p>
-      <w:pPr>
-        <w:rPr>
-          <w:b/>
-          <w:bCs/>
-        </w:rPr>
-      </w:pPr>
-      <w:r>
-        <w:rPr>
-          <w:b/>
-          <w:bCs/>
+          <w:sz w:val="28"/>
+          <w:szCs w:val="28"/>
         </w:rPr>
         <w:t>1. Objetivo</w:t>
       </w:r>
@@ -3317,15 +3330,20 @@
     </w:p>
     <w:p>
       <w:pPr>
+        <w:pStyle w:val="Ttulo2"/>
         <w:rPr>
           <w:b/>
           <w:bCs/>
+          <w:sz w:val="28"/>
+          <w:szCs w:val="28"/>
         </w:rPr>
       </w:pPr>
       <w:r>
         <w:rPr>
           <w:b/>
           <w:bCs/>
+          <w:sz w:val="28"/>
+          <w:szCs w:val="28"/>
         </w:rPr>
         <w:t>2. Requerimientos previos</w:t>
       </w:r>
@@ -3391,15 +3409,20 @@
     </w:p>
     <w:p>
       <w:pPr>
+        <w:pStyle w:val="Ttulo2"/>
         <w:rPr>
           <w:b/>
           <w:bCs/>
+          <w:sz w:val="28"/>
+          <w:szCs w:val="28"/>
         </w:rPr>
       </w:pPr>
       <w:r>
         <w:rPr>
           <w:b/>
           <w:bCs/>
+          <w:sz w:val="28"/>
+          <w:szCs w:val="28"/>
         </w:rPr>
         <w:t>3. Contexto</w:t>
       </w:r>
@@ -3522,15 +3545,20 @@
     </w:p>
     <w:p>
       <w:pPr>
+        <w:pStyle w:val="Ttulo2"/>
         <w:rPr>
           <w:b/>
           <w:bCs/>
+          <w:sz w:val="28"/>
+          <w:szCs w:val="28"/>
         </w:rPr>
       </w:pPr>
       <w:r>
         <w:rPr>
           <w:b/>
           <w:bCs/>
+          <w:sz w:val="28"/>
+          <w:szCs w:val="28"/>
         </w:rPr>
         <w:t>4. Actividades</w:t>
       </w:r>
@@ -3538,12 +3566,10 @@
     <w:p>
       <w:r>
         <w:rPr>
-          <w:rFonts w:ascii="Segoe UI Emoji" w:hAnsi="Segoe UI Emoji" w:cs="Segoe UI Emoji"/>
-        </w:rPr>
-        <w:t>🧪</w:t>
-      </w:r>
-      <w:r>
-        <w:t xml:space="preserve"> </w:t>
+          <w:b/>
+          <w:bCs/>
+        </w:rPr>
+        <w:tab/>
       </w:r>
       <w:r>
         <w:rPr>
@@ -3793,11 +3819,14 @@
         <w:t>, escribir un JSON similar a:</w:t>
       </w:r>
     </w:p>
+    <w:p/>
+    <w:p/>
     <w:p>
       <w:pPr>
         <w:pStyle w:val="Codigo"/>
       </w:pPr>
       <w:r>
+        <w:lastRenderedPageBreak/>
         <w:t>{</w:t>
       </w:r>
     </w:p>
@@ -3809,7 +3838,10 @@
         <w:t xml:space="preserve">  </w:t>
       </w:r>
       <w:r>
-        <w:t>"id": "687a89a7f955dd626c61f5cf",</w:t>
+        <w:t xml:space="preserve">  </w:t>
+      </w:r>
+      <w:r>
+        <w:t>"id": "",</w:t>
       </w:r>
     </w:p>
     <w:p>
@@ -3817,13 +3849,7 @@
         <w:pStyle w:val="Codigo"/>
       </w:pPr>
       <w:r>
-        <w:t xml:space="preserve">    "numero": "541252</w:t>
-      </w:r>
-      <w:r>
-        <w:t>-TRAN</w:t>
-      </w:r>
-      <w:r>
-        <w:t>",</w:t>
+        <w:t xml:space="preserve">    "numero": "541252-TRAN",</w:t>
       </w:r>
     </w:p>
     <w:p>
@@ -3845,17 +3871,11 @@
     <w:p>
       <w:pPr>
         <w:pStyle w:val="Codigo"/>
-        <w:rPr>
-          <w:lang w:val="fr-FR"/>
-        </w:rPr>
       </w:pPr>
       <w:r>
         <w:t xml:space="preserve">    </w:t>
       </w:r>
       <w:r>
-        <w:rPr>
-          <w:lang w:val="fr-FR"/>
-        </w:rPr>
         <w:t>"urlArchivo": "https://www.cfe.mx",</w:t>
       </w:r>
     </w:p>
@@ -3864,9 +3884,6 @@
         <w:pStyle w:val="Codigo"/>
       </w:pPr>
       <w:r>
-        <w:rPr>
-          <w:lang w:val="fr-FR"/>
-        </w:rPr>
         <w:t xml:space="preserve">    </w:t>
       </w:r>
       <w:r>
@@ -3886,7 +3903,6 @@
         <w:pStyle w:val="Codigo"/>
       </w:pPr>
       <w:r>
-        <w:lastRenderedPageBreak/>
         <w:t xml:space="preserve">    "fechaRegistro": "2025-09-03T23:57:34.627Z"</w:t>
       </w:r>
     </w:p>
@@ -4396,6 +4412,7 @@
       <w:pPr>
         <w:pStyle w:val="Codigo"/>
       </w:pPr>
+      <w:bookmarkStart w:id="0" w:name="_Hlk207979393"/>
       <w:r>
         <w:t>{</w:t>
       </w:r>
@@ -4413,13 +4430,7 @@
         <w:pStyle w:val="Codigo"/>
       </w:pPr>
       <w:r>
-        <w:t xml:space="preserve">    "numero": "</w:t>
-      </w:r>
-      <w:r>
-        <w:t>25454552</w:t>
-      </w:r>
-      <w:r>
-        <w:t>",</w:t>
+        <w:t xml:space="preserve">    "numero": "25454552",</w:t>
       </w:r>
     </w:p>
     <w:p>
@@ -4467,8 +4478,17 @@
         <w:pStyle w:val="Codigo"/>
       </w:pPr>
       <w:r>
-        <w:t xml:space="preserve">    "fechaRegistro": "2025-09-03T20:26:28.984Z"</w:t>
-      </w:r>
+        <w:t xml:space="preserve">    "fechaRegistro": </w:t>
+      </w:r>
+      <w:bookmarkEnd w:id="0"/>
+      <w:r>
+        <w:t>"2025-09-03T20:26:28.984Z"</w:t>
+      </w:r>
+    </w:p>
+    <w:p>
+      <w:pPr>
+        <w:pStyle w:val="Codigo"/>
+      </w:pPr>
       <w:r>
         <w:t>}</w:t>
       </w:r>
@@ -4517,6 +4537,7 @@
         <w:t>) que los cambios se reflejen.</w:t>
       </w:r>
     </w:p>
+    <w:p/>
     <w:p>
       <w:r>
         <w:rPr>
@@ -4534,7 +4555,15 @@
         </w:numPr>
       </w:pPr>
       <w:r>
-        <w:t>Nuevo nombre: ____________________</w:t>
+        <w:t xml:space="preserve">Nuevo </w:t>
+      </w:r>
+      <w:proofErr w:type="spellStart"/>
+      <w:r>
+        <w:t>numero</w:t>
+      </w:r>
+      <w:proofErr w:type="spellEnd"/>
+      <w:r>
+        <w:t>: ____________________</w:t>
       </w:r>
     </w:p>
     <w:p>
@@ -4544,8 +4573,16 @@
           <w:numId w:val="80"/>
         </w:numPr>
       </w:pPr>
-      <w:r>
-        <w:t>Nueva versión: ____________________</w:t>
+      <w:proofErr w:type="gramStart"/>
+      <w:r>
+        <w:t xml:space="preserve">Nueva </w:t>
+      </w:r>
+      <w:r>
+        <w:t>estatus</w:t>
+      </w:r>
+      <w:proofErr w:type="gramEnd"/>
+      <w:r>
+        <w:t>: ____________________</w:t>
       </w:r>
     </w:p>
     <w:p>
@@ -4603,7 +4640,6 @@
         </w:numPr>
       </w:pPr>
       <w:r>
-        <w:lastRenderedPageBreak/>
         <w:t xml:space="preserve">En el </w:t>
       </w:r>
       <w:proofErr w:type="spellStart"/>
@@ -4651,7 +4687,21 @@
         <w:t>POST /Prototipo</w:t>
       </w:r>
       <w:r>
-        <w:t>, enviar un JSON sin nombre o versión.</w:t>
+        <w:t xml:space="preserve">, enviar un JSON sin </w:t>
+      </w:r>
+      <w:proofErr w:type="spellStart"/>
+      <w:r>
+        <w:t>numero</w:t>
+      </w:r>
+      <w:proofErr w:type="spellEnd"/>
+      <w:r>
+        <w:t xml:space="preserve"> o </w:t>
+      </w:r>
+      <w:r>
+        <w:t>estatus</w:t>
+      </w:r>
+      <w:r>
+        <w:t>.</w:t>
       </w:r>
     </w:p>
     <w:p>
@@ -4716,8 +4766,246 @@
     </w:p>
     <w:p/>
     <w:p/>
-    <w:p/>
-    <w:p/>
+    <w:p>
+      <w:pPr>
+        <w:pStyle w:val="Ttulo2"/>
+      </w:pPr>
+      <w:r>
+        <w:t xml:space="preserve"> </w:t>
+      </w:r>
+      <w:r>
+        <w:t>Solución de problemas (FAQ)</w:t>
+      </w:r>
+    </w:p>
+    <w:p>
+      <w:pPr>
+        <w:pStyle w:val="Compact"/>
+        <w:numPr>
+          <w:ilvl w:val="0"/>
+          <w:numId w:val="83"/>
+        </w:numPr>
+        <w:rPr>
+          <w:lang w:val="es-MX"/>
+        </w:rPr>
+      </w:pPr>
+      <w:r>
+        <w:rPr>
+          <w:b/>
+          <w:bCs/>
+          <w:lang w:val="es-MX"/>
+        </w:rPr>
+        <w:t xml:space="preserve">No aparece el botón </w:t>
+      </w:r>
+      <w:proofErr w:type="spellStart"/>
+      <w:r>
+        <w:rPr>
+          <w:b/>
+          <w:bCs/>
+          <w:lang w:val="es-MX"/>
+        </w:rPr>
+        <w:t>Authorize</w:t>
+      </w:r>
+      <w:proofErr w:type="spellEnd"/>
+      <w:r>
+        <w:rPr>
+          <w:lang w:val="es-MX"/>
+        </w:rPr>
+        <w:t xml:space="preserve">: refresca </w:t>
+      </w:r>
+      <w:proofErr w:type="spellStart"/>
+      <w:r>
+        <w:rPr>
+          <w:lang w:val="es-MX"/>
+        </w:rPr>
+        <w:t>Swagger</w:t>
+      </w:r>
+      <w:proofErr w:type="spellEnd"/>
+      <w:r>
+        <w:rPr>
+          <w:lang w:val="es-MX"/>
+        </w:rPr>
+        <w:t xml:space="preserve"> o verifica que el API haya publicado el esquema de seguridad (</w:t>
+      </w:r>
+      <w:proofErr w:type="spellStart"/>
+      <w:r>
+        <w:rPr>
+          <w:lang w:val="es-MX"/>
+        </w:rPr>
+        <w:t>Bearer</w:t>
+      </w:r>
+      <w:proofErr w:type="spellEnd"/>
+      <w:r>
+        <w:rPr>
+          <w:lang w:val="es-MX"/>
+        </w:rPr>
+        <w:t>). Si tu entorno usa otro esquema, consúltalo con el instructor.</w:t>
+      </w:r>
+    </w:p>
+    <w:p>
+      <w:pPr>
+        <w:pStyle w:val="Compact"/>
+        <w:numPr>
+          <w:ilvl w:val="0"/>
+          <w:numId w:val="83"/>
+        </w:numPr>
+      </w:pPr>
+      <w:r>
+        <w:rPr>
+          <w:b/>
+          <w:bCs/>
+          <w:lang w:val="es-MX"/>
+        </w:rPr>
+        <w:t>401 tras autorizar</w:t>
+      </w:r>
+      <w:r>
+        <w:rPr>
+          <w:lang w:val="es-MX"/>
+        </w:rPr>
+        <w:t xml:space="preserve">: el token caducó o no se envió con el prefijo </w:t>
+      </w:r>
+      <w:proofErr w:type="spellStart"/>
+      <w:r>
+        <w:rPr>
+          <w:rStyle w:val="VerbatimChar"/>
+          <w:lang w:val="es-MX"/>
+        </w:rPr>
+        <w:t>Bearer</w:t>
+      </w:r>
+      <w:proofErr w:type="spellEnd"/>
+      <w:r>
+        <w:rPr>
+          <w:lang w:val="es-MX"/>
+        </w:rPr>
+        <w:t xml:space="preserve">. </w:t>
+      </w:r>
+      <w:proofErr w:type="spellStart"/>
+      <w:r>
+        <w:t>Repite</w:t>
+      </w:r>
+      <w:proofErr w:type="spellEnd"/>
+      <w:r>
+        <w:t xml:space="preserve"> Login y Auth.</w:t>
+      </w:r>
+    </w:p>
+    <w:p>
+      <w:pPr>
+        <w:pStyle w:val="Compact"/>
+        <w:numPr>
+          <w:ilvl w:val="0"/>
+          <w:numId w:val="83"/>
+        </w:numPr>
+        <w:rPr>
+          <w:lang w:val="es-MX"/>
+        </w:rPr>
+      </w:pPr>
+      <w:r>
+        <w:rPr>
+          <w:b/>
+          <w:bCs/>
+          <w:lang w:val="es-MX"/>
+        </w:rPr>
+        <w:t>400 en POST/PUT</w:t>
+      </w:r>
+      <w:r>
+        <w:rPr>
+          <w:lang w:val="es-MX"/>
+        </w:rPr>
+        <w:t>: valida campos obligatorios, tipos (número vs texto) y formato JSON (comas/llaves).</w:t>
+      </w:r>
+    </w:p>
+    <w:p>
+      <w:pPr>
+        <w:pStyle w:val="Compact"/>
+        <w:numPr>
+          <w:ilvl w:val="0"/>
+          <w:numId w:val="83"/>
+        </w:numPr>
+        <w:rPr>
+          <w:lang w:val="es-MX"/>
+        </w:rPr>
+      </w:pPr>
+      <w:r>
+        <w:rPr>
+          <w:b/>
+          <w:bCs/>
+          <w:lang w:val="es-MX"/>
+        </w:rPr>
+        <w:t>409 en POST</w:t>
+      </w:r>
+      <w:r>
+        <w:rPr>
+          <w:lang w:val="es-MX"/>
+        </w:rPr>
+        <w:t xml:space="preserve">: cambia </w:t>
+      </w:r>
+      <w:proofErr w:type="spellStart"/>
+      <w:r>
+        <w:rPr>
+          <w:rStyle w:val="VerbatimChar"/>
+          <w:lang w:val="es-MX"/>
+        </w:rPr>
+        <w:t>codigo</w:t>
+      </w:r>
+      <w:proofErr w:type="spellEnd"/>
+      <w:r>
+        <w:rPr>
+          <w:lang w:val="es-MX"/>
+        </w:rPr>
+        <w:t xml:space="preserve"> o </w:t>
+      </w:r>
+      <w:r>
+        <w:rPr>
+          <w:rStyle w:val="VerbatimChar"/>
+          <w:lang w:val="es-MX"/>
+        </w:rPr>
+        <w:t>nombre</w:t>
+      </w:r>
+      <w:r>
+        <w:rPr>
+          <w:lang w:val="es-MX"/>
+        </w:rPr>
+        <w:t xml:space="preserve"> si existe regla de unicidad.</w:t>
+      </w:r>
+    </w:p>
+    <w:p>
+      <w:pPr>
+        <w:pStyle w:val="Compact"/>
+        <w:numPr>
+          <w:ilvl w:val="0"/>
+          <w:numId w:val="83"/>
+        </w:numPr>
+        <w:rPr>
+          <w:lang w:val="es-MX"/>
+        </w:rPr>
+      </w:pPr>
+      <w:r>
+        <w:rPr>
+          <w:b/>
+          <w:bCs/>
+          <w:lang w:val="es-MX"/>
+        </w:rPr>
+        <w:t>404 en PUT</w:t>
+      </w:r>
+      <w:r>
+        <w:rPr>
+          <w:lang w:val="es-MX"/>
+        </w:rPr>
+        <w:t xml:space="preserve">: verifica que el </w:t>
+      </w:r>
+      <w:r>
+        <w:rPr>
+          <w:rStyle w:val="VerbatimChar"/>
+          <w:lang w:val="es-MX"/>
+        </w:rPr>
+        <w:t>id</w:t>
+      </w:r>
+      <w:r>
+        <w:rPr>
+          <w:lang w:val="es-MX"/>
+        </w:rPr>
+        <w:t xml:space="preserve"> exista (consulta GET antes de actualizar).</w:t>
+      </w:r>
+    </w:p>
     <w:p/>
     <w:sectPr>
       <w:headerReference w:type="default" r:id="rId8"/>
@@ -5001,6 +5289,110 @@
     </w:lvl>
   </w:abstractNum>
   <w:abstractNum w:abstractNumId="1" w15:restartNumberingAfterBreak="0">
+    <w:nsid w:val="0000A991"/>
+    <w:multiLevelType w:val="multilevel"/>
+    <w:tmpl w:val="8794A09A"/>
+    <w:lvl w:ilvl="0">
+      <w:numFmt w:val="bullet"/>
+      <w:lvlText w:val=""/>
+      <w:lvlJc w:val="left"/>
+      <w:pPr>
+        <w:ind w:left="720" w:hanging="360"/>
+      </w:pPr>
+      <w:rPr>
+        <w:rFonts w:ascii="Symbol" w:hAnsi="Symbol" w:cs="Symbol" w:hint="default"/>
+      </w:rPr>
+    </w:lvl>
+    <w:lvl w:ilvl="1">
+      <w:numFmt w:val="bullet"/>
+      <w:lvlText w:val="o"/>
+      <w:lvlJc w:val="left"/>
+      <w:pPr>
+        <w:ind w:left="1440" w:hanging="360"/>
+      </w:pPr>
+      <w:rPr>
+        <w:rFonts w:ascii="Courier New" w:hAnsi="Courier New" w:cs="Courier New" w:hint="default"/>
+      </w:rPr>
+    </w:lvl>
+    <w:lvl w:ilvl="2">
+      <w:numFmt w:val="bullet"/>
+      <w:lvlText w:val=""/>
+      <w:lvlJc w:val="left"/>
+      <w:pPr>
+        <w:ind w:left="2160" w:hanging="360"/>
+      </w:pPr>
+      <w:rPr>
+        <w:rFonts w:ascii="Wingdings" w:hAnsi="Wingdings" w:cs="Wingdings" w:hint="default"/>
+      </w:rPr>
+    </w:lvl>
+    <w:lvl w:ilvl="3">
+      <w:numFmt w:val="bullet"/>
+      <w:lvlText w:val=""/>
+      <w:lvlJc w:val="left"/>
+      <w:pPr>
+        <w:ind w:left="2880" w:hanging="360"/>
+      </w:pPr>
+      <w:rPr>
+        <w:rFonts w:ascii="Symbol" w:hAnsi="Symbol" w:cs="Symbol" w:hint="default"/>
+      </w:rPr>
+    </w:lvl>
+    <w:lvl w:ilvl="4">
+      <w:numFmt w:val="bullet"/>
+      <w:lvlText w:val="o"/>
+      <w:lvlJc w:val="left"/>
+      <w:pPr>
+        <w:ind w:left="3600" w:hanging="360"/>
+      </w:pPr>
+      <w:rPr>
+        <w:rFonts w:ascii="Courier New" w:hAnsi="Courier New" w:cs="Courier New" w:hint="default"/>
+      </w:rPr>
+    </w:lvl>
+    <w:lvl w:ilvl="5">
+      <w:numFmt w:val="bullet"/>
+      <w:lvlText w:val=""/>
+      <w:lvlJc w:val="left"/>
+      <w:pPr>
+        <w:ind w:left="4320" w:hanging="360"/>
+      </w:pPr>
+      <w:rPr>
+        <w:rFonts w:ascii="Wingdings" w:hAnsi="Wingdings" w:cs="Wingdings" w:hint="default"/>
+      </w:rPr>
+    </w:lvl>
+    <w:lvl w:ilvl="6">
+      <w:numFmt w:val="bullet"/>
+      <w:lvlText w:val=""/>
+      <w:lvlJc w:val="left"/>
+      <w:pPr>
+        <w:ind w:left="5040" w:hanging="360"/>
+      </w:pPr>
+      <w:rPr>
+        <w:rFonts w:ascii="Symbol" w:hAnsi="Symbol" w:cs="Symbol" w:hint="default"/>
+      </w:rPr>
+    </w:lvl>
+    <w:lvl w:ilvl="7">
+      <w:numFmt w:val="bullet"/>
+      <w:lvlText w:val="o"/>
+      <w:lvlJc w:val="left"/>
+      <w:pPr>
+        <w:ind w:left="5760" w:hanging="360"/>
+      </w:pPr>
+      <w:rPr>
+        <w:rFonts w:ascii="Courier New" w:hAnsi="Courier New" w:cs="Courier New" w:hint="default"/>
+      </w:rPr>
+    </w:lvl>
+    <w:lvl w:ilvl="8">
+      <w:numFmt w:val="bullet"/>
+      <w:lvlText w:val=""/>
+      <w:lvlJc w:val="left"/>
+      <w:pPr>
+        <w:ind w:left="6480" w:hanging="360"/>
+      </w:pPr>
+      <w:rPr>
+        <w:rFonts w:ascii="Wingdings" w:hAnsi="Wingdings" w:cs="Wingdings" w:hint="default"/>
+      </w:rPr>
+    </w:lvl>
+  </w:abstractNum>
+  <w:abstractNum w:abstractNumId="2" w15:restartNumberingAfterBreak="0">
     <w:nsid w:val="01007E1C"/>
     <w:multiLevelType w:val="multilevel"/>
     <w:tmpl w:val="BBD088F8"/>
@@ -5149,7 +5541,7 @@
       </w:rPr>
     </w:lvl>
   </w:abstractNum>
-  <w:abstractNum w:abstractNumId="2" w15:restartNumberingAfterBreak="0">
+  <w:abstractNum w:abstractNumId="3" w15:restartNumberingAfterBreak="0">
     <w:nsid w:val="03F50969"/>
     <w:multiLevelType w:val="multilevel"/>
     <w:tmpl w:val="61A424A6"/>
@@ -5298,7 +5690,7 @@
       </w:rPr>
     </w:lvl>
   </w:abstractNum>
-  <w:abstractNum w:abstractNumId="3" w15:restartNumberingAfterBreak="0">
+  <w:abstractNum w:abstractNumId="4" w15:restartNumberingAfterBreak="0">
     <w:nsid w:val="04BE1501"/>
     <w:multiLevelType w:val="multilevel"/>
     <w:tmpl w:val="1A3244CC"/>
@@ -5447,7 +5839,7 @@
       </w:rPr>
     </w:lvl>
   </w:abstractNum>
-  <w:abstractNum w:abstractNumId="4" w15:restartNumberingAfterBreak="0">
+  <w:abstractNum w:abstractNumId="5" w15:restartNumberingAfterBreak="0">
     <w:nsid w:val="061918AB"/>
     <w:multiLevelType w:val="multilevel"/>
     <w:tmpl w:val="272E8096"/>
@@ -5596,7 +5988,7 @@
       </w:rPr>
     </w:lvl>
   </w:abstractNum>
-  <w:abstractNum w:abstractNumId="5" w15:restartNumberingAfterBreak="0">
+  <w:abstractNum w:abstractNumId="6" w15:restartNumberingAfterBreak="0">
     <w:nsid w:val="08B41BC5"/>
     <w:multiLevelType w:val="multilevel"/>
     <w:tmpl w:val="0658E0D4"/>
@@ -5709,7 +6101,7 @@
       </w:pPr>
     </w:lvl>
   </w:abstractNum>
-  <w:abstractNum w:abstractNumId="6" w15:restartNumberingAfterBreak="0">
+  <w:abstractNum w:abstractNumId="7" w15:restartNumberingAfterBreak="0">
     <w:nsid w:val="09C50052"/>
     <w:multiLevelType w:val="multilevel"/>
     <w:tmpl w:val="D9A09328"/>
@@ -5858,7 +6250,7 @@
       </w:rPr>
     </w:lvl>
   </w:abstractNum>
-  <w:abstractNum w:abstractNumId="7" w15:restartNumberingAfterBreak="0">
+  <w:abstractNum w:abstractNumId="8" w15:restartNumberingAfterBreak="0">
     <w:nsid w:val="1092606C"/>
     <w:multiLevelType w:val="multilevel"/>
     <w:tmpl w:val="C972B47A"/>
@@ -6007,7 +6399,7 @@
       </w:rPr>
     </w:lvl>
   </w:abstractNum>
-  <w:abstractNum w:abstractNumId="8" w15:restartNumberingAfterBreak="0">
+  <w:abstractNum w:abstractNumId="9" w15:restartNumberingAfterBreak="0">
     <w:nsid w:val="116177BF"/>
     <w:multiLevelType w:val="multilevel"/>
     <w:tmpl w:val="45543628"/>
@@ -6156,7 +6548,7 @@
       </w:rPr>
     </w:lvl>
   </w:abstractNum>
-  <w:abstractNum w:abstractNumId="9" w15:restartNumberingAfterBreak="0">
+  <w:abstractNum w:abstractNumId="10" w15:restartNumberingAfterBreak="0">
     <w:nsid w:val="12503846"/>
     <w:multiLevelType w:val="multilevel"/>
     <w:tmpl w:val="2402DC7E"/>
@@ -6269,7 +6661,7 @@
       </w:pPr>
     </w:lvl>
   </w:abstractNum>
-  <w:abstractNum w:abstractNumId="10" w15:restartNumberingAfterBreak="0">
+  <w:abstractNum w:abstractNumId="11" w15:restartNumberingAfterBreak="0">
     <w:nsid w:val="127C5CC8"/>
     <w:multiLevelType w:val="multilevel"/>
     <w:tmpl w:val="3A0C5254"/>
@@ -6418,7 +6810,7 @@
       </w:rPr>
     </w:lvl>
   </w:abstractNum>
-  <w:abstractNum w:abstractNumId="11" w15:restartNumberingAfterBreak="0">
+  <w:abstractNum w:abstractNumId="12" w15:restartNumberingAfterBreak="0">
     <w:nsid w:val="134C0C68"/>
     <w:multiLevelType w:val="multilevel"/>
     <w:tmpl w:val="5284FCB4"/>
@@ -6567,7 +6959,7 @@
       </w:rPr>
     </w:lvl>
   </w:abstractNum>
-  <w:abstractNum w:abstractNumId="12" w15:restartNumberingAfterBreak="0">
+  <w:abstractNum w:abstractNumId="13" w15:restartNumberingAfterBreak="0">
     <w:nsid w:val="13CD5A94"/>
     <w:multiLevelType w:val="multilevel"/>
     <w:tmpl w:val="4C281F2E"/>
@@ -6716,7 +7108,7 @@
       </w:rPr>
     </w:lvl>
   </w:abstractNum>
-  <w:abstractNum w:abstractNumId="13" w15:restartNumberingAfterBreak="0">
+  <w:abstractNum w:abstractNumId="14" w15:restartNumberingAfterBreak="0">
     <w:nsid w:val="14BE03F4"/>
     <w:multiLevelType w:val="multilevel"/>
     <w:tmpl w:val="CBDE8078"/>
@@ -6865,7 +7257,7 @@
       </w:rPr>
     </w:lvl>
   </w:abstractNum>
-  <w:abstractNum w:abstractNumId="14" w15:restartNumberingAfterBreak="0">
+  <w:abstractNum w:abstractNumId="15" w15:restartNumberingAfterBreak="0">
     <w:nsid w:val="1562076E"/>
     <w:multiLevelType w:val="multilevel"/>
     <w:tmpl w:val="51082410"/>
@@ -6978,7 +7370,7 @@
       </w:pPr>
     </w:lvl>
   </w:abstractNum>
-  <w:abstractNum w:abstractNumId="15" w15:restartNumberingAfterBreak="0">
+  <w:abstractNum w:abstractNumId="16" w15:restartNumberingAfterBreak="0">
     <w:nsid w:val="15A2212B"/>
     <w:multiLevelType w:val="multilevel"/>
     <w:tmpl w:val="67D85BA4"/>
@@ -7091,7 +7483,7 @@
       </w:pPr>
     </w:lvl>
   </w:abstractNum>
-  <w:abstractNum w:abstractNumId="16" w15:restartNumberingAfterBreak="0">
+  <w:abstractNum w:abstractNumId="17" w15:restartNumberingAfterBreak="0">
     <w:nsid w:val="18971496"/>
     <w:multiLevelType w:val="multilevel"/>
     <w:tmpl w:val="D644AC8E"/>
@@ -7240,7 +7632,7 @@
       </w:rPr>
     </w:lvl>
   </w:abstractNum>
-  <w:abstractNum w:abstractNumId="17" w15:restartNumberingAfterBreak="0">
+  <w:abstractNum w:abstractNumId="18" w15:restartNumberingAfterBreak="0">
     <w:nsid w:val="1B0F4777"/>
     <w:multiLevelType w:val="multilevel"/>
     <w:tmpl w:val="EDF6B7D6"/>
@@ -7353,7 +7745,7 @@
       </w:pPr>
     </w:lvl>
   </w:abstractNum>
-  <w:abstractNum w:abstractNumId="18" w15:restartNumberingAfterBreak="0">
+  <w:abstractNum w:abstractNumId="19" w15:restartNumberingAfterBreak="0">
     <w:nsid w:val="1CCB3D1A"/>
     <w:multiLevelType w:val="multilevel"/>
     <w:tmpl w:val="8C4A9DD6"/>
@@ -7466,7 +7858,7 @@
       </w:pPr>
     </w:lvl>
   </w:abstractNum>
-  <w:abstractNum w:abstractNumId="19" w15:restartNumberingAfterBreak="0">
+  <w:abstractNum w:abstractNumId="20" w15:restartNumberingAfterBreak="0">
     <w:nsid w:val="1D905F2F"/>
     <w:multiLevelType w:val="multilevel"/>
     <w:tmpl w:val="8C54D7C8"/>
@@ -7615,7 +8007,7 @@
       </w:rPr>
     </w:lvl>
   </w:abstractNum>
-  <w:abstractNum w:abstractNumId="20" w15:restartNumberingAfterBreak="0">
+  <w:abstractNum w:abstractNumId="21" w15:restartNumberingAfterBreak="0">
     <w:nsid w:val="2010386B"/>
     <w:multiLevelType w:val="multilevel"/>
     <w:tmpl w:val="42CAB2DC"/>
@@ -7764,7 +8156,7 @@
       </w:rPr>
     </w:lvl>
   </w:abstractNum>
-  <w:abstractNum w:abstractNumId="21" w15:restartNumberingAfterBreak="0">
+  <w:abstractNum w:abstractNumId="22" w15:restartNumberingAfterBreak="0">
     <w:nsid w:val="20B45F35"/>
     <w:multiLevelType w:val="multilevel"/>
     <w:tmpl w:val="60DA0854"/>
@@ -7913,7 +8305,7 @@
       </w:rPr>
     </w:lvl>
   </w:abstractNum>
-  <w:abstractNum w:abstractNumId="22" w15:restartNumberingAfterBreak="0">
+  <w:abstractNum w:abstractNumId="23" w15:restartNumberingAfterBreak="0">
     <w:nsid w:val="26850723"/>
     <w:multiLevelType w:val="multilevel"/>
     <w:tmpl w:val="CDD02CBC"/>
@@ -8026,7 +8418,7 @@
       </w:pPr>
     </w:lvl>
   </w:abstractNum>
-  <w:abstractNum w:abstractNumId="23" w15:restartNumberingAfterBreak="0">
+  <w:abstractNum w:abstractNumId="24" w15:restartNumberingAfterBreak="0">
     <w:nsid w:val="26944364"/>
     <w:multiLevelType w:val="multilevel"/>
     <w:tmpl w:val="14E03CCC"/>
@@ -8175,7 +8567,7 @@
       </w:rPr>
     </w:lvl>
   </w:abstractNum>
-  <w:abstractNum w:abstractNumId="24" w15:restartNumberingAfterBreak="0">
+  <w:abstractNum w:abstractNumId="25" w15:restartNumberingAfterBreak="0">
     <w:nsid w:val="26C63D5A"/>
     <w:multiLevelType w:val="multilevel"/>
     <w:tmpl w:val="F2707B58"/>
@@ -8324,7 +8716,7 @@
       </w:rPr>
     </w:lvl>
   </w:abstractNum>
-  <w:abstractNum w:abstractNumId="25" w15:restartNumberingAfterBreak="0">
+  <w:abstractNum w:abstractNumId="26" w15:restartNumberingAfterBreak="0">
     <w:nsid w:val="276F0566"/>
     <w:multiLevelType w:val="multilevel"/>
     <w:tmpl w:val="73142DB4"/>
@@ -8473,7 +8865,7 @@
       </w:rPr>
     </w:lvl>
   </w:abstractNum>
-  <w:abstractNum w:abstractNumId="26" w15:restartNumberingAfterBreak="0">
+  <w:abstractNum w:abstractNumId="27" w15:restartNumberingAfterBreak="0">
     <w:nsid w:val="281017FE"/>
     <w:multiLevelType w:val="multilevel"/>
     <w:tmpl w:val="64B4EB36"/>
@@ -8622,7 +9014,7 @@
       </w:rPr>
     </w:lvl>
   </w:abstractNum>
-  <w:abstractNum w:abstractNumId="27" w15:restartNumberingAfterBreak="0">
+  <w:abstractNum w:abstractNumId="28" w15:restartNumberingAfterBreak="0">
     <w:nsid w:val="29653908"/>
     <w:multiLevelType w:val="multilevel"/>
     <w:tmpl w:val="30F0D61C"/>
@@ -8735,7 +9127,7 @@
       </w:pPr>
     </w:lvl>
   </w:abstractNum>
-  <w:abstractNum w:abstractNumId="28" w15:restartNumberingAfterBreak="0">
+  <w:abstractNum w:abstractNumId="29" w15:restartNumberingAfterBreak="0">
     <w:nsid w:val="2B8B25EA"/>
     <w:multiLevelType w:val="multilevel"/>
     <w:tmpl w:val="52CCEAB4"/>
@@ -8848,7 +9240,7 @@
       </w:pPr>
     </w:lvl>
   </w:abstractNum>
-  <w:abstractNum w:abstractNumId="29" w15:restartNumberingAfterBreak="0">
+  <w:abstractNum w:abstractNumId="30" w15:restartNumberingAfterBreak="0">
     <w:nsid w:val="2C0C76C0"/>
     <w:multiLevelType w:val="multilevel"/>
     <w:tmpl w:val="DE085EDA"/>
@@ -8961,7 +9353,7 @@
       </w:pPr>
     </w:lvl>
   </w:abstractNum>
-  <w:abstractNum w:abstractNumId="30" w15:restartNumberingAfterBreak="0">
+  <w:abstractNum w:abstractNumId="31" w15:restartNumberingAfterBreak="0">
     <w:nsid w:val="2DFC509C"/>
     <w:multiLevelType w:val="multilevel"/>
     <w:tmpl w:val="7D187384"/>
@@ -9110,7 +9502,7 @@
       </w:rPr>
     </w:lvl>
   </w:abstractNum>
-  <w:abstractNum w:abstractNumId="31" w15:restartNumberingAfterBreak="0">
+  <w:abstractNum w:abstractNumId="32" w15:restartNumberingAfterBreak="0">
     <w:nsid w:val="2F370988"/>
     <w:multiLevelType w:val="multilevel"/>
     <w:tmpl w:val="B9E63B96"/>
@@ -9223,7 +9615,7 @@
       </w:pPr>
     </w:lvl>
   </w:abstractNum>
-  <w:abstractNum w:abstractNumId="32" w15:restartNumberingAfterBreak="0">
+  <w:abstractNum w:abstractNumId="33" w15:restartNumberingAfterBreak="0">
     <w:nsid w:val="33712177"/>
     <w:multiLevelType w:val="multilevel"/>
     <w:tmpl w:val="34B8D47A"/>
@@ -9372,7 +9764,7 @@
       </w:rPr>
     </w:lvl>
   </w:abstractNum>
-  <w:abstractNum w:abstractNumId="33" w15:restartNumberingAfterBreak="0">
+  <w:abstractNum w:abstractNumId="34" w15:restartNumberingAfterBreak="0">
     <w:nsid w:val="3762684B"/>
     <w:multiLevelType w:val="multilevel"/>
     <w:tmpl w:val="BF9EB3B6"/>
@@ -9521,7 +9913,7 @@
       </w:rPr>
     </w:lvl>
   </w:abstractNum>
-  <w:abstractNum w:abstractNumId="34" w15:restartNumberingAfterBreak="0">
+  <w:abstractNum w:abstractNumId="35" w15:restartNumberingAfterBreak="0">
     <w:nsid w:val="37E05E82"/>
     <w:multiLevelType w:val="multilevel"/>
     <w:tmpl w:val="FAFAF55C"/>
@@ -9634,7 +10026,7 @@
       </w:pPr>
     </w:lvl>
   </w:abstractNum>
-  <w:abstractNum w:abstractNumId="35" w15:restartNumberingAfterBreak="0">
+  <w:abstractNum w:abstractNumId="36" w15:restartNumberingAfterBreak="0">
     <w:nsid w:val="382639E1"/>
     <w:multiLevelType w:val="multilevel"/>
     <w:tmpl w:val="4770F3EE"/>
@@ -9783,7 +10175,7 @@
       </w:rPr>
     </w:lvl>
   </w:abstractNum>
-  <w:abstractNum w:abstractNumId="36" w15:restartNumberingAfterBreak="0">
+  <w:abstractNum w:abstractNumId="37" w15:restartNumberingAfterBreak="0">
     <w:nsid w:val="38AC6FF0"/>
     <w:multiLevelType w:val="multilevel"/>
     <w:tmpl w:val="212CE5FE"/>
@@ -9896,7 +10288,7 @@
       </w:pPr>
     </w:lvl>
   </w:abstractNum>
-  <w:abstractNum w:abstractNumId="37" w15:restartNumberingAfterBreak="0">
+  <w:abstractNum w:abstractNumId="38" w15:restartNumberingAfterBreak="0">
     <w:nsid w:val="3AA34E56"/>
     <w:multiLevelType w:val="multilevel"/>
     <w:tmpl w:val="0890E70E"/>
@@ -10009,7 +10401,7 @@
       </w:pPr>
     </w:lvl>
   </w:abstractNum>
-  <w:abstractNum w:abstractNumId="38" w15:restartNumberingAfterBreak="0">
+  <w:abstractNum w:abstractNumId="39" w15:restartNumberingAfterBreak="0">
     <w:nsid w:val="3B5453E5"/>
     <w:multiLevelType w:val="multilevel"/>
     <w:tmpl w:val="63DA3A68"/>
@@ -10122,7 +10514,7 @@
       </w:pPr>
     </w:lvl>
   </w:abstractNum>
-  <w:abstractNum w:abstractNumId="39" w15:restartNumberingAfterBreak="0">
+  <w:abstractNum w:abstractNumId="40" w15:restartNumberingAfterBreak="0">
     <w:nsid w:val="3C9F57AA"/>
     <w:multiLevelType w:val="multilevel"/>
     <w:tmpl w:val="D04EF334"/>
@@ -10271,7 +10663,7 @@
       </w:rPr>
     </w:lvl>
   </w:abstractNum>
-  <w:abstractNum w:abstractNumId="40" w15:restartNumberingAfterBreak="0">
+  <w:abstractNum w:abstractNumId="41" w15:restartNumberingAfterBreak="0">
     <w:nsid w:val="3D041526"/>
     <w:multiLevelType w:val="multilevel"/>
     <w:tmpl w:val="ED1E578C"/>
@@ -10420,7 +10812,7 @@
       </w:rPr>
     </w:lvl>
   </w:abstractNum>
-  <w:abstractNum w:abstractNumId="41" w15:restartNumberingAfterBreak="0">
+  <w:abstractNum w:abstractNumId="42" w15:restartNumberingAfterBreak="0">
     <w:nsid w:val="3D0536CD"/>
     <w:multiLevelType w:val="multilevel"/>
     <w:tmpl w:val="39EC7B20"/>
@@ -10533,7 +10925,7 @@
       </w:pPr>
     </w:lvl>
   </w:abstractNum>
-  <w:abstractNum w:abstractNumId="42" w15:restartNumberingAfterBreak="0">
+  <w:abstractNum w:abstractNumId="43" w15:restartNumberingAfterBreak="0">
     <w:nsid w:val="3D6F04BA"/>
     <w:multiLevelType w:val="multilevel"/>
     <w:tmpl w:val="10C0164E"/>
@@ -10646,7 +11038,7 @@
       </w:pPr>
     </w:lvl>
   </w:abstractNum>
-  <w:abstractNum w:abstractNumId="43" w15:restartNumberingAfterBreak="0">
+  <w:abstractNum w:abstractNumId="44" w15:restartNumberingAfterBreak="0">
     <w:nsid w:val="3DB33EF3"/>
     <w:multiLevelType w:val="multilevel"/>
     <w:tmpl w:val="73EE1360"/>
@@ -10759,7 +11151,7 @@
       </w:pPr>
     </w:lvl>
   </w:abstractNum>
-  <w:abstractNum w:abstractNumId="44" w15:restartNumberingAfterBreak="0">
+  <w:abstractNum w:abstractNumId="45" w15:restartNumberingAfterBreak="0">
     <w:nsid w:val="3E4C2BDD"/>
     <w:multiLevelType w:val="multilevel"/>
     <w:tmpl w:val="D5C6A7D8"/>
@@ -10872,7 +11264,7 @@
       </w:pPr>
     </w:lvl>
   </w:abstractNum>
-  <w:abstractNum w:abstractNumId="45" w15:restartNumberingAfterBreak="0">
+  <w:abstractNum w:abstractNumId="46" w15:restartNumberingAfterBreak="0">
     <w:nsid w:val="3FE61759"/>
     <w:multiLevelType w:val="hybridMultilevel"/>
     <w:tmpl w:val="ADC60DEC"/>
@@ -10961,7 +11353,7 @@
       </w:pPr>
     </w:lvl>
   </w:abstractNum>
-  <w:abstractNum w:abstractNumId="46" w15:restartNumberingAfterBreak="0">
+  <w:abstractNum w:abstractNumId="47" w15:restartNumberingAfterBreak="0">
     <w:nsid w:val="409B2D3B"/>
     <w:multiLevelType w:val="multilevel"/>
     <w:tmpl w:val="EE7E0796"/>
@@ -11110,7 +11502,7 @@
       </w:rPr>
     </w:lvl>
   </w:abstractNum>
-  <w:abstractNum w:abstractNumId="47" w15:restartNumberingAfterBreak="0">
+  <w:abstractNum w:abstractNumId="48" w15:restartNumberingAfterBreak="0">
     <w:nsid w:val="415054A1"/>
     <w:multiLevelType w:val="multilevel"/>
     <w:tmpl w:val="E9EC85DC"/>
@@ -11259,7 +11651,7 @@
       </w:rPr>
     </w:lvl>
   </w:abstractNum>
-  <w:abstractNum w:abstractNumId="48" w15:restartNumberingAfterBreak="0">
+  <w:abstractNum w:abstractNumId="49" w15:restartNumberingAfterBreak="0">
     <w:nsid w:val="430254C1"/>
     <w:multiLevelType w:val="multilevel"/>
     <w:tmpl w:val="8A9AD92C"/>
@@ -11408,7 +11800,7 @@
       </w:rPr>
     </w:lvl>
   </w:abstractNum>
-  <w:abstractNum w:abstractNumId="49" w15:restartNumberingAfterBreak="0">
+  <w:abstractNum w:abstractNumId="50" w15:restartNumberingAfterBreak="0">
     <w:nsid w:val="47BD60D9"/>
     <w:multiLevelType w:val="multilevel"/>
     <w:tmpl w:val="3BAED800"/>
@@ -11521,7 +11913,7 @@
       </w:pPr>
     </w:lvl>
   </w:abstractNum>
-  <w:abstractNum w:abstractNumId="50" w15:restartNumberingAfterBreak="0">
+  <w:abstractNum w:abstractNumId="51" w15:restartNumberingAfterBreak="0">
     <w:nsid w:val="4A3D4B87"/>
     <w:multiLevelType w:val="multilevel"/>
     <w:tmpl w:val="69507D68"/>
@@ -11670,7 +12062,7 @@
       </w:rPr>
     </w:lvl>
   </w:abstractNum>
-  <w:abstractNum w:abstractNumId="51" w15:restartNumberingAfterBreak="0">
+  <w:abstractNum w:abstractNumId="52" w15:restartNumberingAfterBreak="0">
     <w:nsid w:val="4B0E14DA"/>
     <w:multiLevelType w:val="multilevel"/>
     <w:tmpl w:val="6358A0C2"/>
@@ -11819,7 +12211,7 @@
       </w:rPr>
     </w:lvl>
   </w:abstractNum>
-  <w:abstractNum w:abstractNumId="52" w15:restartNumberingAfterBreak="0">
+  <w:abstractNum w:abstractNumId="53" w15:restartNumberingAfterBreak="0">
     <w:nsid w:val="4FC921B3"/>
     <w:multiLevelType w:val="multilevel"/>
     <w:tmpl w:val="149C00FA"/>
@@ -11932,7 +12324,7 @@
       </w:pPr>
     </w:lvl>
   </w:abstractNum>
-  <w:abstractNum w:abstractNumId="53" w15:restartNumberingAfterBreak="0">
+  <w:abstractNum w:abstractNumId="54" w15:restartNumberingAfterBreak="0">
     <w:nsid w:val="519503F1"/>
     <w:multiLevelType w:val="multilevel"/>
     <w:tmpl w:val="D7C2B4D6"/>
@@ -12081,7 +12473,7 @@
       </w:rPr>
     </w:lvl>
   </w:abstractNum>
-  <w:abstractNum w:abstractNumId="54" w15:restartNumberingAfterBreak="0">
+  <w:abstractNum w:abstractNumId="55" w15:restartNumberingAfterBreak="0">
     <w:nsid w:val="52461F53"/>
     <w:multiLevelType w:val="multilevel"/>
     <w:tmpl w:val="D5D0168C"/>
@@ -12230,7 +12622,7 @@
       </w:rPr>
     </w:lvl>
   </w:abstractNum>
-  <w:abstractNum w:abstractNumId="55" w15:restartNumberingAfterBreak="0">
+  <w:abstractNum w:abstractNumId="56" w15:restartNumberingAfterBreak="0">
     <w:nsid w:val="529A1C8B"/>
     <w:multiLevelType w:val="multilevel"/>
     <w:tmpl w:val="901E4C2C"/>
@@ -12379,7 +12771,7 @@
       </w:rPr>
     </w:lvl>
   </w:abstractNum>
-  <w:abstractNum w:abstractNumId="56" w15:restartNumberingAfterBreak="0">
+  <w:abstractNum w:abstractNumId="57" w15:restartNumberingAfterBreak="0">
     <w:nsid w:val="52D57E27"/>
     <w:multiLevelType w:val="multilevel"/>
     <w:tmpl w:val="D416D408"/>
@@ -12492,7 +12884,7 @@
       </w:pPr>
     </w:lvl>
   </w:abstractNum>
-  <w:abstractNum w:abstractNumId="57" w15:restartNumberingAfterBreak="0">
+  <w:abstractNum w:abstractNumId="58" w15:restartNumberingAfterBreak="0">
     <w:nsid w:val="53A47A58"/>
     <w:multiLevelType w:val="multilevel"/>
     <w:tmpl w:val="87041430"/>
@@ -12641,7 +13033,7 @@
       </w:rPr>
     </w:lvl>
   </w:abstractNum>
-  <w:abstractNum w:abstractNumId="58" w15:restartNumberingAfterBreak="0">
+  <w:abstractNum w:abstractNumId="59" w15:restartNumberingAfterBreak="0">
     <w:nsid w:val="542671EE"/>
     <w:multiLevelType w:val="multilevel"/>
     <w:tmpl w:val="07DE1042"/>
@@ -12754,7 +13146,7 @@
       </w:pPr>
     </w:lvl>
   </w:abstractNum>
-  <w:abstractNum w:abstractNumId="59" w15:restartNumberingAfterBreak="0">
+  <w:abstractNum w:abstractNumId="60" w15:restartNumberingAfterBreak="0">
     <w:nsid w:val="551E289C"/>
     <w:multiLevelType w:val="multilevel"/>
     <w:tmpl w:val="64A455D8"/>
@@ -12903,7 +13295,7 @@
       </w:rPr>
     </w:lvl>
   </w:abstractNum>
-  <w:abstractNum w:abstractNumId="60" w15:restartNumberingAfterBreak="0">
+  <w:abstractNum w:abstractNumId="61" w15:restartNumberingAfterBreak="0">
     <w:nsid w:val="55916D5C"/>
     <w:multiLevelType w:val="multilevel"/>
     <w:tmpl w:val="6B46D116"/>
@@ -13052,7 +13444,7 @@
       </w:rPr>
     </w:lvl>
   </w:abstractNum>
-  <w:abstractNum w:abstractNumId="61" w15:restartNumberingAfterBreak="0">
+  <w:abstractNum w:abstractNumId="62" w15:restartNumberingAfterBreak="0">
     <w:nsid w:val="57BA53C3"/>
     <w:multiLevelType w:val="multilevel"/>
     <w:tmpl w:val="68060D48"/>
@@ -13169,7 +13561,7 @@
       </w:pPr>
     </w:lvl>
   </w:abstractNum>
-  <w:abstractNum w:abstractNumId="62" w15:restartNumberingAfterBreak="0">
+  <w:abstractNum w:abstractNumId="63" w15:restartNumberingAfterBreak="0">
     <w:nsid w:val="57EC49E9"/>
     <w:multiLevelType w:val="multilevel"/>
     <w:tmpl w:val="500C57AC"/>
@@ -13318,7 +13710,7 @@
       </w:rPr>
     </w:lvl>
   </w:abstractNum>
-  <w:abstractNum w:abstractNumId="63" w15:restartNumberingAfterBreak="0">
+  <w:abstractNum w:abstractNumId="64" w15:restartNumberingAfterBreak="0">
     <w:nsid w:val="58A45578"/>
     <w:multiLevelType w:val="multilevel"/>
     <w:tmpl w:val="5D7A8892"/>
@@ -13467,7 +13859,7 @@
       </w:rPr>
     </w:lvl>
   </w:abstractNum>
-  <w:abstractNum w:abstractNumId="64" w15:restartNumberingAfterBreak="0">
+  <w:abstractNum w:abstractNumId="65" w15:restartNumberingAfterBreak="0">
     <w:nsid w:val="599E40DA"/>
     <w:multiLevelType w:val="multilevel"/>
     <w:tmpl w:val="392CA2B4"/>
@@ -13580,7 +13972,7 @@
       </w:pPr>
     </w:lvl>
   </w:abstractNum>
-  <w:abstractNum w:abstractNumId="65" w15:restartNumberingAfterBreak="0">
+  <w:abstractNum w:abstractNumId="66" w15:restartNumberingAfterBreak="0">
     <w:nsid w:val="5C1F49C5"/>
     <w:multiLevelType w:val="multilevel"/>
     <w:tmpl w:val="A3624E82"/>
@@ -13729,7 +14121,7 @@
       </w:rPr>
     </w:lvl>
   </w:abstractNum>
-  <w:abstractNum w:abstractNumId="66" w15:restartNumberingAfterBreak="0">
+  <w:abstractNum w:abstractNumId="67" w15:restartNumberingAfterBreak="0">
     <w:nsid w:val="5D6246DC"/>
     <w:multiLevelType w:val="multilevel"/>
     <w:tmpl w:val="723258F6"/>
@@ -13878,7 +14270,7 @@
       </w:rPr>
     </w:lvl>
   </w:abstractNum>
-  <w:abstractNum w:abstractNumId="67" w15:restartNumberingAfterBreak="0">
+  <w:abstractNum w:abstractNumId="68" w15:restartNumberingAfterBreak="0">
     <w:nsid w:val="5FEE0A0A"/>
     <w:multiLevelType w:val="multilevel"/>
     <w:tmpl w:val="8C66B08E"/>
@@ -14027,7 +14419,7 @@
       </w:rPr>
     </w:lvl>
   </w:abstractNum>
-  <w:abstractNum w:abstractNumId="68" w15:restartNumberingAfterBreak="0">
+  <w:abstractNum w:abstractNumId="69" w15:restartNumberingAfterBreak="0">
     <w:nsid w:val="637B3C49"/>
     <w:multiLevelType w:val="multilevel"/>
     <w:tmpl w:val="ECB2F318"/>
@@ -14140,7 +14532,96 @@
       </w:pPr>
     </w:lvl>
   </w:abstractNum>
-  <w:abstractNum w:abstractNumId="69" w15:restartNumberingAfterBreak="0">
+  <w:abstractNum w:abstractNumId="70" w15:restartNumberingAfterBreak="0">
+    <w:nsid w:val="6A62705A"/>
+    <w:multiLevelType w:val="hybridMultilevel"/>
+    <w:tmpl w:val="5CB4C790"/>
+    <w:lvl w:ilvl="0" w:tplc="080A000F">
+      <w:start w:val="1"/>
+      <w:numFmt w:val="decimal"/>
+      <w:lvlText w:val="%1."/>
+      <w:lvlJc w:val="left"/>
+      <w:pPr>
+        <w:ind w:left="720" w:hanging="360"/>
+      </w:pPr>
+      <w:rPr>
+        <w:rFonts w:hint="default"/>
+      </w:rPr>
+    </w:lvl>
+    <w:lvl w:ilvl="1" w:tplc="080A0019" w:tentative="1">
+      <w:start w:val="1"/>
+      <w:numFmt w:val="lowerLetter"/>
+      <w:lvlText w:val="%2."/>
+      <w:lvlJc w:val="left"/>
+      <w:pPr>
+        <w:ind w:left="1440" w:hanging="360"/>
+      </w:pPr>
+    </w:lvl>
+    <w:lvl w:ilvl="2" w:tplc="080A001B" w:tentative="1">
+      <w:start w:val="1"/>
+      <w:numFmt w:val="lowerRoman"/>
+      <w:lvlText w:val="%3."/>
+      <w:lvlJc w:val="right"/>
+      <w:pPr>
+        <w:ind w:left="2160" w:hanging="180"/>
+      </w:pPr>
+    </w:lvl>
+    <w:lvl w:ilvl="3" w:tplc="080A000F" w:tentative="1">
+      <w:start w:val="1"/>
+      <w:numFmt w:val="decimal"/>
+      <w:lvlText w:val="%4."/>
+      <w:lvlJc w:val="left"/>
+      <w:pPr>
+        <w:ind w:left="2880" w:hanging="360"/>
+      </w:pPr>
+    </w:lvl>
+    <w:lvl w:ilvl="4" w:tplc="080A0019" w:tentative="1">
+      <w:start w:val="1"/>
+      <w:numFmt w:val="lowerLetter"/>
+      <w:lvlText w:val="%5."/>
+      <w:lvlJc w:val="left"/>
+      <w:pPr>
+        <w:ind w:left="3600" w:hanging="360"/>
+      </w:pPr>
+    </w:lvl>
+    <w:lvl w:ilvl="5" w:tplc="080A001B" w:tentative="1">
+      <w:start w:val="1"/>
+      <w:numFmt w:val="lowerRoman"/>
+      <w:lvlText w:val="%6."/>
+      <w:lvlJc w:val="right"/>
+      <w:pPr>
+        <w:ind w:left="4320" w:hanging="180"/>
+      </w:pPr>
+    </w:lvl>
+    <w:lvl w:ilvl="6" w:tplc="080A000F" w:tentative="1">
+      <w:start w:val="1"/>
+      <w:numFmt w:val="decimal"/>
+      <w:lvlText w:val="%7."/>
+      <w:lvlJc w:val="left"/>
+      <w:pPr>
+        <w:ind w:left="5040" w:hanging="360"/>
+      </w:pPr>
+    </w:lvl>
+    <w:lvl w:ilvl="7" w:tplc="080A0019" w:tentative="1">
+      <w:start w:val="1"/>
+      <w:numFmt w:val="lowerLetter"/>
+      <w:lvlText w:val="%8."/>
+      <w:lvlJc w:val="left"/>
+      <w:pPr>
+        <w:ind w:left="5760" w:hanging="360"/>
+      </w:pPr>
+    </w:lvl>
+    <w:lvl w:ilvl="8" w:tplc="080A001B" w:tentative="1">
+      <w:start w:val="1"/>
+      <w:numFmt w:val="lowerRoman"/>
+      <w:lvlText w:val="%9."/>
+      <w:lvlJc w:val="right"/>
+      <w:pPr>
+        <w:ind w:left="6480" w:hanging="180"/>
+      </w:pPr>
+    </w:lvl>
+  </w:abstractNum>
+  <w:abstractNum w:abstractNumId="71" w15:restartNumberingAfterBreak="0">
     <w:nsid w:val="6BC65D3E"/>
     <w:multiLevelType w:val="multilevel"/>
     <w:tmpl w:val="9A8C992E"/>
@@ -14253,7 +14734,7 @@
       </w:pPr>
     </w:lvl>
   </w:abstractNum>
-  <w:abstractNum w:abstractNumId="70" w15:restartNumberingAfterBreak="0">
+  <w:abstractNum w:abstractNumId="72" w15:restartNumberingAfterBreak="0">
     <w:nsid w:val="6CF842E2"/>
     <w:multiLevelType w:val="multilevel"/>
     <w:tmpl w:val="3EA80DA0"/>
@@ -14402,7 +14883,7 @@
       </w:rPr>
     </w:lvl>
   </w:abstractNum>
-  <w:abstractNum w:abstractNumId="71" w15:restartNumberingAfterBreak="0">
+  <w:abstractNum w:abstractNumId="73" w15:restartNumberingAfterBreak="0">
     <w:nsid w:val="6F557037"/>
     <w:multiLevelType w:val="multilevel"/>
     <w:tmpl w:val="98B61C2E"/>
@@ -14515,7 +14996,7 @@
       </w:pPr>
     </w:lvl>
   </w:abstractNum>
-  <w:abstractNum w:abstractNumId="72" w15:restartNumberingAfterBreak="0">
+  <w:abstractNum w:abstractNumId="74" w15:restartNumberingAfterBreak="0">
     <w:nsid w:val="70F23ACA"/>
     <w:multiLevelType w:val="multilevel"/>
     <w:tmpl w:val="2084D41A"/>
@@ -14664,7 +15145,7 @@
       </w:rPr>
     </w:lvl>
   </w:abstractNum>
-  <w:abstractNum w:abstractNumId="73" w15:restartNumberingAfterBreak="0">
+  <w:abstractNum w:abstractNumId="75" w15:restartNumberingAfterBreak="0">
     <w:nsid w:val="73DD2F9E"/>
     <w:multiLevelType w:val="multilevel"/>
     <w:tmpl w:val="1600661A"/>
@@ -14777,7 +15258,7 @@
       </w:pPr>
     </w:lvl>
   </w:abstractNum>
-  <w:abstractNum w:abstractNumId="74" w15:restartNumberingAfterBreak="0">
+  <w:abstractNum w:abstractNumId="76" w15:restartNumberingAfterBreak="0">
     <w:nsid w:val="75940B00"/>
     <w:multiLevelType w:val="multilevel"/>
     <w:tmpl w:val="78ACCEFE"/>
@@ -14890,7 +15371,7 @@
       </w:pPr>
     </w:lvl>
   </w:abstractNum>
-  <w:abstractNum w:abstractNumId="75" w15:restartNumberingAfterBreak="0">
+  <w:abstractNum w:abstractNumId="77" w15:restartNumberingAfterBreak="0">
     <w:nsid w:val="763519B9"/>
     <w:multiLevelType w:val="multilevel"/>
     <w:tmpl w:val="2C90080E"/>
@@ -15003,7 +15484,7 @@
       </w:pPr>
     </w:lvl>
   </w:abstractNum>
-  <w:abstractNum w:abstractNumId="76" w15:restartNumberingAfterBreak="0">
+  <w:abstractNum w:abstractNumId="78" w15:restartNumberingAfterBreak="0">
     <w:nsid w:val="77926912"/>
     <w:multiLevelType w:val="multilevel"/>
     <w:tmpl w:val="4E707256"/>
@@ -15152,7 +15633,7 @@
       </w:rPr>
     </w:lvl>
   </w:abstractNum>
-  <w:abstractNum w:abstractNumId="77" w15:restartNumberingAfterBreak="0">
+  <w:abstractNum w:abstractNumId="79" w15:restartNumberingAfterBreak="0">
     <w:nsid w:val="798E0105"/>
     <w:multiLevelType w:val="multilevel"/>
     <w:tmpl w:val="93664EFC"/>
@@ -15301,7 +15782,7 @@
       </w:rPr>
     </w:lvl>
   </w:abstractNum>
-  <w:abstractNum w:abstractNumId="78" w15:restartNumberingAfterBreak="0">
+  <w:abstractNum w:abstractNumId="80" w15:restartNumberingAfterBreak="0">
     <w:nsid w:val="7AF44585"/>
     <w:multiLevelType w:val="multilevel"/>
     <w:tmpl w:val="6A2A4172"/>
@@ -15414,7 +15895,7 @@
       </w:pPr>
     </w:lvl>
   </w:abstractNum>
-  <w:abstractNum w:abstractNumId="79" w15:restartNumberingAfterBreak="0">
+  <w:abstractNum w:abstractNumId="81" w15:restartNumberingAfterBreak="0">
     <w:nsid w:val="7C2C682A"/>
     <w:multiLevelType w:val="multilevel"/>
     <w:tmpl w:val="D9201E4A"/>
@@ -15563,7 +16044,7 @@
       </w:rPr>
     </w:lvl>
   </w:abstractNum>
-  <w:abstractNum w:abstractNumId="80" w15:restartNumberingAfterBreak="0">
+  <w:abstractNum w:abstractNumId="82" w15:restartNumberingAfterBreak="0">
     <w:nsid w:val="7DD473D2"/>
     <w:multiLevelType w:val="multilevel"/>
     <w:tmpl w:val="17B6E02A"/>
@@ -15712,7 +16193,7 @@
       </w:rPr>
     </w:lvl>
   </w:abstractNum>
-  <w:abstractNum w:abstractNumId="81" w15:restartNumberingAfterBreak="0">
+  <w:abstractNum w:abstractNumId="83" w15:restartNumberingAfterBreak="0">
     <w:nsid w:val="7ED167D0"/>
     <w:multiLevelType w:val="multilevel"/>
     <w:tmpl w:val="C3588136"/>
@@ -15862,250 +16343,256 @@
     </w:lvl>
   </w:abstractNum>
   <w:num w:numId="1" w16cid:durableId="402722882">
+    <w:abstractNumId w:val="27"/>
+  </w:num>
+  <w:num w:numId="2" w16cid:durableId="884408456">
+    <w:abstractNumId w:val="79"/>
+  </w:num>
+  <w:num w:numId="3" w16cid:durableId="381294579">
+    <w:abstractNumId w:val="12"/>
+  </w:num>
+  <w:num w:numId="4" w16cid:durableId="813379066">
+    <w:abstractNumId w:val="5"/>
+  </w:num>
+  <w:num w:numId="5" w16cid:durableId="1978144782">
+    <w:abstractNumId w:val="48"/>
+  </w:num>
+  <w:num w:numId="6" w16cid:durableId="956373811">
+    <w:abstractNumId w:val="3"/>
+  </w:num>
+  <w:num w:numId="7" w16cid:durableId="2033408753">
+    <w:abstractNumId w:val="41"/>
+  </w:num>
+  <w:num w:numId="8" w16cid:durableId="217975867">
+    <w:abstractNumId w:val="8"/>
+  </w:num>
+  <w:num w:numId="9" w16cid:durableId="1650862241">
+    <w:abstractNumId w:val="57"/>
+  </w:num>
+  <w:num w:numId="10" w16cid:durableId="1276669347">
+    <w:abstractNumId w:val="60"/>
+  </w:num>
+  <w:num w:numId="11" w16cid:durableId="1751586478">
+    <w:abstractNumId w:val="68"/>
+  </w:num>
+  <w:num w:numId="12" w16cid:durableId="353503458">
+    <w:abstractNumId w:val="50"/>
+  </w:num>
+  <w:num w:numId="13" w16cid:durableId="1267274857">
+    <w:abstractNumId w:val="4"/>
+  </w:num>
+  <w:num w:numId="14" w16cid:durableId="129710527">
+    <w:abstractNumId w:val="31"/>
+  </w:num>
+  <w:num w:numId="15" w16cid:durableId="2086801994">
+    <w:abstractNumId w:val="15"/>
+  </w:num>
+  <w:num w:numId="16" w16cid:durableId="858468070">
+    <w:abstractNumId w:val="74"/>
+  </w:num>
+  <w:num w:numId="17" w16cid:durableId="1689796424">
+    <w:abstractNumId w:val="62"/>
+  </w:num>
+  <w:num w:numId="18" w16cid:durableId="1787386056">
     <w:abstractNumId w:val="26"/>
   </w:num>
-  <w:num w:numId="2" w16cid:durableId="884408456">
+  <w:num w:numId="19" w16cid:durableId="1397631257">
+    <w:abstractNumId w:val="45"/>
+  </w:num>
+  <w:num w:numId="20" w16cid:durableId="466170033">
+    <w:abstractNumId w:val="55"/>
+  </w:num>
+  <w:num w:numId="21" w16cid:durableId="1520704131">
+    <w:abstractNumId w:val="40"/>
+  </w:num>
+  <w:num w:numId="22" w16cid:durableId="358942910">
+    <w:abstractNumId w:val="66"/>
+  </w:num>
+  <w:num w:numId="23" w16cid:durableId="52505983">
+    <w:abstractNumId w:val="9"/>
+  </w:num>
+  <w:num w:numId="24" w16cid:durableId="635765308">
+    <w:abstractNumId w:val="21"/>
+  </w:num>
+  <w:num w:numId="25" w16cid:durableId="2025786353">
+    <w:abstractNumId w:val="71"/>
+  </w:num>
+  <w:num w:numId="26" w16cid:durableId="952590520">
+    <w:abstractNumId w:val="81"/>
+  </w:num>
+  <w:num w:numId="27" w16cid:durableId="2120757507">
+    <w:abstractNumId w:val="49"/>
+  </w:num>
+  <w:num w:numId="28" w16cid:durableId="1356465198">
+    <w:abstractNumId w:val="76"/>
+  </w:num>
+  <w:num w:numId="29" w16cid:durableId="688456628">
+    <w:abstractNumId w:val="17"/>
+  </w:num>
+  <w:num w:numId="30" w16cid:durableId="1723361630">
+    <w:abstractNumId w:val="56"/>
+  </w:num>
+  <w:num w:numId="31" w16cid:durableId="665133532">
     <w:abstractNumId w:val="77"/>
   </w:num>
-  <w:num w:numId="3" w16cid:durableId="381294579">
-    <w:abstractNumId w:val="11"/>
+  <w:num w:numId="32" w16cid:durableId="2120291356">
+    <w:abstractNumId w:val="54"/>
   </w:num>
-  <w:num w:numId="4" w16cid:durableId="813379066">
-    <w:abstractNumId w:val="4"/>
+  <w:num w:numId="33" w16cid:durableId="11534430">
+    <w:abstractNumId w:val="39"/>
   </w:num>
-  <w:num w:numId="5" w16cid:durableId="1978144782">
-    <w:abstractNumId w:val="47"/>
+  <w:num w:numId="34" w16cid:durableId="1356275404">
+    <w:abstractNumId w:val="52"/>
   </w:num>
-  <w:num w:numId="6" w16cid:durableId="956373811">
-    <w:abstractNumId w:val="2"/>
+  <w:num w:numId="35" w16cid:durableId="982467113">
+    <w:abstractNumId w:val="23"/>
   </w:num>
-  <w:num w:numId="7" w16cid:durableId="2033408753">
-    <w:abstractNumId w:val="40"/>
+  <w:num w:numId="36" w16cid:durableId="1855918840">
+    <w:abstractNumId w:val="63"/>
   </w:num>
-  <w:num w:numId="8" w16cid:durableId="217975867">
-    <w:abstractNumId w:val="7"/>
+  <w:num w:numId="37" w16cid:durableId="1361862056">
+    <w:abstractNumId w:val="6"/>
   </w:num>
-  <w:num w:numId="9" w16cid:durableId="1650862241">
-    <w:abstractNumId w:val="56"/>
+  <w:num w:numId="38" w16cid:durableId="139419360">
+    <w:abstractNumId w:val="43"/>
   </w:num>
-  <w:num w:numId="10" w16cid:durableId="1276669347">
-    <w:abstractNumId w:val="59"/>
+  <w:num w:numId="39" w16cid:durableId="1234464125">
+    <w:abstractNumId w:val="73"/>
   </w:num>
-  <w:num w:numId="11" w16cid:durableId="1751586478">
-    <w:abstractNumId w:val="67"/>
+  <w:num w:numId="40" w16cid:durableId="591470051">
+    <w:abstractNumId w:val="18"/>
   </w:num>
-  <w:num w:numId="12" w16cid:durableId="353503458">
-    <w:abstractNumId w:val="49"/>
+  <w:num w:numId="41" w16cid:durableId="2027707832">
+    <w:abstractNumId w:val="53"/>
   </w:num>
-  <w:num w:numId="13" w16cid:durableId="1267274857">
-    <w:abstractNumId w:val="3"/>
+  <w:num w:numId="42" w16cid:durableId="1894460967">
+    <w:abstractNumId w:val="37"/>
   </w:num>
-  <w:num w:numId="14" w16cid:durableId="129710527">
+  <w:num w:numId="43" w16cid:durableId="926381968">
+    <w:abstractNumId w:val="35"/>
+  </w:num>
+  <w:num w:numId="44" w16cid:durableId="371463549">
     <w:abstractNumId w:val="30"/>
   </w:num>
-  <w:num w:numId="15" w16cid:durableId="2086801994">
-    <w:abstractNumId w:val="14"/>
-  </w:num>
-  <w:num w:numId="16" w16cid:durableId="858468070">
-    <w:abstractNumId w:val="72"/>
-  </w:num>
-  <w:num w:numId="17" w16cid:durableId="1689796424">
-    <w:abstractNumId w:val="61"/>
-  </w:num>
-  <w:num w:numId="18" w16cid:durableId="1787386056">
-    <w:abstractNumId w:val="25"/>
-  </w:num>
-  <w:num w:numId="19" w16cid:durableId="1397631257">
-    <w:abstractNumId w:val="44"/>
-  </w:num>
-  <w:num w:numId="20" w16cid:durableId="466170033">
-    <w:abstractNumId w:val="54"/>
-  </w:num>
-  <w:num w:numId="21" w16cid:durableId="1520704131">
-    <w:abstractNumId w:val="39"/>
-  </w:num>
-  <w:num w:numId="22" w16cid:durableId="358942910">
-    <w:abstractNumId w:val="65"/>
-  </w:num>
-  <w:num w:numId="23" w16cid:durableId="52505983">
-    <w:abstractNumId w:val="8"/>
-  </w:num>
-  <w:num w:numId="24" w16cid:durableId="635765308">
-    <w:abstractNumId w:val="20"/>
-  </w:num>
-  <w:num w:numId="25" w16cid:durableId="2025786353">
-    <w:abstractNumId w:val="69"/>
-  </w:num>
-  <w:num w:numId="26" w16cid:durableId="952590520">
-    <w:abstractNumId w:val="79"/>
-  </w:num>
-  <w:num w:numId="27" w16cid:durableId="2120757507">
-    <w:abstractNumId w:val="48"/>
-  </w:num>
-  <w:num w:numId="28" w16cid:durableId="1356465198">
-    <w:abstractNumId w:val="74"/>
-  </w:num>
-  <w:num w:numId="29" w16cid:durableId="688456628">
-    <w:abstractNumId w:val="16"/>
-  </w:num>
-  <w:num w:numId="30" w16cid:durableId="1723361630">
-    <w:abstractNumId w:val="55"/>
-  </w:num>
-  <w:num w:numId="31" w16cid:durableId="665133532">
-    <w:abstractNumId w:val="75"/>
-  </w:num>
-  <w:num w:numId="32" w16cid:durableId="2120291356">
-    <w:abstractNumId w:val="53"/>
-  </w:num>
-  <w:num w:numId="33" w16cid:durableId="11534430">
-    <w:abstractNumId w:val="38"/>
-  </w:num>
-  <w:num w:numId="34" w16cid:durableId="1356275404">
-    <w:abstractNumId w:val="51"/>
-  </w:num>
-  <w:num w:numId="35" w16cid:durableId="982467113">
-    <w:abstractNumId w:val="22"/>
-  </w:num>
-  <w:num w:numId="36" w16cid:durableId="1855918840">
-    <w:abstractNumId w:val="62"/>
-  </w:num>
-  <w:num w:numId="37" w16cid:durableId="1361862056">
-    <w:abstractNumId w:val="5"/>
-  </w:num>
-  <w:num w:numId="38" w16cid:durableId="139419360">
-    <w:abstractNumId w:val="42"/>
-  </w:num>
-  <w:num w:numId="39" w16cid:durableId="1234464125">
-    <w:abstractNumId w:val="71"/>
-  </w:num>
-  <w:num w:numId="40" w16cid:durableId="591470051">
-    <w:abstractNumId w:val="17"/>
-  </w:num>
-  <w:num w:numId="41" w16cid:durableId="2027707832">
-    <w:abstractNumId w:val="52"/>
-  </w:num>
-  <w:num w:numId="42" w16cid:durableId="1894460967">
-    <w:abstractNumId w:val="36"/>
-  </w:num>
-  <w:num w:numId="43" w16cid:durableId="926381968">
-    <w:abstractNumId w:val="34"/>
-  </w:num>
-  <w:num w:numId="44" w16cid:durableId="371463549">
-    <w:abstractNumId w:val="29"/>
-  </w:num>
   <w:num w:numId="45" w16cid:durableId="710694202">
-    <w:abstractNumId w:val="9"/>
+    <w:abstractNumId w:val="10"/>
   </w:num>
   <w:num w:numId="46" w16cid:durableId="761340166">
-    <w:abstractNumId w:val="64"/>
+    <w:abstractNumId w:val="65"/>
   </w:num>
   <w:num w:numId="47" w16cid:durableId="795484106">
     <w:abstractNumId w:val="0"/>
   </w:num>
   <w:num w:numId="48" w16cid:durableId="1050037722">
-    <w:abstractNumId w:val="45"/>
+    <w:abstractNumId w:val="46"/>
   </w:num>
   <w:num w:numId="49" w16cid:durableId="1317417921">
-    <w:abstractNumId w:val="50"/>
+    <w:abstractNumId w:val="51"/>
   </w:num>
   <w:num w:numId="50" w16cid:durableId="164319698">
-    <w:abstractNumId w:val="41"/>
+    <w:abstractNumId w:val="42"/>
   </w:num>
   <w:num w:numId="51" w16cid:durableId="1025863389">
-    <w:abstractNumId w:val="31"/>
+    <w:abstractNumId w:val="32"/>
   </w:num>
   <w:num w:numId="52" w16cid:durableId="1556501824">
-    <w:abstractNumId w:val="60"/>
+    <w:abstractNumId w:val="61"/>
   </w:num>
   <w:num w:numId="53" w16cid:durableId="1569537989">
-    <w:abstractNumId w:val="35"/>
+    <w:abstractNumId w:val="36"/>
   </w:num>
   <w:num w:numId="54" w16cid:durableId="1100218685">
-    <w:abstractNumId w:val="37"/>
+    <w:abstractNumId w:val="38"/>
   </w:num>
   <w:num w:numId="55" w16cid:durableId="2032681076">
+    <w:abstractNumId w:val="34"/>
+  </w:num>
+  <w:num w:numId="56" w16cid:durableId="1683825216">
+    <w:abstractNumId w:val="64"/>
+  </w:num>
+  <w:num w:numId="57" w16cid:durableId="1343897621">
+    <w:abstractNumId w:val="19"/>
+  </w:num>
+  <w:num w:numId="58" w16cid:durableId="982853996">
+    <w:abstractNumId w:val="28"/>
+  </w:num>
+  <w:num w:numId="59" w16cid:durableId="460924949">
+    <w:abstractNumId w:val="67"/>
+  </w:num>
+  <w:num w:numId="60" w16cid:durableId="211187615">
+    <w:abstractNumId w:val="80"/>
+  </w:num>
+  <w:num w:numId="61" w16cid:durableId="1574125420">
+    <w:abstractNumId w:val="58"/>
+  </w:num>
+  <w:num w:numId="62" w16cid:durableId="933830618">
+    <w:abstractNumId w:val="47"/>
+  </w:num>
+  <w:num w:numId="63" w16cid:durableId="1729570880">
     <w:abstractNumId w:val="33"/>
   </w:num>
-  <w:num w:numId="56" w16cid:durableId="1683825216">
-    <w:abstractNumId w:val="63"/>
+  <w:num w:numId="64" w16cid:durableId="2110805653">
+    <w:abstractNumId w:val="22"/>
   </w:num>
-  <w:num w:numId="57" w16cid:durableId="1343897621">
-    <w:abstractNumId w:val="18"/>
+  <w:num w:numId="65" w16cid:durableId="459497819">
+    <w:abstractNumId w:val="72"/>
   </w:num>
-  <w:num w:numId="58" w16cid:durableId="982853996">
-    <w:abstractNumId w:val="27"/>
+  <w:num w:numId="66" w16cid:durableId="1519346395">
+    <w:abstractNumId w:val="24"/>
   </w:num>
-  <w:num w:numId="59" w16cid:durableId="460924949">
-    <w:abstractNumId w:val="66"/>
+  <w:num w:numId="67" w16cid:durableId="966163561">
+    <w:abstractNumId w:val="25"/>
   </w:num>
-  <w:num w:numId="60" w16cid:durableId="211187615">
+  <w:num w:numId="68" w16cid:durableId="1813017247">
+    <w:abstractNumId w:val="7"/>
+  </w:num>
+  <w:num w:numId="69" w16cid:durableId="1952127080">
+    <w:abstractNumId w:val="14"/>
+  </w:num>
+  <w:num w:numId="70" w16cid:durableId="1505587209">
+    <w:abstractNumId w:val="11"/>
+  </w:num>
+  <w:num w:numId="71" w16cid:durableId="111292619">
+    <w:abstractNumId w:val="59"/>
+  </w:num>
+  <w:num w:numId="72" w16cid:durableId="1591499247">
+    <w:abstractNumId w:val="29"/>
+  </w:num>
+  <w:num w:numId="73" w16cid:durableId="943658318">
+    <w:abstractNumId w:val="83"/>
+  </w:num>
+  <w:num w:numId="74" w16cid:durableId="1075055744">
+    <w:abstractNumId w:val="13"/>
+  </w:num>
+  <w:num w:numId="75" w16cid:durableId="1575122979">
+    <w:abstractNumId w:val="44"/>
+  </w:num>
+  <w:num w:numId="76" w16cid:durableId="1505245353">
+    <w:abstractNumId w:val="20"/>
+  </w:num>
+  <w:num w:numId="77" w16cid:durableId="1978997951">
     <w:abstractNumId w:val="78"/>
   </w:num>
-  <w:num w:numId="61" w16cid:durableId="1574125420">
-    <w:abstractNumId w:val="57"/>
-  </w:num>
-  <w:num w:numId="62" w16cid:durableId="933830618">
-    <w:abstractNumId w:val="46"/>
-  </w:num>
-  <w:num w:numId="63" w16cid:durableId="1729570880">
-    <w:abstractNumId w:val="32"/>
-  </w:num>
-  <w:num w:numId="64" w16cid:durableId="2110805653">
-    <w:abstractNumId w:val="21"/>
-  </w:num>
-  <w:num w:numId="65" w16cid:durableId="459497819">
-    <w:abstractNumId w:val="70"/>
-  </w:num>
-  <w:num w:numId="66" w16cid:durableId="1519346395">
-    <w:abstractNumId w:val="23"/>
-  </w:num>
-  <w:num w:numId="67" w16cid:durableId="966163561">
-    <w:abstractNumId w:val="24"/>
-  </w:num>
-  <w:num w:numId="68" w16cid:durableId="1813017247">
-    <w:abstractNumId w:val="6"/>
-  </w:num>
-  <w:num w:numId="69" w16cid:durableId="1952127080">
-    <w:abstractNumId w:val="13"/>
-  </w:num>
-  <w:num w:numId="70" w16cid:durableId="1505587209">
-    <w:abstractNumId w:val="10"/>
-  </w:num>
-  <w:num w:numId="71" w16cid:durableId="111292619">
-    <w:abstractNumId w:val="58"/>
-  </w:num>
-  <w:num w:numId="72" w16cid:durableId="1591499247">
-    <w:abstractNumId w:val="28"/>
-  </w:num>
-  <w:num w:numId="73" w16cid:durableId="943658318">
-    <w:abstractNumId w:val="81"/>
-  </w:num>
-  <w:num w:numId="74" w16cid:durableId="1075055744">
-    <w:abstractNumId w:val="12"/>
-  </w:num>
-  <w:num w:numId="75" w16cid:durableId="1575122979">
-    <w:abstractNumId w:val="43"/>
-  </w:num>
-  <w:num w:numId="76" w16cid:durableId="1505245353">
-    <w:abstractNumId w:val="19"/>
-  </w:num>
-  <w:num w:numId="77" w16cid:durableId="1978997951">
-    <w:abstractNumId w:val="76"/>
-  </w:num>
   <w:num w:numId="78" w16cid:durableId="636223656">
-    <w:abstractNumId w:val="73"/>
+    <w:abstractNumId w:val="75"/>
   </w:num>
   <w:num w:numId="79" w16cid:durableId="970552777">
-    <w:abstractNumId w:val="68"/>
+    <w:abstractNumId w:val="69"/>
   </w:num>
   <w:num w:numId="80" w16cid:durableId="311755689">
+    <w:abstractNumId w:val="2"/>
+  </w:num>
+  <w:num w:numId="81" w16cid:durableId="507599847">
+    <w:abstractNumId w:val="16"/>
+  </w:num>
+  <w:num w:numId="82" w16cid:durableId="351299621">
+    <w:abstractNumId w:val="82"/>
+  </w:num>
+  <w:num w:numId="83" w16cid:durableId="2044088378">
     <w:abstractNumId w:val="1"/>
   </w:num>
-  <w:num w:numId="81" w16cid:durableId="507599847">
-    <w:abstractNumId w:val="15"/>
-  </w:num>
-  <w:num w:numId="82" w16cid:durableId="351299621">
-    <w:abstractNumId w:val="80"/>
+  <w:num w:numId="84" w16cid:durableId="676225384">
+    <w:abstractNumId w:val="70"/>
   </w:num>
 </w:numbering>
 </file>
@@ -16534,7 +17021,6 @@
     <w:next w:val="Normal"/>
     <w:link w:val="Ttulo2Car"/>
     <w:uiPriority w:val="9"/>
-    <w:semiHidden/>
     <w:unhideWhenUsed/>
     <w:qFormat/>
     <w:rsid w:val="00343646"/>
@@ -16707,6 +17193,7 @@
   <w:style w:type="character" w:default="1" w:styleId="Fuentedeprrafopredeter">
     <w:name w:val="Default Paragraph Font"/>
     <w:uiPriority w:val="1"/>
+    <w:semiHidden/>
     <w:unhideWhenUsed/>
   </w:style>
   <w:style w:type="table" w:default="1" w:styleId="Tablanormal">
@@ -16748,7 +17235,6 @@
     <w:basedOn w:val="Fuentedeprrafopredeter"/>
     <w:link w:val="Ttulo2"/>
     <w:uiPriority w:val="9"/>
-    <w:semiHidden/>
     <w:rsid w:val="00343646"/>
     <w:rPr>
       <w:rFonts w:asciiTheme="majorHAnsi" w:eastAsiaTheme="majorEastAsia" w:hAnsiTheme="majorHAnsi" w:cstheme="majorBidi"/>
@@ -17176,6 +17662,64 @@
       <w:shd w:val="clear" w:color="auto" w:fill="E1DFDD"/>
     </w:rPr>
   </w:style>
+  <w:style w:type="paragraph" w:customStyle="1" w:styleId="Compact">
+    <w:name w:val="Compact"/>
+    <w:basedOn w:val="Textoindependiente"/>
+    <w:qFormat/>
+    <w:rsid w:val="00DF56FD"/>
+    <w:pPr>
+      <w:spacing w:before="36" w:after="36"/>
+    </w:pPr>
+    <w:rPr>
+      <w:kern w:val="0"/>
+      <w:lang w:val="en-US"/>
+      <w14:ligatures w14:val="none"/>
+    </w:rPr>
+  </w:style>
+  <w:style w:type="character" w:customStyle="1" w:styleId="VerbatimChar">
+    <w:name w:val="Verbatim Char"/>
+    <w:basedOn w:val="Fuentedeprrafopredeter"/>
+    <w:link w:val="SourceCode"/>
+    <w:rsid w:val="00DF56FD"/>
+    <w:rPr>
+      <w:rFonts w:ascii="Consolas" w:hAnsi="Consolas"/>
+      <w:sz w:val="22"/>
+    </w:rPr>
+  </w:style>
+  <w:style w:type="paragraph" w:customStyle="1" w:styleId="SourceCode">
+    <w:name w:val="Source Code"/>
+    <w:basedOn w:val="Normal"/>
+    <w:link w:val="VerbatimChar"/>
+    <w:rsid w:val="00DF56FD"/>
+    <w:pPr>
+      <w:wordWrap w:val="0"/>
+      <w:spacing w:after="200"/>
+    </w:pPr>
+    <w:rPr>
+      <w:rFonts w:ascii="Consolas" w:hAnsi="Consolas"/>
+      <w:sz w:val="22"/>
+    </w:rPr>
+  </w:style>
+  <w:style w:type="paragraph" w:styleId="Textoindependiente">
+    <w:name w:val="Body Text"/>
+    <w:basedOn w:val="Normal"/>
+    <w:link w:val="TextoindependienteCar"/>
+    <w:uiPriority w:val="99"/>
+    <w:semiHidden/>
+    <w:unhideWhenUsed/>
+    <w:rsid w:val="00DF56FD"/>
+    <w:pPr>
+      <w:spacing w:after="120"/>
+    </w:pPr>
+  </w:style>
+  <w:style w:type="character" w:customStyle="1" w:styleId="TextoindependienteCar">
+    <w:name w:val="Texto independiente Car"/>
+    <w:basedOn w:val="Fuentedeprrafopredeter"/>
+    <w:link w:val="Textoindependiente"/>
+    <w:uiPriority w:val="99"/>
+    <w:semiHidden/>
+    <w:rsid w:val="00DF56FD"/>
+  </w:style>
 </w:styles>
 </file>
 
